--- a/Bachelorarbeit/Abschlussarbeit.docx
+++ b/Bachelorarbeit/Abschlussarbeit.docx
@@ -5216,7 +5216,7 @@
             <w:fldChar w:fldCharType="begin"/>
           </w:r>
           <w:r>
-            <w:instrText>ADDIN CitaviPlaceholder{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}</w:instrText>
+            <w:instrText>ADDIN CitaviPlaceholder{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}</w:instrText>
           </w:r>
           <w:r>
             <w:fldChar w:fldCharType="separate"/>
@@ -5236,7 +5236,7 @@
         <w:t xml:space="preserve"> </w:t>
       </w:r>
       <w:r>
-        <w:t>Die Verwendung des Ausdruckes Zero Trust lässt sich bis in das Jahr 1994 zurückverfolgen. Erstmals publiziert von Stephan Paul Marsh in seiner Doktorarbeit</w:t>
+        <w:t>Die Verwendung des Ausdrucks Zero Trust lässt sich bis in das Jahr 1994 zurückverfolgen. Erstmals publiziert von Stephan Paul Marsh in seiner Doktorarbeit</w:t>
       </w:r>
       <w:r>
         <w:t xml:space="preserve"> </w:t>
@@ -5280,7 +5280,19 @@
         </w:sdtContent>
       </w:sdt>
       <w:r>
-        <w:t xml:space="preserve">.In seiner Doktorarbeit </w:t>
+        <w:t>.</w:t>
+      </w:r>
+      <w:r>
+        <w:t xml:space="preserve"> </w:t>
+      </w:r>
+      <w:r>
+        <w:t xml:space="preserve">In </w:t>
+      </w:r>
+      <w:r>
+        <w:t>dieser</w:t>
+      </w:r>
+      <w:r>
+        <w:t xml:space="preserve"> Doktorarbeit </w:t>
       </w:r>
       <w:r>
         <w:t>wurde</w:t>
@@ -5328,7 +5340,7 @@
         <w:t xml:space="preserve">beschäftigte sich </w:t>
       </w:r>
       <w:r>
-        <w:t>das Jericho Forum mit dem Problem, dass durch die zunehmende Komplexität der IT-Infrastrukturen, die Netzwerkgrenzen verschwimmen und klassische Sicherheitsmodelle nicht mehr ausreichen</w:t>
+        <w:t>das Jericho Forum mit dem Problem, dass durch die zunehmende Komplexität der IT-Infrastrukturen die Netzwerkgrenzen verschwimmen und klassische Sicherheitsmodelle nicht mehr ausreichen</w:t>
       </w:r>
       <w:r>
         <w:t>, um Sicherheit in Netzwerken zu schaffen</w:t>
@@ -5351,7 +5363,7 @@
             <w:fldChar w:fldCharType="begin"/>
           </w:r>
           <w:r>
-            <w:instrText>ADDIN CitaviPlaceholder{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}</w:instrText>
+            <w:instrText>ADDIN CitaviPlaceholder{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}</w:instrText>
           </w:r>
           <w:r>
             <w:fldChar w:fldCharType="separate"/>
@@ -5417,10 +5429,7 @@
         <w:t xml:space="preserve"> Perimeter</w:t>
       </w:r>
       <w:r>
-        <w:t>-</w:t>
-      </w:r>
-      <w:r>
-        <w:t>S</w:t>
+        <w:t>s</w:t>
       </w:r>
       <w:r>
         <w:t xml:space="preserve">icherheit </w:t>
@@ -5440,7 +5449,7 @@
             <w:fldChar w:fldCharType="begin"/>
           </w:r>
           <w:r>
-            <w:instrText>ADDIN CitaviPlaceholder{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}</w:instrText>
+            <w:instrText>ADDIN CitaviPlaceholder{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}</w:instrText>
           </w:r>
           <w:r>
             <w:fldChar w:fldCharType="separate"/>
@@ -5454,7 +5463,23 @@
         </w:sdtContent>
       </w:sdt>
       <w:r>
-        <w:t xml:space="preserve">. Daraus entstand der Begriff de-perimeterization </w:t>
+        <w:t xml:space="preserve">. Daraus entstand der Begriff </w:t>
+      </w:r>
+      <w:r>
+        <w:rPr>
+          <w:i/>
+          <w:iCs/>
+        </w:rPr>
+        <w:t>de-perimeterization</w:t>
+      </w:r>
+      <w:r>
+        <w:t>,</w:t>
+      </w:r>
+      <w:r>
+        <w:t xml:space="preserve"> der das Verschwinden dieser Grenzen verdeutlichen sollte</w:t>
+      </w:r>
+      <w:r>
+        <w:t xml:space="preserve"> </w:t>
       </w:r>
       <w:sdt>
         <w:sdtPr>
@@ -5496,7 +5521,13 @@
         <w:t>n dem Jahr</w:t>
       </w:r>
       <w:r>
-        <w:t xml:space="preserve"> 2010 wurde der Begriff Zero Trust mit den Ideen des Jericho Forums in Verbindung gebracht.</w:t>
+        <w:t xml:space="preserve"> 2010 wurde der Begriff Zero Trust mit den Ideen des Jericho</w:t>
+      </w:r>
+      <w:r>
+        <w:t>-</w:t>
+      </w:r>
+      <w:r>
+        <w:t>Forums in Verbindung gebracht.</w:t>
       </w:r>
       <w:r>
         <w:t xml:space="preserve"> </w:t>
@@ -5610,22 +5641,43 @@
         <w:t xml:space="preserve"> </w:t>
       </w:r>
       <w:r>
-        <w:t>ein Zero Trust Modell. Dieses Modell sagt aus, d</w:t>
-      </w:r>
-      <w:r>
-        <w:t xml:space="preserve">ass ohne vorangegangener Vertrauensprüfung, </w:t>
-      </w:r>
-      <w:r>
-        <w:t>kein Zugriff über das Netzwerk auf Unternehmensressourcen gestattet wird.</w:t>
-      </w:r>
-      <w:r>
-        <w:t xml:space="preserve"> Dabei spielt es keine Rolle, ob der Zugriff innerhalb oder außerhalb des </w:t>
-      </w:r>
-      <w:r>
-        <w:t>unternehmen Netzwerkes</w:t>
-      </w:r>
-      <w:r>
-        <w:t xml:space="preserve"> erfolgt </w:t>
+        <w:t>ein Zero</w:t>
+      </w:r>
+      <w:r>
+        <w:t>-</w:t>
+      </w:r>
+      <w:r>
+        <w:t>Trust</w:t>
+      </w:r>
+      <w:r>
+        <w:t>-</w:t>
+      </w:r>
+      <w:r>
+        <w:t>Modell. Dieses Modell sagt aus, d</w:t>
+      </w:r>
+      <w:r>
+        <w:t xml:space="preserve">ass ohne vorangegangene Vertrauensprüfung </w:t>
+      </w:r>
+      <w:r>
+        <w:t>kein Zugriff auf Unternehmensressourcen gestattet wird.</w:t>
+      </w:r>
+      <w:r>
+        <w:t xml:space="preserve"> Dabei spielt es keine Rolle, ob der Zugriff </w:t>
+      </w:r>
+      <w:r>
+        <w:t xml:space="preserve">von </w:t>
+      </w:r>
+      <w:r>
+        <w:t xml:space="preserve">innerhalb oder außerhalb des </w:t>
+      </w:r>
+      <w:r>
+        <w:t>Unternehmensnetzwerks</w:t>
+      </w:r>
+      <w:r>
+        <w:t xml:space="preserve"> </w:t>
+      </w:r>
+      <w:r>
+        <w:t xml:space="preserve">erfolgt </w:t>
       </w:r>
       <w:sdt>
         <w:sdtPr>
@@ -5662,7 +5714,16 @@
         <w:t xml:space="preserve"> </w:t>
       </w:r>
       <w:r>
-        <w:t xml:space="preserve">Dabei legt das Whitepaper fest, dass Zero Trust drei Kernprinzipien mit sich bringt </w:t>
+        <w:t xml:space="preserve">Das </w:t>
+      </w:r>
+      <w:r>
+        <w:t xml:space="preserve">Whitepaper </w:t>
+      </w:r>
+      <w:r>
+        <w:t xml:space="preserve">legt </w:t>
+      </w:r>
+      <w:r>
+        <w:t xml:space="preserve">fest, dass Zero Trust drei Kernprinzipien mit sich bringt </w:t>
       </w:r>
       <w:sdt>
         <w:sdtPr>
@@ -5696,11 +5757,7 @@
         <w:t xml:space="preserve">. </w:t>
       </w:r>
       <w:r>
-        <w:t xml:space="preserve">Der erste Punkt betrifft die Angemessenheit der Ressourcenabfragen. </w:t>
-      </w:r>
-      <w:r>
-        <w:lastRenderedPageBreak/>
-        <w:t xml:space="preserve">Es wird verdeutlicht, dass Ressourcen ausschließlich unter der Voraussetzung einer sicheren Verbindung verfügbar sein sollen. Diese Aussage wird durch die Tatsache bekräftigt, </w:t>
+        <w:t xml:space="preserve">Der erste Punkt betrifft die Angemessenheit der Ressourcenabfragen. Es wird verdeutlicht, dass Ressourcen ausschließlich unter der Voraussetzung einer sicheren Verbindung verfügbar sein sollen. Diese Aussage wird durch die Tatsache bekräftigt, </w:t>
       </w:r>
       <w:r>
         <w:t xml:space="preserve">dass </w:t>
@@ -5761,6 +5818,9 @@
         <w:t xml:space="preserve"> und </w:t>
       </w:r>
       <w:r>
+        <w:t xml:space="preserve">der </w:t>
+      </w:r>
+      <w:r>
         <w:t>Nutzung von Zugriffskontrollen</w:t>
       </w:r>
       <w:r>
@@ -5819,18 +5879,118 @@
         <w:t>genannt</w:t>
       </w:r>
       <w:r>
-        <w:t>. In diesem Zusammenhang wird nicht ausschließlich Bezug auf Ereignissprotokolle genommen, d</w:t>
+        <w:t xml:space="preserve">. In diesem Zusammenhang wird nicht ausschließlich Bezug auf </w:t>
+      </w:r>
+      <w:r>
+        <w:t>Ereignisprotokolle</w:t>
+      </w:r>
+      <w:r>
+        <w:t xml:space="preserve"> genommen, d</w:t>
       </w:r>
       <w:r>
         <w:t>ie</w:t>
       </w:r>
       <w:r>
-        <w:t xml:space="preserve"> Datenverkehr mit dem externen Netzwerk wiedergeben, sondern auch auf jene, die den internen Datenverkehr wiedergeben [10].</w:t>
-      </w:r>
-    </w:p>
-    <w:p>
-      <w:r>
-        <w:t xml:space="preserve">Auch Google startete 2010 mit der Entwicklung einer Zero Trust Architektur für ihre eigene Netzwerkinfrastruktur </w:t>
+        <w:t xml:space="preserve"> Datenverkehr mit dem externen Netzwerk wiedergeben, sondern auch auf jene, die den </w:t>
+      </w:r>
+      <w:r>
+        <w:t>internen</w:t>
+      </w:r>
+      <w:r>
+        <w:t xml:space="preserve"> Datenverkehr wiedergeben [10].</w:t>
+      </w:r>
+      <w:r>
+        <w:t xml:space="preserve"> </w:t>
+      </w:r>
+      <w:r>
+        <w:t>Das Konzept wurde über die Jahre vo</w:t>
+      </w:r>
+      <w:r>
+        <w:t>m</w:t>
+      </w:r>
+      <w:r>
+        <w:t xml:space="preserve"> Fo</w:t>
+      </w:r>
+      <w:r>
+        <w:t>r</w:t>
+      </w:r>
+      <w:r>
+        <w:t>rester</w:t>
+      </w:r>
+      <w:r>
+        <w:t xml:space="preserve"> Forum weiterentwickelt. Im Jahr </w:t>
+      </w:r>
+      <w:r>
+        <w:t xml:space="preserve">2019 wurde dann das Framework </w:t>
+      </w:r>
+      <w:r>
+        <w:rPr>
+          <w:i/>
+          <w:iCs/>
+        </w:rPr>
+        <w:t>Zero Trust eXtended</w:t>
+      </w:r>
+      <w:r>
+        <w:t xml:space="preserve"> veröffentlicht.</w:t>
+      </w:r>
+      <w:r>
+        <w:t xml:space="preserve"> Das Framework </w:t>
+      </w:r>
+      <w:r>
+        <w:t xml:space="preserve">gibt Daten, Geschäftsprozesse und Identitäten als grundlegende Komponenten </w:t>
+      </w:r>
+      <w:r>
+        <w:t>an</w:t>
+      </w:r>
+      <w:r>
+        <w:t xml:space="preserve"> </w:t>
+      </w:r>
+      <w:sdt>
+        <w:sdtPr>
+          <w:alias w:val="To edit, see citavi.com/edit"/>
+          <w:tag w:val="CitaviPlaceholder#8f8caa83-d420-4805-a2d6-ebddadd47fd9"/>
+          <w:id w:val="2107760554"/>
+          <w:placeholder>
+            <w:docPart w:val="DefaultPlaceholder_-1854013440"/>
+          </w:placeholder>
+        </w:sdtPr>
+        <w:sdtContent>
+          <w:r>
+            <w:fldChar w:fldCharType="begin"/>
+          </w:r>
+          <w:r>
+            <w:instrText>ADDIN CitaviPlaceholder{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}</w:instrText>
+          </w:r>
+          <w:r>
+            <w:fldChar w:fldCharType="separate"/>
+          </w:r>
+          <w:r>
+            <w:t>[3, 9]</w:t>
+          </w:r>
+          <w:r>
+            <w:fldChar w:fldCharType="end"/>
+          </w:r>
+        </w:sdtContent>
+      </w:sdt>
+      <w:r>
+        <w:t>.</w:t>
+      </w:r>
+    </w:p>
+    <w:p>
+      <w:r>
+        <w:t>Auch Google startete 2010 mit der Entwicklung einer Zero</w:t>
+      </w:r>
+      <w:r>
+        <w:t>-</w:t>
+      </w:r>
+      <w:r>
+        <w:t>Trust</w:t>
+      </w:r>
+      <w:r>
+        <w:t>-</w:t>
+      </w:r>
+      <w:r>
+        <w:t xml:space="preserve">Architektur für ihre eigene Netzwerkinfrastruktur </w:t>
       </w:r>
       <w:sdt>
         <w:sdtPr>
@@ -6004,6 +6164,140 @@
     </w:p>
     <w:p>
       <w:r>
+        <w:t xml:space="preserve">Im Jahr 2014 stellt die Cloud Security Alliance (CSA) ihre </w:t>
+      </w:r>
+      <w:r>
+        <w:t xml:space="preserve">Software Defined Perimeter </w:t>
+      </w:r>
+      <w:r>
+        <w:t>(SDP) Architektur vor</w:t>
+      </w:r>
+      <w:r>
+        <w:t xml:space="preserve"> </w:t>
+      </w:r>
+      <w:sdt>
+        <w:sdtPr>
+          <w:alias w:val="To edit, see citavi.com/edit"/>
+          <w:tag w:val="CitaviPlaceholder#72dab768-41d8-4722-b67a-5e30b0aad708"/>
+          <w:id w:val="-2113038444"/>
+          <w:placeholder>
+            <w:docPart w:val="DefaultPlaceholder_-1854013440"/>
+          </w:placeholder>
+        </w:sdtPr>
+        <w:sdtContent>
+          <w:r>
+            <w:fldChar w:fldCharType="begin"/>
+          </w:r>
+          <w:r>
+            <w:instrText>ADDIN CitaviPlaceholder{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}</w:instrText>
+          </w:r>
+          <w:r>
+            <w:fldChar w:fldCharType="separate"/>
+          </w:r>
+          <w:r>
+            <w:t>[11]</w:t>
+          </w:r>
+          <w:r>
+            <w:fldChar w:fldCharType="end"/>
+          </w:r>
+        </w:sdtContent>
+      </w:sdt>
+      <w:r>
+        <w:t>.</w:t>
+      </w:r>
+      <w:r>
+        <w:t xml:space="preserve"> Dabei handelt es sich </w:t>
+      </w:r>
+      <w:r>
+        <w:t>um ein spezielles Sicherheitssystem</w:t>
+      </w:r>
+      <w:r>
+        <w:t xml:space="preserve">, dass Zero-Trust-Prinzipien </w:t>
+      </w:r>
+      <w:r>
+        <w:t xml:space="preserve">auf Netzwerkebene </w:t>
+      </w:r>
+      <w:r>
+        <w:t>unterstützt</w:t>
+      </w:r>
+      <w:r>
+        <w:t xml:space="preserve"> </w:t>
+      </w:r>
+      <w:sdt>
+        <w:sdtPr>
+          <w:alias w:val="To edit, see citavi.com/edit"/>
+          <w:tag w:val="CitaviPlaceholder#5e2d8ae4-4aba-4b83-b8ba-ada095cb12d4"/>
+          <w:id w:val="1588038333"/>
+          <w:placeholder>
+            <w:docPart w:val="DefaultPlaceholder_-1854013440"/>
+          </w:placeholder>
+        </w:sdtPr>
+        <w:sdtContent>
+          <w:r>
+            <w:fldChar w:fldCharType="begin"/>
+          </w:r>
+          <w:r>
+            <w:instrText>ADDIN CitaviPlaceholder{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}</w:instrText>
+          </w:r>
+          <w:r>
+            <w:fldChar w:fldCharType="separate"/>
+          </w:r>
+          <w:r>
+            <w:t>[11]</w:t>
+          </w:r>
+          <w:r>
+            <w:fldChar w:fldCharType="end"/>
+          </w:r>
+        </w:sdtContent>
+      </w:sdt>
+      <w:r>
+        <w:t xml:space="preserve"> Die Idee hinter SDP ist, Ressourcen vor Nutzern zu verstecken</w:t>
+      </w:r>
+      <w:r>
+        <w:t>.</w:t>
+      </w:r>
+      <w:r>
+        <w:t xml:space="preserve"> </w:t>
+      </w:r>
+      <w:r>
+        <w:t>Nutzer können nur nach erfolgreicher Identifizierung auf die Ressourcen zugreifen</w:t>
+      </w:r>
+      <w:r>
+        <w:t xml:space="preserve"> </w:t>
+      </w:r>
+      <w:sdt>
+        <w:sdtPr>
+          <w:alias w:val="To edit, see citavi.com/edit"/>
+          <w:tag w:val="CitaviPlaceholder#b47649d6-c960-46da-bb8e-1b15a93dcb89"/>
+          <w:id w:val="-2094541309"/>
+          <w:placeholder>
+            <w:docPart w:val="DefaultPlaceholder_-1854013440"/>
+          </w:placeholder>
+        </w:sdtPr>
+        <w:sdtContent>
+          <w:r>
+            <w:fldChar w:fldCharType="begin"/>
+          </w:r>
+          <w:r>
+            <w:instrText>ADDIN CitaviPlaceholder{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}</w:instrText>
+          </w:r>
+          <w:r>
+            <w:fldChar w:fldCharType="separate"/>
+          </w:r>
+          <w:r>
+            <w:t>[11]</w:t>
+          </w:r>
+          <w:r>
+            <w:fldChar w:fldCharType="end"/>
+          </w:r>
+        </w:sdtContent>
+      </w:sdt>
+      <w:r>
+        <w:t xml:space="preserve">. </w:t>
+      </w:r>
+    </w:p>
+    <w:p>
+      <w:r>
         <w:t xml:space="preserve">Weitergehend veröffentlichte die </w:t>
       </w:r>
       <w:r>
@@ -6222,7 +6516,7 @@
             <w:fldChar w:fldCharType="begin"/>
           </w:r>
           <w:r>
-            <w:instrText>ADDIN CitaviPlaceholder{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}</w:instrText>
+            <w:instrText>ADDIN CitaviPlaceholder{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}</w:instrText>
           </w:r>
           <w:r>
             <w:fldChar w:fldCharType="separate"/>
@@ -6409,13 +6703,13 @@
             <w:fldChar w:fldCharType="begin"/>
           </w:r>
           <w:r>
-            <w:instrText>ADDIN CitaviPlaceholder{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}</w:instrText>
+            <w:instrText>ADDIN CitaviPlaceholder{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}</w:instrText>
           </w:r>
           <w:r>
             <w:fldChar w:fldCharType="separate"/>
           </w:r>
           <w:r>
-            <w:t>[3, 11]</w:t>
+            <w:t>[3, 12]</w:t>
           </w:r>
           <w:r>
             <w:fldChar w:fldCharType="end"/>
@@ -6428,7 +6722,36 @@
       <w:r>
         <w:t xml:space="preserve"> </w:t>
       </w:r>
-      <w:r>
+      <w:commentRangeStart w:id="15"/>
+      <w:r>
+        <w:t>Die</w:t>
+      </w:r>
+      <w:r>
+        <w:t xml:space="preserve"> </w:t>
+      </w:r>
+      <w:r>
+        <w:t>Cybersecurity and Infrastructure SecurityAgency (CISA</w:t>
+      </w:r>
+      <w:r>
+        <w:t xml:space="preserve">) veröffentlichte dazu einen Leitfaden, der </w:t>
+      </w:r>
+      <w:r>
+        <w:t>US-Behörden</w:t>
+      </w:r>
+      <w:r>
+        <w:t xml:space="preserve"> zur Umsetzung des Zieles unterstützen soll.</w:t>
+      </w:r>
+      <w:commentRangeEnd w:id="15"/>
+      <w:r>
+        <w:rPr>
+          <w:rStyle w:val="Kommentarzeichen"/>
+        </w:rPr>
+        <w:commentReference w:id="15"/>
+      </w:r>
+    </w:p>
+    <w:p>
+      <w:r>
+        <w:lastRenderedPageBreak/>
         <w:t>Deutsche Institutionen beschäftigen sich ebenfalls mit der Thematik rund um Zero Trust.</w:t>
       </w:r>
     </w:p>
@@ -6481,7 +6804,7 @@
             <w:fldChar w:fldCharType="begin"/>
           </w:r>
           <w:r>
-            <w:instrText>ADDIN CitaviPlaceholder{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}</w:instrText>
+            <w:instrText>ADDIN CitaviPlaceholder{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}</w:instrText>
           </w:r>
           <w:r>
             <w:fldChar w:fldCharType="separate"/>
@@ -6722,13 +7045,13 @@
             <w:fldChar w:fldCharType="begin"/>
           </w:r>
           <w:r>
-            <w:instrText>ADDIN CitaviPlaceholder{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}</w:instrText>
+            <w:instrText>ADDIN CitaviPlaceholder{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}</w:instrText>
           </w:r>
           <w:r>
             <w:fldChar w:fldCharType="separate"/>
           </w:r>
           <w:r>
-            <w:t>[12]</w:t>
+            <w:t>[13]</w:t>
           </w:r>
           <w:r>
             <w:fldChar w:fldCharType="end"/>
@@ -6774,13 +7097,13 @@
             <w:fldChar w:fldCharType="begin"/>
           </w:r>
           <w:r>
-            <w:instrText>ADDIN CitaviPlaceholder{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}</w:instrText>
+            <w:instrText>ADDIN CitaviPlaceholder{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}</w:instrText>
           </w:r>
           <w:r>
             <w:fldChar w:fldCharType="separate"/>
           </w:r>
           <w:r>
-            <w:t>[12]</w:t>
+            <w:t>[13]</w:t>
           </w:r>
           <w:r>
             <w:fldChar w:fldCharType="end"/>
@@ -6791,7 +7114,6 @@
         <w:t xml:space="preserve">. Die Integrität </w:t>
       </w:r>
       <w:r>
-        <w:lastRenderedPageBreak/>
         <w:t xml:space="preserve">steht wiederum dafür, </w:t>
       </w:r>
       <w:r>
@@ -6827,13 +7149,13 @@
             <w:fldChar w:fldCharType="begin"/>
           </w:r>
           <w:r>
-            <w:instrText>ADDIN CitaviPlaceholder{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}</w:instrText>
+            <w:instrText>ADDIN CitaviPlaceholder{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}</w:instrText>
           </w:r>
           <w:r>
             <w:fldChar w:fldCharType="separate"/>
           </w:r>
           <w:r>
-            <w:t>[12]</w:t>
+            <w:t>[13]</w:t>
           </w:r>
           <w:r>
             <w:fldChar w:fldCharType="end"/>
@@ -6876,13 +7198,13 @@
             <w:fldChar w:fldCharType="begin"/>
           </w:r>
           <w:r>
-            <w:instrText>ADDIN CitaviPlaceholder{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}</w:instrText>
+            <w:instrText>ADDIN CitaviPlaceholder{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}</w:instrText>
           </w:r>
           <w:r>
             <w:fldChar w:fldCharType="separate"/>
           </w:r>
           <w:r>
-            <w:t>[12]</w:t>
+            <w:t>[13]</w:t>
           </w:r>
           <w:r>
             <w:fldChar w:fldCharType="end"/>
@@ -6931,13 +7253,13 @@
             <w:fldChar w:fldCharType="begin"/>
           </w:r>
           <w:r>
-            <w:instrText>ADDIN CitaviPlaceholder{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}</w:instrText>
+            <w:instrText>ADDIN CitaviPlaceholder{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}</w:instrText>
           </w:r>
           <w:r>
             <w:fldChar w:fldCharType="separate"/>
           </w:r>
           <w:r>
-            <w:t>[3, 12]</w:t>
+            <w:t>[3, 13]</w:t>
           </w:r>
           <w:r>
             <w:fldChar w:fldCharType="end"/>
@@ -7015,7 +7337,7 @@
         <w:keepNext/>
         <w:jc w:val="center"/>
       </w:pPr>
-      <w:commentRangeStart w:id="15"/>
+      <w:commentRangeStart w:id="16"/>
       <w:r>
         <w:rPr>
           <w:noProof/>
@@ -7056,12 +7378,12 @@
           </wp:inline>
         </w:drawing>
       </w:r>
-      <w:commentRangeEnd w:id="15"/>
+      <w:commentRangeEnd w:id="16"/>
       <w:r>
         <w:rPr>
           <w:rStyle w:val="Kommentarzeichen"/>
         </w:rPr>
-        <w:commentReference w:id="15"/>
+        <w:commentReference w:id="16"/>
       </w:r>
     </w:p>
     <w:p>
@@ -7069,8 +7391,8 @@
         <w:pStyle w:val="Beschriftung"/>
         <w:jc w:val="center"/>
       </w:pPr>
-      <w:bookmarkStart w:id="16" w:name="_Ref203823860"/>
-      <w:bookmarkStart w:id="17" w:name="_Toc203850701"/>
+      <w:bookmarkStart w:id="17" w:name="_Ref203823860"/>
+      <w:bookmarkStart w:id="18" w:name="_Toc203850701"/>
       <w:r>
         <w:t xml:space="preserve">Abbildung </w:t>
       </w:r>
@@ -7085,18 +7407,18 @@
       <w:r>
         <w:t>: Zeitleiste Zero Trust</w:t>
       </w:r>
-      <w:bookmarkEnd w:id="16"/>
       <w:bookmarkEnd w:id="17"/>
+      <w:bookmarkEnd w:id="18"/>
     </w:p>
     <w:p>
       <w:pPr>
         <w:pStyle w:val="berschrift3"/>
       </w:pPr>
-      <w:bookmarkStart w:id="18" w:name="_Toc203992388"/>
+      <w:bookmarkStart w:id="19" w:name="_Toc203992388"/>
       <w:r>
         <w:t>Grundlagen</w:t>
       </w:r>
-      <w:bookmarkEnd w:id="18"/>
+      <w:bookmarkEnd w:id="19"/>
     </w:p>
     <w:p>
       <w:r>
@@ -7109,12 +7431,15 @@
         <w:t>ilt</w:t>
       </w:r>
       <w:r>
-        <w:t xml:space="preserve"> als</w:t>
-      </w:r>
-      <w:r>
         <w:t xml:space="preserve"> </w:t>
       </w:r>
       <w:r>
+        <w:t>heute als</w:t>
+      </w:r>
+      <w:r>
+        <w:t xml:space="preserve"> </w:t>
+      </w:r>
+      <w:r>
         <w:t>ein</w:t>
       </w:r>
       <w:r>
@@ -7139,40 +7464,85 @@
         <w:t>ird</w:t>
       </w:r>
       <w:r>
-        <w:t xml:space="preserve">. Zero Trust betrachtet die komplette Umgebung als potenziell kompromittiert und feindselig. Aus diesem Grundprinzip lassen sich </w:t>
-      </w:r>
-      <w:r>
-        <w:t>drei</w:t>
+        <w:t>. Zero Trust betrachtet die komplette Umgebung als potenziell kompromittiert und feindselig.</w:t>
       </w:r>
       <w:r>
         <w:t xml:space="preserve"> </w:t>
       </w:r>
       <w:r>
-        <w:t xml:space="preserve">Kernprinzipien </w:t>
-      </w:r>
-      <w:r>
-        <w:t>ableiten:</w:t>
-      </w:r>
-    </w:p>
-    <w:p>
-      <w:pPr>
-        <w:pStyle w:val="Listenabsatz"/>
+        <w:t xml:space="preserve">In der Fachliteratur werden hierzu verschiedene </w:t>
+      </w:r>
+      <w:r>
+        <w:t>Prinzipien</w:t>
+      </w:r>
+      <w:r>
+        <w:t xml:space="preserve"> diskutiert, die teils voneinander abweichen.</w:t>
+      </w:r>
+      <w:r>
+        <w:t xml:space="preserve"> </w:t>
+      </w:r>
+      <w:r>
+        <w:t>Diese Arbeit stützt sich auf die vom</w:t>
+      </w:r>
+      <w:r>
+        <w:t xml:space="preserve"> </w:t>
+      </w:r>
+      <w:r>
+        <w:t xml:space="preserve">Bundesamt für Sicherheit in der Informationstechnik </w:t>
+      </w:r>
+      <w:r>
+        <w:lastRenderedPageBreak/>
+        <w:t>definierten Zero</w:t>
+      </w:r>
+      <w:r>
+        <w:noBreakHyphen/>
+        <w:t>Trust</w:t>
+      </w:r>
+      <w:r>
+        <w:noBreakHyphen/>
+        <w:t>Prinzipien</w:t>
+      </w:r>
+      <w:r>
+        <w:t xml:space="preserve">. </w:t>
+      </w:r>
+      <w:r>
+        <w:t>Im Folgenden werden die drei maßgeblichen Kernprinzipien nach BSI</w:t>
+      </w:r>
+      <w:r>
+        <w:noBreakHyphen/>
+        <w:t xml:space="preserve">Vorgabe </w:t>
+      </w:r>
+      <w:r>
+        <w:t>kompakt genannt.</w:t>
+      </w:r>
+    </w:p>
+    <w:p>
+      <w:pPr>
         <w:numPr>
           <w:ilvl w:val="0"/>
-          <w:numId w:val="31"/>
+          <w:numId w:val="16"/>
         </w:numPr>
-      </w:pPr>
-      <w:r>
-        <w:t>Kein implizites Vertrauen</w:t>
-      </w:r>
-    </w:p>
-    <w:p>
-      <w:pPr>
-        <w:pStyle w:val="Listenabsatz"/>
+        <w:tabs>
+          <w:tab w:val="clear" w:pos="360"/>
+          <w:tab w:val="num" w:pos="717"/>
+        </w:tabs>
+        <w:ind w:left="717"/>
+      </w:pPr>
+      <w:r>
+        <w:t>Keine impliziten Vertrauenszonen</w:t>
+      </w:r>
+    </w:p>
+    <w:p>
+      <w:pPr>
         <w:numPr>
           <w:ilvl w:val="0"/>
-          <w:numId w:val="31"/>
+          <w:numId w:val="16"/>
         </w:numPr>
+        <w:tabs>
+          <w:tab w:val="clear" w:pos="360"/>
+          <w:tab w:val="num" w:pos="717"/>
+        </w:tabs>
+        <w:ind w:left="717"/>
       </w:pPr>
       <w:r>
         <w:t>Minimale Rechtevergabe</w:t>
@@ -7180,11 +7550,15 @@
     </w:p>
     <w:p>
       <w:pPr>
-        <w:pStyle w:val="Listenabsatz"/>
         <w:numPr>
           <w:ilvl w:val="0"/>
-          <w:numId w:val="31"/>
+          <w:numId w:val="16"/>
         </w:numPr>
+        <w:tabs>
+          <w:tab w:val="clear" w:pos="360"/>
+          <w:tab w:val="num" w:pos="717"/>
+        </w:tabs>
+        <w:ind w:left="717"/>
       </w:pPr>
       <w:r>
         <w:t xml:space="preserve">Dynamische </w:t>
@@ -7224,7 +7598,6 @@
     </w:p>
     <w:p>
       <w:r>
-        <w:lastRenderedPageBreak/>
         <w:t xml:space="preserve">Das Prinzip der minimalen Rechtevergabe sieht vor, dass alle Benutzer, Geräte und Anwendungen genau nur die Berechtigungen bekommen, die sie zum Erfüllen </w:t>
       </w:r>
       <w:r>
@@ -7420,350 +7793,207 @@
       <w:pPr>
         <w:pStyle w:val="berschrift3"/>
       </w:pPr>
-      <w:bookmarkStart w:id="19" w:name="_Toc203992389"/>
+      <w:bookmarkStart w:id="20" w:name="_Toc203992389"/>
       <w:r>
         <w:t>Stand der Technik</w:t>
       </w:r>
-      <w:bookmarkEnd w:id="19"/>
-    </w:p>
-    <w:p>
-      <w:r>
-        <w:t>Der Begriff ZTA (Zero Trust Architektur) beschreibt eine konkrete Ausgestaltung und Umsetzung der Zero Trust Prinzipien innerhalb einer IT-Infrastruktur. Bei der Architektur handelt es sich nicht um ein festes technisches Produkt, sondern um ein beispielhaftes Modell, welches die grundlegenden Bausteine und Abläufe definiert. Dieses Modell findet später Anwendung bei der Realisierung. Zur Beschreibung des Stands der Technik stützt sich die folgende Ausführung in erster Linie auf zwei Veröffentlichungen. Zum einen wird der Leitfaden Zero Trust Architecture der NIST, zum anderen das Positionspapier des Bundesamts für Sicherheit in der Informationstechnik referenziert. Beide Modelle haben gewisse Ähnlichkeiten, jedoch auch signifikante, die im weiteren Verlauf erörtert werden.</w:t>
-      </w:r>
-    </w:p>
-    <w:p>
-      <w:r>
-        <w:t xml:space="preserve">Nach NIST und BSI umfasst eine Zero Trust Architektur </w:t>
-      </w:r>
-      <w:r>
-        <w:t xml:space="preserve">verschiedene logische </w:t>
-      </w:r>
-      <w:r>
-        <w:t>Komponenten</w:t>
-      </w:r>
-      <w:r>
-        <w:t xml:space="preserve">. Die genaue </w:t>
-      </w:r>
-      <w:r>
-        <w:t>Ausgestaltung</w:t>
-      </w:r>
-      <w:r>
-        <w:t xml:space="preserve"> dieser Komponenten kann jedoch je nach Organisation </w:t>
-      </w:r>
-      <w:r>
-        <w:t xml:space="preserve">und deren Anforderungen </w:t>
-      </w:r>
-      <w:r>
-        <w:t>variieren</w:t>
-      </w:r>
-      <w:r>
-        <w:t xml:space="preserve">. Ihre </w:t>
-      </w:r>
-      <w:r>
-        <w:t xml:space="preserve">Umsetzung hängt stark von den </w:t>
-      </w:r>
-      <w:r>
-        <w:t>IT-Infrastrukturen</w:t>
-      </w:r>
-      <w:r>
-        <w:t xml:space="preserve"> und deren </w:t>
-      </w:r>
-      <w:r>
-        <w:t>IT-Sicherheitsstrategien ab.</w:t>
+      <w:bookmarkEnd w:id="20"/>
+    </w:p>
+    <w:p>
+      <w:r>
+        <w:t xml:space="preserve">Der Begriff ZTA (Zero Trust Architektur) beschreibt eine konkrete Ausgestaltung und Umsetzung der Zero Trust Prinzipien innerhalb einer IT-Infrastruktur. Bei der Architektur handelt es sich nicht </w:t>
+      </w:r>
+      <w:r>
+        <w:lastRenderedPageBreak/>
+        <w:t xml:space="preserve">um ein festes technisches Produkt, sondern um ein beispielhaftes Modell, welches die grundlegenden Bausteine und Abläufe definiert. Dieses Modell findet später Anwendung bei der Realisierung. Zur Beschreibung des Stands der Technik stützt sich die folgende Ausführung in erster Linie auf </w:t>
+      </w:r>
+      <w:r>
+        <w:t xml:space="preserve">die </w:t>
+      </w:r>
+      <w:r>
+        <w:t>Ausarbeitung</w:t>
+      </w:r>
+      <w:r>
+        <w:t xml:space="preserve"> der NIST.</w:t>
+      </w:r>
+    </w:p>
+    <w:p>
+      <w:r>
+        <w:t xml:space="preserve">Grundlegend </w:t>
+      </w:r>
+      <w:r>
+        <w:t>geht die NIST davon aus</w:t>
+      </w:r>
+      <w:r>
+        <w:t xml:space="preserve">, dass </w:t>
+      </w:r>
+      <w:r>
+        <w:t xml:space="preserve">es </w:t>
+      </w:r>
+      <w:r>
+        <w:t>eine</w:t>
+      </w:r>
+      <w:r>
+        <w:t xml:space="preserve"> zentrale </w:t>
+      </w:r>
+      <w:r>
+        <w:t>Instanz</w:t>
       </w:r>
       <w:r>
         <w:t xml:space="preserve"> </w:t>
       </w:r>
-    </w:p>
-    <w:p>
-      <w:r>
-        <w:t xml:space="preserve">Grundlegend </w:t>
-      </w:r>
-      <w:r>
-        <w:t>geht die NIST und das BSI davon aus</w:t>
-      </w:r>
-      <w:r>
-        <w:t>, dass eine</w:t>
-      </w:r>
-      <w:r>
-        <w:t xml:space="preserve"> zentrale </w:t>
+      <w:r>
+        <w:t>gibt</w:t>
+      </w:r>
+      <w:r>
+        <w:t xml:space="preserve">, die für </w:t>
+      </w:r>
+      <w:r>
+        <w:t xml:space="preserve">die </w:t>
+      </w:r>
+      <w:r>
+        <w:t>Entscheidungsfindungen</w:t>
+      </w:r>
+      <w:r>
+        <w:t xml:space="preserve"> </w:t>
+      </w:r>
+      <w:r>
+        <w:t>von</w:t>
+      </w:r>
+      <w:r>
+        <w:t xml:space="preserve"> Zugriff</w:t>
+      </w:r>
+      <w:r>
+        <w:t>sanfragen</w:t>
+      </w:r>
+      <w:r>
+        <w:t xml:space="preserve"> </w:t>
+      </w:r>
+      <w:r>
+        <w:t>zuständig ist</w:t>
+      </w:r>
+      <w:r>
+        <w:t>.</w:t>
+      </w:r>
+      <w:r>
+        <w:t xml:space="preserve"> </w:t>
+      </w:r>
+      <w:r>
+        <w:t xml:space="preserve">Diese zentrale </w:t>
       </w:r>
       <w:r>
         <w:t>Instanz</w:t>
       </w:r>
       <w:r>
-        <w:t xml:space="preserve"> </w:t>
-      </w:r>
-      <w:r>
-        <w:t xml:space="preserve">existiert, die </w:t>
-      </w:r>
-      <w:r>
-        <w:t xml:space="preserve">für </w:t>
-      </w:r>
-      <w:r>
-        <w:t>Bewertung und Entscheidungen</w:t>
-      </w:r>
-      <w:r>
-        <w:t xml:space="preserve"> </w:t>
-      </w:r>
-      <w:r>
-        <w:t>von</w:t>
-      </w:r>
-      <w:r>
-        <w:t xml:space="preserve"> Zugriff</w:t>
-      </w:r>
-      <w:r>
-        <w:t>sanfragen</w:t>
-      </w:r>
-      <w:r>
-        <w:t xml:space="preserve"> </w:t>
-      </w:r>
-      <w:r>
-        <w:t>zuständig ist</w:t>
-      </w:r>
-      <w:r>
-        <w:t>.</w:t>
-      </w:r>
-      <w:r>
-        <w:t xml:space="preserve"> </w:t>
-      </w:r>
-      <w:r>
-        <w:t xml:space="preserve">Diese zentrale </w:t>
-      </w:r>
-      <w:r>
-        <w:t>Instanz</w:t>
-      </w:r>
-      <w:r>
-        <w:t xml:space="preserve"> wird als </w:t>
+        <w:t xml:space="preserve"> wird </w:t>
       </w:r>
       <w:r>
         <w:rPr>
           <w:i/>
           <w:iCs/>
         </w:rPr>
-        <w:t>Policy Decision Points</w:t>
-      </w:r>
-      <w:r>
-        <w:t xml:space="preserve"> </w:t>
-      </w:r>
-      <w:r>
-        <w:t>bezeichnet</w:t>
-      </w:r>
-      <w:r>
-        <w:t xml:space="preserve"> und bildet das </w:t>
-      </w:r>
-      <w:r>
-        <w:t xml:space="preserve">Rückgrat der Zero Trust Architektur. </w:t>
-      </w:r>
-      <w:r>
-        <w:t xml:space="preserve">Das </w:t>
-      </w:r>
-      <w:r>
-        <w:lastRenderedPageBreak/>
-        <w:t>PDP (Policy Decision Points) muss dabei nicht zwingend lokal i</w:t>
-      </w:r>
-      <w:r>
-        <w:t>n der eigenen IT-Infrastruktur betrieben werden</w:t>
-      </w:r>
-      <w:r>
-        <w:t xml:space="preserve">. </w:t>
-      </w:r>
-      <w:r>
-        <w:t>A</w:t>
-      </w:r>
-      <w:r>
-        <w:t xml:space="preserve">lternative ist </w:t>
-      </w:r>
-      <w:r>
-        <w:t>eine</w:t>
-      </w:r>
-      <w:r>
-        <w:t xml:space="preserve"> Bereitstellung </w:t>
-      </w:r>
-      <w:r>
-        <w:t xml:space="preserve">des Dienstes </w:t>
-      </w:r>
-      <w:r>
-        <w:t>in cloudbasierten Umgebungen</w:t>
-      </w:r>
-      <w:r>
-        <w:t xml:space="preserve"> möglich</w:t>
-      </w:r>
-      <w:r>
-        <w:t>.</w:t>
-      </w:r>
-      <w:r>
-        <w:t xml:space="preserve"> </w:t>
-      </w:r>
-      <w:r>
-        <w:t>Für die Wirksamkeit und Genauigkeit d</w:t>
-      </w:r>
-      <w:r>
-        <w:t xml:space="preserve">er </w:t>
-      </w:r>
-      <w:r>
-        <w:t>Bewertung von Zugriffen</w:t>
-      </w:r>
-      <w:r>
-        <w:t xml:space="preserve">, sind </w:t>
-      </w:r>
-      <w:r>
-        <w:t xml:space="preserve">die </w:t>
-      </w:r>
-      <w:r>
-        <w:t>Qualität</w:t>
-      </w:r>
-      <w:r>
-        <w:t xml:space="preserve"> der zugrundeliegenden Daten von entscheidender </w:t>
-      </w:r>
-      <w:r>
-        <w:t>Bedeutung</w:t>
-      </w:r>
-      <w:r>
-        <w:t xml:space="preserve">. </w:t>
-      </w:r>
-      <w:r>
-        <w:t>Qualitativ hochwertige und korrekte Daten sollen dabei aus verschiedenen Quellen bezogen werden. Zu den potenziellen Quellen der Daten, zählen beispielsweise Ereignissprotokolle</w:t>
-      </w:r>
-      <w:r>
-        <w:t>,</w:t>
-      </w:r>
-      <w:r>
-        <w:t xml:space="preserve"> Informationen über das Anfragende Gerät</w:t>
-      </w:r>
-      <w:r>
-        <w:t xml:space="preserve">, der Gerätestatus oder Informationen über den Angemeldeten Benutzer. </w:t>
-      </w:r>
-      <w:r>
-        <w:t>Auf Basis dieser Informationen, bewertet das PDP d</w:t>
-      </w:r>
-      <w:r>
-        <w:t xml:space="preserve">ie Vertrauenswürdigkeit </w:t>
-      </w:r>
-      <w:r>
-        <w:t>jeder</w:t>
-      </w:r>
-      <w:r>
-        <w:t xml:space="preserve"> Zugriffsanfrage. </w:t>
-      </w:r>
-    </w:p>
-    <w:p>
-      <w:r>
-        <w:t xml:space="preserve">Die </w:t>
-      </w:r>
-      <w:r>
-        <w:t>Entscheidung der Prüfung</w:t>
-      </w:r>
-      <w:r>
-        <w:t>en</w:t>
-      </w:r>
-      <w:r>
-        <w:t xml:space="preserve"> wird </w:t>
-      </w:r>
-      <w:r>
-        <w:t xml:space="preserve">weitergeleitet an eine weitere Instanz. Diese Instanz wird </w:t>
+        <w:t>Policy E</w:t>
       </w:r>
       <w:r>
         <w:rPr>
           <w:i/>
           <w:iCs/>
         </w:rPr>
-        <w:t>Policy Enforcement Point</w:t>
+        <w:t>ngine</w:t>
       </w:r>
       <w:r>
         <w:t xml:space="preserve"> </w:t>
       </w:r>
       <w:r>
-        <w:t xml:space="preserve">(PEP) </w:t>
-      </w:r>
-      <w:r>
-        <w:t>genannt</w:t>
-      </w:r>
-      <w:r>
-        <w:t xml:space="preserve"> und kümmert sich um die eigentliche Durchsetzung der Entscheidung. </w:t>
-      </w:r>
-      <w:r>
-        <w:t xml:space="preserve">PEP und PDP sind zwei voneinander abhängige </w:t>
-      </w:r>
-      <w:r>
-        <w:t>Komponenten</w:t>
-      </w:r>
-      <w:r>
-        <w:t>. Das PEP kümmert sich um die Entscheidungsfindung und das PDP um die Durchführung.</w:t>
+        <w:t xml:space="preserve">(PE) </w:t>
+      </w:r>
+      <w:r>
+        <w:t>bezeichnet</w:t>
+      </w:r>
+      <w:r>
+        <w:t xml:space="preserve">. Die PE </w:t>
+      </w:r>
+      <w:r>
+        <w:t xml:space="preserve">entscheidet anhand von unternehmenseigenen </w:t>
+      </w:r>
+      <w:r>
+        <w:t>Richtlinien</w:t>
+      </w:r>
+      <w:r>
+        <w:t xml:space="preserve"> und zusätzlichen Informationen, ob eine Entität Zugriff auf eine </w:t>
+      </w:r>
+      <w:r>
+        <w:t>Ressource</w:t>
+      </w:r>
+      <w:r>
+        <w:t xml:space="preserve"> gestattet wird oder nicht</w:t>
+      </w:r>
+      <w:r>
+        <w:t xml:space="preserve">. </w:t>
+      </w:r>
+      <w:r>
+        <w:t>D</w:t>
+      </w:r>
+      <w:r>
+        <w:t xml:space="preserve">ie Entscheidungen des PE werden anschließend an den Policy Administrator (PA) weitergeleitet. Der PA </w:t>
+      </w:r>
+      <w:r>
+        <w:t xml:space="preserve">arbeitet </w:t>
+      </w:r>
+      <w:r>
+        <w:t xml:space="preserve">mit dem PE zusammen und </w:t>
+      </w:r>
+      <w:r>
+        <w:t>übersetzt die Entscheidungen</w:t>
+      </w:r>
+      <w:r>
+        <w:t xml:space="preserve"> in ausführbare Anweisungen. Diese Anweisungen werden an E</w:t>
+      </w:r>
+      <w:r>
+        <w:t>n</w:t>
+      </w:r>
+      <w:r>
+        <w:t xml:space="preserve">forcement Points weitergeleitet. Zusammen bilden PE und PA den Policy </w:t>
+      </w:r>
+      <w:r>
+        <w:t>Decision Point (PDP) Der PDP kann ja nach Bedarf</w:t>
+      </w:r>
+      <w:r>
+        <w:t xml:space="preserve"> lokal oder cloudbasiert betrieben werden. </w:t>
+      </w:r>
+    </w:p>
+    <w:p>
+      <w:r>
+        <w:t xml:space="preserve">Der Policy Enforcement Point (PEP) erhält die Anweisungen des PA und setzt </w:t>
+      </w:r>
+      <w:r>
+        <w:t>diese um. Er öffnet, überwacht oder unterbricht die Verbindungen zwischen Entitäten und Ressourcen</w:t>
+      </w:r>
+      <w:r>
+        <w:t xml:space="preserve">. Gleichzeitig kommuniziert er mit dem PA über </w:t>
+      </w:r>
+      <w:r>
+        <w:t xml:space="preserve">Statusänderungen oder Auffälligkeiten, sodass </w:t>
+      </w:r>
+      <w:r>
+        <w:t>weitere Entscheidungen des PE dynamisch angepasst werden können.</w:t>
       </w:r>
       <w:r>
         <w:t xml:space="preserve"> </w:t>
       </w:r>
       <w:r>
-        <w:t xml:space="preserve">PEP als auch PDP können als eine logische Einheit fungieren und müssen </w:t>
-      </w:r>
-      <w:r>
-        <w:t>nicht</w:t>
-      </w:r>
-      <w:r>
-        <w:t xml:space="preserve"> zwingend </w:t>
-      </w:r>
-      <w:r>
-        <w:t>getrennt voneinander sein.</w:t>
-      </w:r>
-    </w:p>
-    <w:p>
-      <w:r>
-        <w:t xml:space="preserve">Die NIST </w:t>
-      </w:r>
-      <w:r>
-        <w:t xml:space="preserve">spricht </w:t>
-      </w:r>
-      <w:r>
-        <w:t xml:space="preserve">in seinem Architekturmodell </w:t>
-      </w:r>
-      <w:r>
-        <w:t xml:space="preserve">von einer Trennung </w:t>
-      </w:r>
-      <w:r>
-        <w:t xml:space="preserve">der Kommunikationskanäle in logische </w:t>
-      </w:r>
-      <w:r>
-        <w:t>Bereiche</w:t>
-      </w:r>
-      <w:r>
-        <w:t xml:space="preserve">. Zum einen gibt es die Control Plane. In diesem Bereich </w:t>
-      </w:r>
-      <w:r>
-        <w:t>finden</w:t>
-      </w:r>
-      <w:r>
-        <w:t xml:space="preserve"> die Kommunikation und </w:t>
-      </w:r>
-      <w:r>
-        <w:t>Konfiguration</w:t>
-      </w:r>
-      <w:r>
-        <w:t xml:space="preserve"> der Zero Trust Komponenten statt.</w:t>
-      </w:r>
-      <w:r>
-        <w:t xml:space="preserve"> Dieser Bereich </w:t>
-      </w:r>
-      <w:r>
-        <w:t xml:space="preserve">dient der Verwaltung </w:t>
-      </w:r>
-      <w:r>
-        <w:t>und ist primär für administrative Aufgaben vorgesehen.</w:t>
-      </w:r>
-      <w:r>
-        <w:t xml:space="preserve"> Zum anderen gibt es d</w:t>
-      </w:r>
-      <w:r>
-        <w:t>ie</w:t>
-      </w:r>
-      <w:r>
-        <w:t xml:space="preserve"> Data Plane. </w:t>
-      </w:r>
-      <w:r>
-        <w:t xml:space="preserve">Die </w:t>
-      </w:r>
-      <w:r>
-        <w:t xml:space="preserve">Data Plane </w:t>
+        <w:t>Hinter dem PEP befindet sich die Vertrauenszone zu den eigenen Unternehmensressourcen.</w:t>
+      </w:r>
+      <w:r>
+        <w:t xml:space="preserve"> Die Vertrauenszone wird so klein wie möglich gehalten, indem der PEP direkt vor der Ressource sitzt.</w:t>
+      </w:r>
+      <w:r>
+        <w:t xml:space="preserve"> PEP und PDP werden in der NIST Architektur als zwei separate Komponenten dargestellt. Es ist jedoch auch möglich, diese zwei Komponenten in einem einzigen System zu erfassen.</w:t>
+      </w:r>
+    </w:p>
+    <w:p>
+      <w:r>
+        <w:t xml:space="preserve">Die NIST spricht in seinem Architekturmodell von einer Trennung der Kommunikationskanäle in logische Bereiche. Zum einen gibt es die Control Plane. In diesem Bereich finden die Kommunikation und Konfiguration der Zero Trust Komponenten statt. Dieser Bereich dient der Verwaltung und ist primär für administrative Aufgaben vorgesehen. Zum anderen gibt es die Data Plane. Die Data Plane </w:t>
       </w:r>
       <w:r>
         <w:t>bildet die operative Ebene, in der die eigentlichen Datenflüsse zwischen Anwendungen sowie Zugriffe auf Ressourcen stattfinden. In diesem Bereich kommen die Zero-Trust-Prinzipien zur Anwendung</w:t>
@@ -7781,22 +8011,270 @@
         <w:t xml:space="preserve">in Echtzeit </w:t>
       </w:r>
       <w:r>
-        <w:t>vom PEP</w:t>
+        <w:t xml:space="preserve">vom PEP </w:t>
+      </w:r>
+      <w:r>
+        <w:t xml:space="preserve">getroffen </w:t>
+      </w:r>
+      <w:r>
+        <w:t>wurden, werden hier durch das PDP</w:t>
       </w:r>
       <w:r>
         <w:t xml:space="preserve"> </w:t>
       </w:r>
       <w:r>
-        <w:t xml:space="preserve">getroffen </w:t>
-      </w:r>
-      <w:r>
-        <w:t>wurden, werden hier durch das PDP</w:t>
+        <w:t>umgesetzt.</w:t>
+      </w:r>
+    </w:p>
+    <w:p>
+      <w:r>
+        <w:t xml:space="preserve">Das PE benötigt für </w:t>
+      </w:r>
+      <w:r>
+        <w:t>seine</w:t>
+      </w:r>
+      <w:r>
+        <w:t xml:space="preserve"> Entscheidungsfindung Informationen und unternehmerische Richtlinien. </w:t>
+      </w:r>
+      <w:r>
+        <w:t>Diese Daten können dabei aus unterschiedlichen Quellen stammen</w:t>
+      </w:r>
+      <w:r>
+        <w:t>, intern wie auch extern.</w:t>
       </w:r>
       <w:r>
         <w:t xml:space="preserve"> </w:t>
       </w:r>
       <w:r>
-        <w:t>umgesetzt</w:t>
+        <w:t>Für die Wirksamkeit und Genauigkeit</w:t>
+      </w:r>
+      <w:r>
+        <w:t xml:space="preserve"> der</w:t>
+      </w:r>
+      <w:r>
+        <w:t xml:space="preserve"> </w:t>
+      </w:r>
+      <w:r>
+        <w:t>Zugriffsentscheidungen</w:t>
+      </w:r>
+      <w:r>
+        <w:t xml:space="preserve">, </w:t>
+      </w:r>
+      <w:r>
+        <w:t xml:space="preserve">ist </w:t>
+      </w:r>
+      <w:r>
+        <w:t xml:space="preserve">die Qualität der zugrundeliegenden Daten von entscheidender Bedeutung. </w:t>
+      </w:r>
+      <w:r>
+        <w:t xml:space="preserve">Der Fokus sollte </w:t>
+      </w:r>
+      <w:r>
+        <w:t>daher auf</w:t>
+      </w:r>
+      <w:r>
+        <w:t xml:space="preserve"> q</w:t>
+      </w:r>
+      <w:r>
+        <w:t xml:space="preserve">ualitativ hochwertige und korrekte Daten </w:t>
+      </w:r>
+      <w:r>
+        <w:t xml:space="preserve">liegen. </w:t>
+      </w:r>
+      <w:r>
+        <w:t>Um diesen Anforderungen gerecht zu werden</w:t>
+      </w:r>
+      <w:r>
+        <w:t xml:space="preserve">, definiert die NIST in ihrer Zero Trust Architektur eine Reihe von logischen Komponenten. </w:t>
+      </w:r>
+      <w:r>
+        <w:t xml:space="preserve">NIST und BSI </w:t>
+      </w:r>
+      <w:r>
+        <w:t>sind sich allerdings einig, dass d</w:t>
+      </w:r>
+      <w:r>
+        <w:t>ie genaue Ausgestaltung dieser Komponenten je nach Organisation und deren Anforderungen variieren</w:t>
+      </w:r>
+      <w:r>
+        <w:t xml:space="preserve"> kann</w:t>
+      </w:r>
+      <w:r>
+        <w:t xml:space="preserve">. </w:t>
+      </w:r>
+      <w:commentRangeStart w:id="21"/>
+      <w:r>
+        <w:t>Ihre Umsetzung hängt stark von den IT-Infrastrukturen und deren IT-Sicherheitsstrategien ab.</w:t>
+      </w:r>
+      <w:commentRangeEnd w:id="21"/>
+      <w:r>
+        <w:rPr>
+          <w:rStyle w:val="Kommentarzeichen"/>
+        </w:rPr>
+        <w:commentReference w:id="21"/>
+      </w:r>
+      <w:r>
+        <w:t xml:space="preserve"> </w:t>
+      </w:r>
+      <w:r>
+        <w:t xml:space="preserve">Im folgendem werdne die </w:t>
+      </w:r>
+      <w:r>
+        <w:t>logischen Komponenten beschrieben, die unter anderem als Datenquelle für das PE agieren:</w:t>
+      </w:r>
+    </w:p>
+    <w:p>
+      <w:pPr>
+        <w:numPr>
+          <w:ilvl w:val="0"/>
+          <w:numId w:val="16"/>
+        </w:numPr>
+        <w:tabs>
+          <w:tab w:val="clear" w:pos="360"/>
+          <w:tab w:val="num" w:pos="717"/>
+        </w:tabs>
+        <w:ind w:left="717"/>
+      </w:pPr>
+      <w:r>
+        <w:t xml:space="preserve">Continuous Diagnostics and Mitigation (CDM) </w:t>
+      </w:r>
+      <w:r>
+        <w:t>System:</w:t>
+      </w:r>
+      <w:r>
+        <w:t xml:space="preserve"> </w:t>
+      </w:r>
+      <w:r>
+        <w:t xml:space="preserve">Das </w:t>
+      </w:r>
+      <w:r>
+        <w:t>CDM-System</w:t>
+      </w:r>
+      <w:r>
+        <w:t xml:space="preserve"> sammelt I</w:t>
+      </w:r>
+      <w:r>
+        <w:t xml:space="preserve">nformationen über </w:t>
+      </w:r>
+      <w:r>
+        <w:t>das komplette</w:t>
+      </w:r>
+      <w:r>
+        <w:t xml:space="preserve"> Asset </w:t>
+      </w:r>
+      <w:r>
+        <w:t>des Unternehmens</w:t>
+      </w:r>
+      <w:r>
+        <w:t xml:space="preserve">. Zu diesen Informationen </w:t>
+      </w:r>
+      <w:r>
+        <w:lastRenderedPageBreak/>
+        <w:t xml:space="preserve">gehören beispielsweise der Zustand von Geräten, aktuelle </w:t>
+      </w:r>
+      <w:r>
+        <w:t>Betriebssysteme oder ob bekannte Schwachstellen vorhanden sind.</w:t>
+      </w:r>
+    </w:p>
+    <w:p>
+      <w:pPr>
+        <w:numPr>
+          <w:ilvl w:val="0"/>
+          <w:numId w:val="16"/>
+        </w:numPr>
+        <w:tabs>
+          <w:tab w:val="clear" w:pos="360"/>
+          <w:tab w:val="num" w:pos="717"/>
+        </w:tabs>
+        <w:ind w:left="717"/>
+      </w:pPr>
+      <w:r>
+        <w:t>Industry Compliance System</w:t>
+      </w:r>
+      <w:r>
+        <w:t>:</w:t>
+      </w:r>
+      <w:r>
+        <w:t xml:space="preserve"> </w:t>
+      </w:r>
+      <w:r>
+        <w:t xml:space="preserve">Dieses System stellt sicher, dass das Unternehmen jederzeit die für seine Branche geltenden </w:t>
+      </w:r>
+      <w:r>
+        <w:t>Vorschriften</w:t>
+      </w:r>
+      <w:r>
+        <w:t xml:space="preserve"> einhält.</w:t>
+      </w:r>
+      <w:r>
+        <w:t xml:space="preserve"> Es umfasst sämtliche unternehmenseigenen Richtlinien, die auf gesetzlichen Anforderungen beruhen. </w:t>
+      </w:r>
+      <w:r>
+        <w:t>Das System sorgt für die konsequente Umsetzung und Überwachung dieser Regeln.</w:t>
+      </w:r>
+    </w:p>
+    <w:p>
+      <w:pPr>
+        <w:numPr>
+          <w:ilvl w:val="0"/>
+          <w:numId w:val="16"/>
+        </w:numPr>
+        <w:tabs>
+          <w:tab w:val="clear" w:pos="360"/>
+          <w:tab w:val="num" w:pos="717"/>
+        </w:tabs>
+        <w:ind w:left="717"/>
+      </w:pPr>
+      <w:r>
+        <w:t>Threat Intelligence</w:t>
+      </w:r>
+      <w:r>
+        <w:t xml:space="preserve"> feed(s)</w:t>
+      </w:r>
+      <w:r>
+        <w:t>:</w:t>
+      </w:r>
+      <w:r>
+        <w:t xml:space="preserve"> </w:t>
+      </w:r>
+      <w:r>
+        <w:t xml:space="preserve">Dieses System </w:t>
+      </w:r>
+      <w:r>
+        <w:t xml:space="preserve">stellt Informationen </w:t>
+      </w:r>
+      <w:r>
+        <w:t>über</w:t>
+      </w:r>
+      <w:r>
+        <w:t xml:space="preserve"> </w:t>
+      </w:r>
+      <w:r>
+        <w:t>bereits bekannte aber auch neu</w:t>
+      </w:r>
+      <w:r>
+        <w:t xml:space="preserve"> entdeck</w:t>
+      </w:r>
+      <w:r>
+        <w:t>te</w:t>
+      </w:r>
+      <w:r>
+        <w:t xml:space="preserve"> Angriffe, Schwachstellen oder Malware bereit. Das PE kann </w:t>
+      </w:r>
+      <w:r>
+        <w:t>auf Grundlage</w:t>
+      </w:r>
+      <w:r>
+        <w:t xml:space="preserve"> dieser </w:t>
+      </w:r>
+      <w:r>
+        <w:t>Informationen</w:t>
+      </w:r>
+      <w:r>
+        <w:t xml:space="preserve"> </w:t>
+      </w:r>
+      <w:r>
+        <w:t>Angriffsmuster erkennen</w:t>
       </w:r>
       <w:r>
         <w:t>.</w:t>
@@ -7804,6 +8282,320 @@
     </w:p>
     <w:p>
       <w:pPr>
+        <w:numPr>
+          <w:ilvl w:val="0"/>
+          <w:numId w:val="16"/>
+        </w:numPr>
+        <w:tabs>
+          <w:tab w:val="clear" w:pos="360"/>
+          <w:tab w:val="num" w:pos="717"/>
+        </w:tabs>
+        <w:ind w:left="717"/>
+      </w:pPr>
+      <w:r>
+        <w:t>Network and System Activity Logs:</w:t>
+      </w:r>
+      <w:r>
+        <w:t xml:space="preserve"> Dieses System </w:t>
+      </w:r>
+      <w:r>
+        <w:t>sammelt fortlaufend relevanten Ereignisdaten</w:t>
+      </w:r>
+      <w:r>
+        <w:t xml:space="preserve">. Dazu zählen </w:t>
+      </w:r>
+      <w:r>
+        <w:t xml:space="preserve">Informationen von Servern und Endgeräte, </w:t>
+      </w:r>
+      <w:r>
+        <w:t>Aufzeichnungen</w:t>
+      </w:r>
+      <w:r>
+        <w:t xml:space="preserve"> von Netzwerkverkehr</w:t>
+      </w:r>
+      <w:r>
+        <w:t>,</w:t>
+      </w:r>
+      <w:r>
+        <w:t xml:space="preserve"> sowie Zugriffe auf Anwendungen und Dienste. Diese Daten </w:t>
+      </w:r>
+      <w:r>
+        <w:t>werden</w:t>
+      </w:r>
+      <w:r>
+        <w:t xml:space="preserve"> in </w:t>
+      </w:r>
+      <w:r>
+        <w:t>Echtzeit</w:t>
+      </w:r>
+      <w:r>
+        <w:t xml:space="preserve"> zusammengeführt und</w:t>
+      </w:r>
+      <w:r>
+        <w:t xml:space="preserve"> lassen die aktuelle Sicherheitslage beurteilen.</w:t>
+      </w:r>
+      <w:r>
+        <w:t xml:space="preserve"> </w:t>
+      </w:r>
+    </w:p>
+    <w:p>
+      <w:pPr>
+        <w:numPr>
+          <w:ilvl w:val="0"/>
+          <w:numId w:val="16"/>
+        </w:numPr>
+        <w:tabs>
+          <w:tab w:val="clear" w:pos="360"/>
+          <w:tab w:val="num" w:pos="717"/>
+        </w:tabs>
+        <w:ind w:left="717"/>
+      </w:pPr>
+      <w:r>
+        <w:t>Data Access Policies:</w:t>
+      </w:r>
+      <w:r>
+        <w:t xml:space="preserve"> </w:t>
+      </w:r>
+      <w:r>
+        <w:t xml:space="preserve">Die Data Access Policies bilden das </w:t>
+      </w:r>
+      <w:r>
+        <w:t xml:space="preserve">zentrale </w:t>
+      </w:r>
+      <w:r>
+        <w:t>Regelwerk</w:t>
+      </w:r>
+      <w:r>
+        <w:t xml:space="preserve"> </w:t>
+      </w:r>
+      <w:r>
+        <w:t xml:space="preserve">einer </w:t>
+      </w:r>
+      <w:r>
+        <w:t xml:space="preserve">Organisation. </w:t>
+      </w:r>
+      <w:r>
+        <w:t>Es definiert, welche Identitäten auf welche Ressourcen zugreifen dürfen.</w:t>
+      </w:r>
+      <w:r>
+        <w:t xml:space="preserve"> </w:t>
+      </w:r>
+      <w:r>
+        <w:t>Das Regelwerk</w:t>
+      </w:r>
+      <w:r>
+        <w:t xml:space="preserve"> setzt sich </w:t>
+      </w:r>
+      <w:r>
+        <w:t xml:space="preserve">dabei </w:t>
+      </w:r>
+      <w:r>
+        <w:t xml:space="preserve">aus Attributen, Zugriffsvorschriften und </w:t>
+      </w:r>
+      <w:r>
+        <w:t>organisatorischen</w:t>
+      </w:r>
+      <w:r>
+        <w:t xml:space="preserve"> </w:t>
+      </w:r>
+      <w:r>
+        <w:t xml:space="preserve">Vorgaben </w:t>
+      </w:r>
+      <w:r>
+        <w:t>zusammen.</w:t>
+      </w:r>
+      <w:r>
+        <w:t xml:space="preserve"> </w:t>
+      </w:r>
+      <w:r>
+        <w:t xml:space="preserve">Dabei </w:t>
+      </w:r>
+      <w:r>
+        <w:t>orientiert</w:t>
+      </w:r>
+      <w:r>
+        <w:t xml:space="preserve"> sich das Regelwerk </w:t>
+      </w:r>
+      <w:r>
+        <w:t>strikt</w:t>
+      </w:r>
+      <w:r>
+        <w:t xml:space="preserve"> an </w:t>
+      </w:r>
+      <w:r>
+        <w:t xml:space="preserve">die Geschäftsrollen und deren </w:t>
+      </w:r>
+      <w:r>
+        <w:t>betrieblichen Anforderungen</w:t>
+      </w:r>
+      <w:r>
+        <w:t xml:space="preserve">. Eine fortlaufende Pflege und Anpassung der Richtlinien </w:t>
+      </w:r>
+      <w:r>
+        <w:t>sind</w:t>
+      </w:r>
+      <w:r>
+        <w:t xml:space="preserve"> zwingend erforderlich.</w:t>
+      </w:r>
+    </w:p>
+    <w:p>
+      <w:pPr>
+        <w:numPr>
+          <w:ilvl w:val="0"/>
+          <w:numId w:val="16"/>
+        </w:numPr>
+        <w:tabs>
+          <w:tab w:val="clear" w:pos="360"/>
+          <w:tab w:val="num" w:pos="717"/>
+        </w:tabs>
+        <w:ind w:left="717"/>
+      </w:pPr>
+      <w:r>
+        <w:t>Enterprise public key infrastructure (PKI):</w:t>
+      </w:r>
+      <w:r>
+        <w:t xml:space="preserve"> </w:t>
+      </w:r>
+      <w:r>
+        <w:t xml:space="preserve">Das PKI ist </w:t>
+      </w:r>
+      <w:r>
+        <w:t xml:space="preserve">die zentrale Instanz zur Erstellung und Verwaltung von Zertifikaten innerhalb der Organisation. </w:t>
+      </w:r>
+      <w:r>
+        <w:t xml:space="preserve">Die Zertifikate werden an Ressourcen, Nutzern und Anwendungen vergeben. Sie bilden die technische </w:t>
+      </w:r>
+      <w:r>
+        <w:t>Grundlage</w:t>
+      </w:r>
+      <w:r>
+        <w:t xml:space="preserve"> für vertrauenswürdige </w:t>
+      </w:r>
+      <w:r>
+        <w:t>Identitätsnachweise</w:t>
+      </w:r>
+      <w:r>
+        <w:t xml:space="preserve"> und können </w:t>
+      </w:r>
+      <w:r>
+        <w:t>dafür</w:t>
+      </w:r>
+      <w:r>
+        <w:t xml:space="preserve"> genutzt werden, die Kommunikation zu verschlüsseln</w:t>
+      </w:r>
+      <w:r>
+        <w:t>.</w:t>
+      </w:r>
+    </w:p>
+    <w:p>
+      <w:pPr>
+        <w:numPr>
+          <w:ilvl w:val="0"/>
+          <w:numId w:val="16"/>
+        </w:numPr>
+        <w:tabs>
+          <w:tab w:val="clear" w:pos="360"/>
+          <w:tab w:val="num" w:pos="717"/>
+        </w:tabs>
+        <w:ind w:left="717"/>
+      </w:pPr>
+      <w:r>
+        <w:t>ID management system:</w:t>
+      </w:r>
+      <w:r>
+        <w:t xml:space="preserve"> </w:t>
+      </w:r>
+      <w:r>
+        <w:t xml:space="preserve">Ein Identitätssystem übernimmt die </w:t>
+      </w:r>
+      <w:r>
+        <w:t>vollständige</w:t>
+      </w:r>
+      <w:r>
+        <w:t xml:space="preserve"> Verwaltung von Identitäten. Dazu </w:t>
+      </w:r>
+      <w:r>
+        <w:t>gehör</w:t>
+      </w:r>
+      <w:r>
+        <w:t>en</w:t>
+      </w:r>
+      <w:r>
+        <w:t xml:space="preserve"> das Erzeugen, Speichern und Pflegen aller Unternehmenskonten</w:t>
+      </w:r>
+      <w:r>
+        <w:t xml:space="preserve">. Dieses System </w:t>
+      </w:r>
+      <w:r>
+        <w:t>hält</w:t>
+      </w:r>
+      <w:r>
+        <w:t xml:space="preserve"> alle relevanten Nutzerinformationen sowie</w:t>
+      </w:r>
+      <w:r>
+        <w:t xml:space="preserve"> Attribute und Rollen zu einer Identität</w:t>
+      </w:r>
+      <w:r>
+        <w:t xml:space="preserve"> und bildet damit die Grundlage für nachgelagerte Authentisierens und Autorisierungsprozesse.</w:t>
+      </w:r>
+    </w:p>
+    <w:p>
+      <w:pPr>
+        <w:numPr>
+          <w:ilvl w:val="0"/>
+          <w:numId w:val="16"/>
+        </w:numPr>
+        <w:tabs>
+          <w:tab w:val="clear" w:pos="360"/>
+          <w:tab w:val="num" w:pos="717"/>
+        </w:tabs>
+        <w:ind w:left="717"/>
+      </w:pPr>
+      <w:r>
+        <w:t>Security information and event management (SIEM) system:</w:t>
+      </w:r>
+      <w:r>
+        <w:t xml:space="preserve"> Das SIEM System </w:t>
+      </w:r>
+      <w:r>
+        <w:t xml:space="preserve">sammelt sicherheitsrelevante Protokolle und Ereignisse </w:t>
+      </w:r>
+      <w:r>
+        <w:t>aus</w:t>
+      </w:r>
+      <w:r>
+        <w:t xml:space="preserve"> der </w:t>
+      </w:r>
+      <w:r>
+        <w:t>gesamten</w:t>
+      </w:r>
+      <w:r>
+        <w:t xml:space="preserve"> </w:t>
+      </w:r>
+      <w:r>
+        <w:t>IT-Infrastruktur</w:t>
+      </w:r>
+      <w:r>
+        <w:t xml:space="preserve">. </w:t>
+      </w:r>
+      <w:r>
+        <w:t>Die gesammelten</w:t>
+      </w:r>
+      <w:r>
+        <w:t xml:space="preserve"> Daten </w:t>
+      </w:r>
+      <w:r>
+        <w:t xml:space="preserve">werden anschließend analysiert, um Richtlinien </w:t>
+      </w:r>
+      <w:r>
+        <w:t>zu optimieren</w:t>
+      </w:r>
+      <w:r>
+        <w:t xml:space="preserve"> und mögliche Angriffe frühzeitig erkennen zu können.</w:t>
+      </w:r>
+    </w:p>
+    <w:p>
+      <w:pPr>
         <w:spacing w:after="240"/>
       </w:pPr>
       <w:r>
@@ -7834,32 +8626,25 @@
         <w:fldChar w:fldCharType="end"/>
       </w:r>
       <w:r>
-        <w:t xml:space="preserve"> ist </w:t>
-      </w:r>
-      <w:r>
-        <w:t xml:space="preserve">die genannte Architektur in einem visuell </w:t>
-      </w:r>
-      <w:r>
-        <w:t>d</w:t>
-      </w:r>
-      <w:r>
-        <w:t>argestellten Beispiel zu erkennen. Wichtig zu erwähnen ist, dass zwischen dem PEP und der Ressource eine Implizite Vertrauens Zone ist. Diese muss so klein wie möglich gehalten werden.</w:t>
+        <w:t xml:space="preserve"> </w:t>
+      </w:r>
+      <w:r>
+        <w:t>sind die beschriebenen logischen Komponenten nach NIST zu erkennen. Diese Abbildung visualisiert den Zusammenhang der logischen Komponenten und deren Aufteilung.</w:t>
       </w:r>
     </w:p>
     <w:p>
       <w:pPr>
         <w:keepNext/>
+        <w:spacing w:after="240"/>
         <w:jc w:val="center"/>
       </w:pPr>
       <w:r>
-        <w:rPr>
-          <w:noProof/>
-        </w:rPr>
+        <w:lastRenderedPageBreak/>
         <w:drawing>
-          <wp:inline distT="0" distB="0" distL="0" distR="0" wp14:anchorId="41812F49" wp14:editId="01392A22">
-            <wp:extent cx="5941060" cy="2505075"/>
+          <wp:inline distT="0" distB="0" distL="0" distR="0" wp14:anchorId="479BAF70" wp14:editId="6995A66C">
+            <wp:extent cx="5941060" cy="2752725"/>
             <wp:effectExtent l="0" t="0" r="2540" b="9525"/>
-            <wp:docPr id="778104794" name="Grafik 1" descr="Ein Bild, das Text, Screenshot, Diagramm, Schrift enthält.&#10;&#10;KI-generierte Inhalte können fehlerhaft sein."/>
+            <wp:docPr id="500610798" name="Grafik 1" descr="Ein Bild, das Text, Screenshot, Diagramm, Design enthält.&#10;&#10;KI-generierte Inhalte können fehlerhaft sein."/>
             <wp:cNvGraphicFramePr>
               <a:graphicFrameLocks xmlns:a="http://schemas.openxmlformats.org/drawingml/2006/main" noChangeAspect="1"/>
             </wp:cNvGraphicFramePr>
@@ -7867,7 +8652,7 @@
               <a:graphicData uri="http://schemas.openxmlformats.org/drawingml/2006/picture">
                 <pic:pic xmlns:pic="http://schemas.openxmlformats.org/drawingml/2006/picture">
                   <pic:nvPicPr>
-                    <pic:cNvPr id="778104794" name="Grafik 1" descr="Ein Bild, das Text, Screenshot, Diagramm, Schrift enthält.&#10;&#10;KI-generierte Inhalte können fehlerhaft sein."/>
+                    <pic:cNvPr id="500610798" name="Grafik 1" descr="Ein Bild, das Text, Screenshot, Diagramm, Design enthält.&#10;&#10;KI-generierte Inhalte können fehlerhaft sein."/>
                     <pic:cNvPicPr/>
                   </pic:nvPicPr>
                   <pic:blipFill>
@@ -7879,7 +8664,7 @@
                   <pic:spPr>
                     <a:xfrm>
                       <a:off x="0" y="0"/>
-                      <a:ext cx="5941060" cy="2505075"/>
+                      <a:ext cx="5941060" cy="2752725"/>
                     </a:xfrm>
                     <a:prstGeom prst="rect">
                       <a:avLst/>
@@ -7897,8 +8682,6 @@
         <w:pStyle w:val="Beschriftung"/>
         <w:jc w:val="center"/>
       </w:pPr>
-      <w:bookmarkStart w:id="20" w:name="_Toc203850702"/>
-      <w:bookmarkStart w:id="21" w:name="_Ref203850941"/>
       <w:r>
         <w:t xml:space="preserve">Abbildung </w:t>
       </w:r>
@@ -7911,10 +8694,423 @@
         </w:r>
       </w:fldSimple>
       <w:r>
-        <w:t>: Zero-Trust-Architektur nach NIST</w:t>
-      </w:r>
-      <w:bookmarkEnd w:id="20"/>
-      <w:bookmarkEnd w:id="21"/>
+        <w:t xml:space="preserve">: </w:t>
+      </w:r>
+      <w:r>
+        <w:t>Komponenten einer Zero Trust-Architektur nach NIST</w:t>
+      </w:r>
+    </w:p>
+    <w:p>
+      <w:r>
+        <w:t xml:space="preserve">Die </w:t>
+      </w:r>
+      <w:r>
+        <w:t xml:space="preserve">logischen Komponenten geben die </w:t>
+      </w:r>
+      <w:r>
+        <w:t>Grundb</w:t>
+      </w:r>
+      <w:r>
+        <w:t xml:space="preserve">austeine einer Zero Trust </w:t>
+      </w:r>
+      <w:r>
+        <w:t>Architektur</w:t>
+      </w:r>
+      <w:r>
+        <w:t xml:space="preserve"> an. </w:t>
+      </w:r>
+      <w:r>
+        <w:t>In der praktischen Umsetzung stellt sich jedoch zusätzlich die Frage, wo und wie diese Module technisch bereitgestellt werden müssen.</w:t>
+      </w:r>
+      <w:r>
+        <w:t xml:space="preserve"> </w:t>
+      </w:r>
+      <w:r>
+        <w:t>Nach NIST gibt es drei mögliche</w:t>
+      </w:r>
+      <w:r>
+        <w:t xml:space="preserve"> Ansätze</w:t>
+      </w:r>
+      <w:r>
+        <w:t xml:space="preserve">, eine </w:t>
+      </w:r>
+      <w:r>
+        <w:t>ZTA</w:t>
+      </w:r>
+      <w:r>
+        <w:t xml:space="preserve"> umzusetzen.</w:t>
+      </w:r>
+      <w:r>
+        <w:t xml:space="preserve"> </w:t>
+      </w:r>
+      <w:r>
+        <w:t xml:space="preserve">Die Ansätze können </w:t>
+      </w:r>
+      <w:r>
+        <w:t>einzeln</w:t>
+      </w:r>
+      <w:r>
+        <w:t xml:space="preserve"> umgesetzt werden, jedoch bietet nur eine </w:t>
+      </w:r>
+      <w:r>
+        <w:t xml:space="preserve">Kombination aus allen drei Ansätzen eine vollständige </w:t>
+      </w:r>
+      <w:r>
+        <w:t xml:space="preserve">Lösung. </w:t>
+      </w:r>
+      <w:r>
+        <w:t xml:space="preserve">Im </w:t>
+      </w:r>
+      <w:r>
+        <w:t>Folgendem</w:t>
+      </w:r>
+      <w:r>
+        <w:t xml:space="preserve"> </w:t>
+      </w:r>
+      <w:r>
+        <w:t xml:space="preserve">werden </w:t>
+      </w:r>
+      <w:r>
+        <w:t xml:space="preserve">die </w:t>
+      </w:r>
+      <w:r>
+        <w:t xml:space="preserve">Deployment Modelle kurz </w:t>
+      </w:r>
+      <w:r>
+        <w:t>vorgestellt</w:t>
+      </w:r>
+      <w:r>
+        <w:t>.</w:t>
+      </w:r>
+    </w:p>
+    <w:p>
+      <w:r>
+        <w:t xml:space="preserve">Als </w:t>
+      </w:r>
+      <w:r>
+        <w:t>erster Ansatz</w:t>
+      </w:r>
+      <w:r>
+        <w:t xml:space="preserve"> wird das </w:t>
+      </w:r>
+      <w:r>
+        <w:rPr>
+          <w:i/>
+          <w:iCs/>
+        </w:rPr>
+        <w:t>Enhanced Identity Governance</w:t>
+      </w:r>
+      <w:r>
+        <w:t xml:space="preserve"> vorgestellt.</w:t>
+      </w:r>
+      <w:r>
+        <w:t xml:space="preserve"> Dieser Ansatz </w:t>
+      </w:r>
+      <w:r>
+        <w:t>fokussiert</w:t>
+      </w:r>
+      <w:r>
+        <w:t xml:space="preserve"> sich primär </w:t>
+      </w:r>
+      <w:r>
+        <w:t xml:space="preserve">auf die </w:t>
+      </w:r>
+      <w:r>
+        <w:t>Nutzeridentität</w:t>
+      </w:r>
+      <w:r>
+        <w:t xml:space="preserve"> und leitet daraus Poli</w:t>
+      </w:r>
+      <w:r>
+        <w:t>cies ab. Diese Policies enthalten die Informationen,</w:t>
+      </w:r>
+      <w:r>
+        <w:t xml:space="preserve"> </w:t>
+      </w:r>
+      <w:r>
+        <w:t>welcher Nutzer mit welchen Rollen und Rechten auf welche Ressourcen zugreifen darf</w:t>
+      </w:r>
+      <w:r>
+        <w:t xml:space="preserve">. </w:t>
+      </w:r>
+      <w:r>
+        <w:t xml:space="preserve">Zusätzlich fließen weitere Faktoren mit ein, beispielsweise Informationen über den aktuellen Gerätezustand des Nutzers. Auf </w:t>
+      </w:r>
+      <w:r>
+        <w:t>dieser Grundlage kann eine Vertrauensbewertung stattfinden</w:t>
+      </w:r>
+      <w:r>
+        <w:t xml:space="preserve">. </w:t>
+      </w:r>
+      <w:r>
+        <w:t>Technisch leite</w:t>
+      </w:r>
+      <w:r>
+        <w:t xml:space="preserve">t </w:t>
+      </w:r>
+      <w:r>
+        <w:t>ein</w:t>
+      </w:r>
+      <w:r>
+        <w:t xml:space="preserve"> PEP jede Zugriffsanfrage an den zentralen PE</w:t>
+      </w:r>
+      <w:r>
+        <w:t xml:space="preserve"> und setzt danach die getroffene Entscheidung um. </w:t>
+      </w:r>
+      <w:r>
+        <w:t xml:space="preserve">Dieses Modell eignet sich </w:t>
+      </w:r>
+      <w:r>
+        <w:t>insbesondere</w:t>
+      </w:r>
+      <w:r>
+        <w:t xml:space="preserve"> für </w:t>
+      </w:r>
+      <w:r>
+        <w:t xml:space="preserve">dynamische </w:t>
+      </w:r>
+      <w:r>
+        <w:t xml:space="preserve">Umgebungen mit häufig neuen Endgeräten und </w:t>
+      </w:r>
+      <w:r>
+        <w:t>neuen</w:t>
+      </w:r>
+      <w:r>
+        <w:t xml:space="preserve"> Besucherzugängen. Zunächst lässt dieser Ansatz eine </w:t>
+      </w:r>
+      <w:r>
+        <w:t>Basiskonnektivität</w:t>
+      </w:r>
+      <w:r>
+        <w:t xml:space="preserve"> mit dem Netzwerk zu, </w:t>
+      </w:r>
+      <w:r>
+        <w:t>regelt den Zugriff auf interne Ressourcen jedoch strikt ab.</w:t>
+      </w:r>
+      <w:r>
+        <w:t xml:space="preserve"> Ressourcen bleiben im Netz allerdings sichtbar.</w:t>
+      </w:r>
+    </w:p>
+    <w:p>
+      <w:r>
+        <w:t xml:space="preserve">Als zweiten Ansatz </w:t>
+      </w:r>
+      <w:r>
+        <w:t>wird</w:t>
+      </w:r>
+      <w:r>
+        <w:t xml:space="preserve"> </w:t>
+      </w:r>
+      <w:r>
+        <w:rPr>
+          <w:i/>
+          <w:iCs/>
+        </w:rPr>
+        <w:t>Micro-Segmentation</w:t>
+      </w:r>
+      <w:r>
+        <w:t xml:space="preserve"> genutzt</w:t>
+      </w:r>
+      <w:r>
+        <w:t xml:space="preserve">. </w:t>
+      </w:r>
+      <w:r>
+        <w:t xml:space="preserve">Bei diesem Ansatz wird </w:t>
+      </w:r>
+      <w:r>
+        <w:t xml:space="preserve">ein </w:t>
+      </w:r>
+      <w:r>
+        <w:t>Unternehmensnetzwerk</w:t>
+      </w:r>
+      <w:r>
+        <w:t xml:space="preserve"> </w:t>
+      </w:r>
+      <w:r>
+        <w:t xml:space="preserve">in viele kleine </w:t>
+      </w:r>
+      <w:r>
+        <w:t>voneinander getrennte Zonen</w:t>
+      </w:r>
+      <w:r>
+        <w:t xml:space="preserve"> aufgeteilt.</w:t>
+      </w:r>
+      <w:r>
+        <w:t xml:space="preserve"> Durch die Aufteilung findet eine Isolation der Ressourcen statt</w:t>
+      </w:r>
+      <w:r>
+        <w:t>.</w:t>
+      </w:r>
+      <w:r>
+        <w:t xml:space="preserve"> </w:t>
+      </w:r>
+      <w:r>
+        <w:t>D</w:t>
+      </w:r>
+      <w:r>
+        <w:t>ie Kommunikation zwischen diesen Segmenten erfolgt ausschließlich über Gateway</w:t>
+      </w:r>
+      <w:r>
+        <w:t>s</w:t>
+      </w:r>
+      <w:r>
+        <w:t>, die als Policy Enforcement Points fungieren und Zugriffsentscheidungen in Echtzeit durchsetzen</w:t>
+      </w:r>
+      <w:r>
+        <w:t>. Als Gateways können Switche oder Next-Generation-Firewalls genutzt</w:t>
+      </w:r>
+      <w:r>
+        <w:t xml:space="preserve"> werden</w:t>
+      </w:r>
+      <w:r>
+        <w:t xml:space="preserve">. </w:t>
+      </w:r>
+      <w:r>
+        <w:t xml:space="preserve">Erweitert werden kann das Ganze </w:t>
+      </w:r>
+      <w:r>
+        <w:t>mit einem Agenten</w:t>
+      </w:r>
+      <w:r>
+        <w:t xml:space="preserve">, der auf dem Endgerät konfiguriert wird. Dieser </w:t>
+      </w:r>
+      <w:r>
+        <w:t>Agent</w:t>
+      </w:r>
+      <w:r>
+        <w:t xml:space="preserve"> </w:t>
+      </w:r>
+      <w:r>
+        <w:t>kann</w:t>
+      </w:r>
+      <w:r>
+        <w:t xml:space="preserve"> dort dann</w:t>
+      </w:r>
+      <w:r>
+        <w:t xml:space="preserve"> dieselben Zugriffsregeln lokal durchsetzen und so auch innerhalb eines physischen Netzwerks eine feinkörnige Kontrolle ermöglichen</w:t>
+      </w:r>
+      <w:r>
+        <w:t xml:space="preserve">. </w:t>
+      </w:r>
+      <w:r>
+        <w:t xml:space="preserve">Für die </w:t>
+      </w:r>
+      <w:r>
+        <w:t>Effektivität</w:t>
+      </w:r>
+      <w:r>
+        <w:t xml:space="preserve"> dieses Ansatzes ist ein </w:t>
+      </w:r>
+      <w:r>
+        <w:t>gepflegtes</w:t>
+      </w:r>
+      <w:r>
+        <w:t xml:space="preserve"> Identitätssystem </w:t>
+      </w:r>
+      <w:r>
+        <w:t>Voraussetzung</w:t>
+      </w:r>
+      <w:r>
+        <w:t>.</w:t>
+      </w:r>
+      <w:r>
+        <w:t xml:space="preserve"> </w:t>
+      </w:r>
+      <w:r>
+        <w:t>Mikrosegmentierung</w:t>
+      </w:r>
+      <w:r>
+        <w:t xml:space="preserve"> </w:t>
+      </w:r>
+      <w:r>
+        <w:t>lässt</w:t>
+      </w:r>
+      <w:r>
+        <w:t xml:space="preserve"> sich auch mit zustandslosen Firewalls </w:t>
+      </w:r>
+      <w:r>
+        <w:t>nachbauen</w:t>
+      </w:r>
+      <w:r>
+        <w:t xml:space="preserve">, jedoch steigt dabei der Verwaltungsaufwand und </w:t>
+      </w:r>
+      <w:r>
+        <w:t>dynamische</w:t>
+      </w:r>
+      <w:r>
+        <w:t xml:space="preserve"> </w:t>
+      </w:r>
+      <w:r>
+        <w:t>Entscheidungen</w:t>
+      </w:r>
+      <w:r>
+        <w:t xml:space="preserve"> </w:t>
+      </w:r>
+      <w:r>
+        <w:t>lassen sich nur schwer umsetzen.</w:t>
+      </w:r>
+    </w:p>
+    <w:p>
+      <w:r>
+        <w:t>Als letzten Punkt</w:t>
+      </w:r>
+      <w:r>
+        <w:t xml:space="preserve"> gibt die NIST eine Kombination zwischen </w:t>
+      </w:r>
+      <w:r>
+        <w:t xml:space="preserve">der </w:t>
+      </w:r>
+      <w:r>
+        <w:t xml:space="preserve">Netzwerkinfrastruktur und Software defined perimeters an. Bei diesem Ansatz </w:t>
+      </w:r>
+      <w:r>
+        <w:t xml:space="preserve">fungiert der PA als Netzwerkkontroller. Dieser </w:t>
+      </w:r>
+      <w:r>
+        <w:t xml:space="preserve">konfiguriert das Netzwerk auf Basis der </w:t>
+      </w:r>
+      <w:r>
+        <w:t>Entscheidungen</w:t>
+      </w:r>
+      <w:r>
+        <w:t xml:space="preserve"> </w:t>
+      </w:r>
+      <w:r>
+        <w:t>des PE</w:t>
+      </w:r>
+      <w:r>
+        <w:t>. Wenn eine</w:t>
+      </w:r>
+      <w:r>
+        <w:t xml:space="preserve"> Identität mit einer Ressource </w:t>
+      </w:r>
+      <w:r>
+        <w:t>k</w:t>
+      </w:r>
+      <w:r>
+        <w:t>ommunizieren möchte, öffnet der PA eine separate</w:t>
+      </w:r>
+      <w:r>
+        <w:t xml:space="preserve"> und geschützte</w:t>
+      </w:r>
+      <w:r>
+        <w:t xml:space="preserve"> Verbindung mit der Ressource. Über diese </w:t>
+      </w:r>
+      <w:r>
+        <w:t xml:space="preserve">temporäre </w:t>
+      </w:r>
+      <w:r>
+        <w:t xml:space="preserve">Verbindung wird die Kommunikation dann gestartet. </w:t>
+      </w:r>
+      <w:r>
+        <w:t xml:space="preserve">Auf diese Weise existiert im Netz keine allgemein zugängliche Route mehr </w:t>
+      </w:r>
+      <w:r>
+        <w:t>zu den geschützten Ressourcen</w:t>
+      </w:r>
+      <w:r>
+        <w:t>.</w:t>
+      </w:r>
     </w:p>
     <w:p>
       <w:pPr>
@@ -7922,7 +9118,6 @@
       </w:pPr>
       <w:bookmarkStart w:id="22" w:name="_Toc203992390"/>
       <w:r>
-        <w:lastRenderedPageBreak/>
         <w:t>Integrationsmodell</w:t>
       </w:r>
       <w:r>
@@ -7964,11 +9159,15 @@
     </w:p>
     <w:p>
       <w:pPr>
-        <w:pStyle w:val="Listenabsatz"/>
         <w:numPr>
           <w:ilvl w:val="0"/>
-          <w:numId w:val="33"/>
+          <w:numId w:val="16"/>
         </w:numPr>
+        <w:tabs>
+          <w:tab w:val="clear" w:pos="360"/>
+          <w:tab w:val="num" w:pos="717"/>
+        </w:tabs>
+        <w:ind w:left="717"/>
       </w:pPr>
       <w:r>
         <w:t>Identität</w:t>
@@ -7976,11 +9175,15 @@
     </w:p>
     <w:p>
       <w:pPr>
-        <w:pStyle w:val="Listenabsatz"/>
         <w:numPr>
           <w:ilvl w:val="0"/>
-          <w:numId w:val="33"/>
+          <w:numId w:val="16"/>
         </w:numPr>
+        <w:tabs>
+          <w:tab w:val="clear" w:pos="360"/>
+          <w:tab w:val="num" w:pos="717"/>
+        </w:tabs>
+        <w:ind w:left="717"/>
       </w:pPr>
       <w:r>
         <w:t>Geräte</w:t>
@@ -7988,11 +9191,15 @@
     </w:p>
     <w:p>
       <w:pPr>
-        <w:pStyle w:val="Listenabsatz"/>
         <w:numPr>
           <w:ilvl w:val="0"/>
-          <w:numId w:val="33"/>
+          <w:numId w:val="16"/>
         </w:numPr>
+        <w:tabs>
+          <w:tab w:val="clear" w:pos="360"/>
+          <w:tab w:val="num" w:pos="717"/>
+        </w:tabs>
+        <w:ind w:left="717"/>
       </w:pPr>
       <w:r>
         <w:t>Netz</w:t>
@@ -8000,11 +9207,15 @@
     </w:p>
     <w:p>
       <w:pPr>
-        <w:pStyle w:val="Listenabsatz"/>
         <w:numPr>
           <w:ilvl w:val="0"/>
-          <w:numId w:val="33"/>
+          <w:numId w:val="16"/>
         </w:numPr>
+        <w:tabs>
+          <w:tab w:val="clear" w:pos="360"/>
+          <w:tab w:val="num" w:pos="717"/>
+        </w:tabs>
+        <w:ind w:left="717"/>
       </w:pPr>
       <w:r>
         <w:t>Anwendung</w:t>
@@ -8012,11 +9223,15 @@
     </w:p>
     <w:p>
       <w:pPr>
-        <w:pStyle w:val="Listenabsatz"/>
         <w:numPr>
           <w:ilvl w:val="0"/>
-          <w:numId w:val="33"/>
+          <w:numId w:val="16"/>
         </w:numPr>
+        <w:tabs>
+          <w:tab w:val="clear" w:pos="360"/>
+          <w:tab w:val="num" w:pos="717"/>
+        </w:tabs>
+        <w:ind w:left="717"/>
       </w:pPr>
       <w:r>
         <w:t>Daten</w:t>
@@ -8033,14 +9248,16 @@
         <w:t xml:space="preserve"> </w:t>
       </w:r>
       <w:r>
-        <w:t>Reifegraden erörtert</w:t>
-      </w:r>
-      <w:r>
-        <w:t xml:space="preserve">. Demnach gibt es die Ausprägung </w:t>
-      </w:r>
-      <w:commentRangeStart w:id="23"/>
-      <w:r>
-        <w:t>Klassisch</w:t>
+        <w:t>Ausprägungen</w:t>
+      </w:r>
+      <w:r>
+        <w:t xml:space="preserve"> </w:t>
+      </w:r>
+      <w:r>
+        <w:t>erläutert</w:t>
+      </w:r>
+      <w:r>
+        <w:t>. Demnach gibt es die Ausprägung Klassisch</w:t>
       </w:r>
       <w:r>
         <w:t xml:space="preserve"> (KL)</w:t>
@@ -8058,60 +9275,51 @@
         <w:t xml:space="preserve"> (ID)</w:t>
       </w:r>
       <w:r>
+        <w:t>.</w:t>
+      </w:r>
+      <w:r>
+        <w:t xml:space="preserve"> </w:t>
+      </w:r>
+      <w:r>
+        <w:t xml:space="preserve">Das BSI </w:t>
+      </w:r>
+      <w:r>
+        <w:t xml:space="preserve">nennt </w:t>
+      </w:r>
+      <w:r>
+        <w:t xml:space="preserve">zudem die Funktionen Detektion &amp; Reaktion, sowie Anforderungen an </w:t>
+      </w:r>
+      <w:r>
+        <w:t>Verschlusssache</w:t>
+      </w:r>
+      <w:r>
+        <w:t>n (</w:t>
+      </w:r>
+      <w:r>
+        <w:t>VS</w:t>
+      </w:r>
+      <w:r>
+        <w:t>)</w:t>
+      </w:r>
+      <w:r>
         <w:t xml:space="preserve">. </w:t>
       </w:r>
-      <w:commentRangeEnd w:id="23"/>
-      <w:r>
-        <w:rPr>
-          <w:rStyle w:val="Kommentarzeichen"/>
-        </w:rPr>
-        <w:commentReference w:id="23"/>
-      </w:r>
-      <w:r>
-        <w:t xml:space="preserve">Das BSI </w:t>
-      </w:r>
-      <w:r>
-        <w:t xml:space="preserve">nennt </w:t>
-      </w:r>
-      <w:r>
-        <w:t xml:space="preserve">zudem die Funktionen Detektion &amp; Reaktion, sowie Anforderungen an VS. </w:t>
-      </w:r>
-      <w:r>
-        <w:t xml:space="preserve">Da diese Arbeit sich ausschließlich auf die </w:t>
-      </w:r>
-      <w:r>
-        <w:t xml:space="preserve">Umsetzung der </w:t>
-      </w:r>
-      <w:r>
-        <w:t>Zero Trust Prinzipien fokussiert, werden diese spezifischen Anforderungen des BSI nicht näher betrachtet.</w:t>
-      </w:r>
-      <w:r>
-        <w:t xml:space="preserve"> Die Reifegrade werden in der </w:t>
-      </w:r>
-      <w:r>
-        <w:t>untenstehenden</w:t>
-      </w:r>
-      <w:r>
-        <w:t xml:space="preserve"> </w:t>
-      </w:r>
-      <w:r>
-        <w:t xml:space="preserve">Ausführung nur beispielhaft </w:t>
-      </w:r>
-      <w:r>
-        <w:t>genannt,</w:t>
-      </w:r>
-      <w:r>
-        <w:t xml:space="preserve"> um die Übersicht zu wahren. Eine </w:t>
-      </w:r>
-      <w:r>
-        <w:t>detaillierte</w:t>
-      </w:r>
-      <w:r>
-        <w:t xml:space="preserve"> Darstellung ist im Anhang zu finden.</w:t>
-      </w:r>
-    </w:p>
-    <w:p>
-      <w:r>
+      <w:r>
+        <w:t xml:space="preserve">Da es sich </w:t>
+      </w:r>
+      <w:r>
+        <w:t xml:space="preserve">bei dieser wissenschaftlichen Arbeit um eine Bachelorarbeit handelt, wurde sich auf die wesentlichen Punkte beschränkt. </w:t>
+      </w:r>
+      <w:r>
+        <w:t xml:space="preserve">Die spezifischen Anforderungen des </w:t>
+      </w:r>
+      <w:r>
+        <w:t>BSI an die Detektion &amp; Reaktion, sowie Anforderungen an VS werden weitergehend nicht betrachtet. Auch die Ausprägungen KL, FO, ID werden auf die wesentlichen Aspekte gekürzt. Die detaillierten Ausarbeitungen des BSIs sind im Anhang zu finden.</w:t>
+      </w:r>
+    </w:p>
+    <w:p>
+      <w:r>
+        <w:lastRenderedPageBreak/>
         <w:t xml:space="preserve">Eine Identität </w:t>
       </w:r>
       <w:r>
@@ -8352,6 +9560,7 @@
             <w:docPart w:val="4C82F8B98B2F4496880645CC443033B6"/>
           </w:placeholder>
         </w:sdtPr>
+        <w:sdtEndPr/>
         <w:sdtContent>
           <w:r>
             <w:fldChar w:fldCharType="begin"/>
@@ -8406,11 +9615,7 @@
         <w:t>e und Passwort. In seltenen Fäll</w:t>
       </w:r>
       <w:r>
-        <w:t xml:space="preserve">en wird ein zweiter Faktor für die </w:t>
-      </w:r>
-      <w:r>
-        <w:lastRenderedPageBreak/>
-        <w:t>Anmeldung an kritischen Ressourcen hinzugezogen. Die verwendeten Anmeldedaten sind nicht spezifisch für eine Anwendung in Benutzung. Die Anmeldedaten werden häufig für weitere</w:t>
+        <w:t>en wird ein zweiter Faktor für die Anmeldung an kritischen Ressourcen hinzugezogen. Die verwendeten Anmeldedaten sind nicht spezifisch für eine Anwendung in Benutzung. Die Anmeldedaten werden häufig für weitere</w:t>
       </w:r>
       <w:r>
         <w:t xml:space="preserve"> Anwendungen verwendet.</w:t>
@@ -8584,14 +9789,1081 @@
     </w:p>
     <w:p>
       <w:r>
+        <w:lastRenderedPageBreak/>
         <w:t xml:space="preserve">In der idealen Ausprägung </w:t>
       </w:r>
       <w:r>
         <w:t xml:space="preserve">hat jede Anwendungssitzung eine </w:t>
       </w:r>
+      <w:commentRangeStart w:id="23"/>
+      <w:r>
+        <w:t xml:space="preserve">starke </w:t>
+      </w:r>
+      <w:commentRangeEnd w:id="23"/>
+      <w:r>
+        <w:rPr>
+          <w:rStyle w:val="Kommentarzeichen"/>
+        </w:rPr>
+        <w:commentReference w:id="23"/>
+      </w:r>
+      <w:r>
+        <w:t>Multi Faktor Authentifizierung zu Grunde.</w:t>
+      </w:r>
+      <w:r>
+        <w:t xml:space="preserve"> Die Authentisierung wird ständig neu überprüft und es können weitere Faktoren hinzugezogen werden, sollte es zum Vertrauensverlust kommen. </w:t>
+      </w:r>
+      <w:r>
+        <w:t xml:space="preserve">Zudem findet ein </w:t>
+      </w:r>
+      <w:r>
+        <w:t>h</w:t>
+      </w:r>
+      <w:r>
+        <w:t xml:space="preserve">ybrider Ansatz von RBAC und ABAC statt. </w:t>
+      </w:r>
+      <w:r>
+        <w:t xml:space="preserve">Auf Grundlage der Identitätsmerkmale übernimmt </w:t>
+      </w:r>
+      <w:r>
+        <w:t xml:space="preserve">ABAC die erste </w:t>
+      </w:r>
+      <w:r>
+        <w:t>Zugriffsentscheidung</w:t>
+      </w:r>
+      <w:r>
+        <w:t>, während RBAC dafür verwendet wird, Zugriffe noch feiner steuern zu können.</w:t>
+      </w:r>
+      <w:r>
+        <w:t xml:space="preserve"> An allen Anwendungen der Organisation ist es möglich, sich mit den Identitätsprovider, der Zugriff auf die zentralen Identitäten hat, anmelden zu können</w:t>
+      </w:r>
+      <w:r>
+        <w:t xml:space="preserve">. </w:t>
+      </w:r>
+      <w:r>
+        <w:t xml:space="preserve">Die Organisation steuert Rechte anhand klarer </w:t>
+      </w:r>
+      <w:r>
+        <w:t>Sicherheitsrichtlinien,</w:t>
+      </w:r>
+      <w:r>
+        <w:t xml:space="preserve"> während das Prinzip der minimalen Rechtevergabe vollumfänglich durchgesetzt ist.</w:t>
+      </w:r>
+    </w:p>
+    <w:p>
+      <w:r>
+        <w:t>Unter</w:t>
+      </w:r>
+      <w:r>
+        <w:t xml:space="preserve"> einem Gerät versteht dieses Konzept eine physische oder virtualisierte Hardwareeinheit. </w:t>
+      </w:r>
+      <w:r>
+        <w:t>Diese Einheiten</w:t>
+      </w:r>
+      <w:r>
+        <w:t xml:space="preserve"> sind dazu fähig</w:t>
+      </w:r>
+      <w:r>
+        <w:t>, eine Verbindung zu einem Netzwerk herzustellen.</w:t>
+      </w:r>
+      <w:r>
+        <w:t xml:space="preserve"> Geräte umfassen eine Vielzahl von Systemen, darunter Internet of Things (IoT)</w:t>
+      </w:r>
+      <w:r>
+        <w:t xml:space="preserve"> </w:t>
+      </w:r>
+      <w:r>
+        <w:t>Geräte, Laptops, Handys, Server, Drucker</w:t>
+      </w:r>
+      <w:r>
+        <w:t xml:space="preserve"> und</w:t>
+      </w:r>
+      <w:r>
+        <w:t xml:space="preserve"> Telefone.</w:t>
+      </w:r>
+      <w:r>
+        <w:t xml:space="preserve"> Die Administration dieser Geräte kann durch die Organisation selbst oder durch einen Dritten erfolgen.</w:t>
+      </w:r>
+      <w:r>
+        <w:t xml:space="preserve"> </w:t>
+      </w:r>
+      <w:r>
+        <w:t xml:space="preserve">Geräte sollten stehts bekannt sein und von der verwaltenden Organisation </w:t>
+      </w:r>
+      <w:r>
+        <w:t xml:space="preserve">in einem Inventar erfasst und ausreichend geschützt sein. </w:t>
+      </w:r>
+      <w:r>
+        <w:t xml:space="preserve">Geräte können anhand von Sicherheitszuständen kategorisiert werden. Diese </w:t>
+      </w:r>
+      <w:r>
+        <w:t xml:space="preserve">Kategorisierung sollten bei der Zugriffsentscheidung eine Rolle spielen. </w:t>
+      </w:r>
+      <w:r>
+        <w:t xml:space="preserve">Das BSI nennt </w:t>
+      </w:r>
+      <w:r>
+        <w:t>sieben Funktionen, die zur Umsetzung der Zero Trust Prinzipien für d</w:t>
+      </w:r>
+      <w:r>
+        <w:t>iese</w:t>
+      </w:r>
+      <w:r>
+        <w:t xml:space="preserve"> Säule wichtig sind. </w:t>
+      </w:r>
+      <w:r>
+        <w:t xml:space="preserve">Zu den sieben Funktionen gehören </w:t>
+      </w:r>
+      <w:r>
+        <w:t>Compliance Monitoring, Compliance Durchsetzung, Ressourcenzugriff, Authentisierung, Assetmanagement, Schwachstellenmanagement und die Sicherheitsfunktionen</w:t>
+      </w:r>
+      <w:r>
+        <w:t xml:space="preserve">. Das Compliance Monitoring </w:t>
+      </w:r>
+      <w:r>
+        <w:t xml:space="preserve">beschreibt </w:t>
+      </w:r>
+      <w:r>
+        <w:t xml:space="preserve">eine Übersicht über Geräte, die den Compliance Status aller Geräte wiedergibt. Der Compliance </w:t>
+      </w:r>
+      <w:r>
+        <w:t>Status beruft sich auf den von der Organisation festgelegten Sicherheitsrichtlinien. Die Compliance Durchsetzung</w:t>
+      </w:r>
+      <w:r>
+        <w:t xml:space="preserve"> beschreibt den Vorgang, dass die Organisation die </w:t>
+      </w:r>
+      <w:r>
+        <w:t>Möglichkeit</w:t>
+      </w:r>
+      <w:r>
+        <w:t xml:space="preserve"> hat, neue Compliance </w:t>
+      </w:r>
+      <w:r>
+        <w:t>Bestimmungen</w:t>
+      </w:r>
+      <w:r>
+        <w:t xml:space="preserve"> auf Geräten durchsetzen zu können.</w:t>
+      </w:r>
+      <w:r>
+        <w:t xml:space="preserve"> Der Ressourcenzugriff sagt aus, dass </w:t>
+      </w:r>
+      <w:r>
+        <w:t xml:space="preserve">bei Zugriff auf Ressourcen der Gerätezustand </w:t>
+      </w:r>
+      <w:r>
+        <w:t>zu berücksichtigen ist</w:t>
+      </w:r>
+      <w:r>
+        <w:t xml:space="preserve">. </w:t>
+      </w:r>
+      <w:r>
+        <w:t xml:space="preserve">Die </w:t>
+      </w:r>
+      <w:r>
+        <w:t>Authentisierung</w:t>
+      </w:r>
+      <w:r>
+        <w:t xml:space="preserve"> bezieht sich auf das Gerät selbst. </w:t>
+      </w:r>
+      <w:r>
+        <w:t xml:space="preserve">Geräte erhalten </w:t>
+      </w:r>
+      <w:r>
+        <w:t>Merkmale,</w:t>
+      </w:r>
+      <w:r>
+        <w:t xml:space="preserve"> um eine </w:t>
+      </w:r>
+      <w:r>
+        <w:t>Authentisierung</w:t>
+      </w:r>
+      <w:r>
+        <w:t xml:space="preserve"> durchführen zu können. </w:t>
+      </w:r>
+      <w:r>
+        <w:t xml:space="preserve">Das Assetmanagement kümmert sich um die Inventarisierung aller Geräte. </w:t>
+      </w:r>
+      <w:r>
+        <w:t xml:space="preserve">Das Schwachstellenmanagement </w:t>
+      </w:r>
+      <w:r>
+        <w:t xml:space="preserve">beschäftigt sich mit der Analyse </w:t>
+      </w:r>
+      <w:r>
+        <w:t>von</w:t>
+      </w:r>
+      <w:r>
+        <w:t xml:space="preserve"> Schwachstellen auf Geräten und im Netzwerk. </w:t>
+      </w:r>
+      <w:r>
+        <w:t xml:space="preserve">Sicherheitsrelevante Vorfälle lösen eine Folgeaktivität aus. </w:t>
+      </w:r>
+      <w:r>
+        <w:t xml:space="preserve">Die Sicherheitsfunktion </w:t>
+      </w:r>
+      <w:r>
+        <w:t xml:space="preserve">sind im Gerät eingebettete Schutzmechanismen, die dessen eindeutige Identität, </w:t>
+      </w:r>
+      <w:r>
+        <w:t>abgesicherten Speicher</w:t>
+      </w:r>
+      <w:r>
+        <w:t xml:space="preserve"> und Integration </w:t>
+      </w:r>
+      <w:r>
+        <w:t>absichern.</w:t>
+      </w:r>
+    </w:p>
+    <w:p>
+      <w:r>
+        <w:t>In der klassischen Ausprägung</w:t>
+      </w:r>
+      <w:r>
+        <w:t xml:space="preserve"> hat die Organisation ein</w:t>
+      </w:r>
+      <w:r>
+        <w:t>e</w:t>
+      </w:r>
+      <w:r>
+        <w:t xml:space="preserve"> nur sehr eingeschränkte Gerätekontrolle</w:t>
+      </w:r>
+      <w:r>
+        <w:t xml:space="preserve">. </w:t>
+      </w:r>
+      <w:r>
+        <w:t xml:space="preserve">Der Compliance Status wird von wenigen Geräten erfasst und liefert nur Teilinformationen über das Gerät. </w:t>
+      </w:r>
+      <w:r>
+        <w:t>Durchsetzungen von neuen C</w:t>
+      </w:r>
+      <w:r>
+        <w:t>omplian</w:t>
+      </w:r>
+      <w:r>
+        <w:t xml:space="preserve">ce </w:t>
+      </w:r>
+      <w:r>
+        <w:t>Richtlinien</w:t>
+      </w:r>
+      <w:r>
+        <w:t xml:space="preserve"> auf Geräten</w:t>
+      </w:r>
+      <w:r>
+        <w:t xml:space="preserve"> findet nur gelegentlich </w:t>
+      </w:r>
+      <w:r>
+        <w:t>und manuell statt.</w:t>
+      </w:r>
+      <w:r>
+        <w:t xml:space="preserve"> </w:t>
+      </w:r>
+      <w:r>
+        <w:t>De</w:t>
+      </w:r>
+      <w:r>
+        <w:t xml:space="preserve">r Zustand der </w:t>
+      </w:r>
+      <w:r>
+        <w:t xml:space="preserve">einzelnen </w:t>
+      </w:r>
+      <w:r>
+        <w:t>Geräte wird bei</w:t>
+      </w:r>
+      <w:r>
+        <w:t>m</w:t>
+      </w:r>
+      <w:r>
+        <w:t xml:space="preserve"> Zugriff auf Ressourcen der Organisation nicht beachtet. </w:t>
+      </w:r>
+      <w:r>
+        <w:t xml:space="preserve">Für manche Geräte ist eine Authentisierung per </w:t>
+      </w:r>
+      <w:r>
+        <w:t>M</w:t>
+      </w:r>
+      <w:r>
+        <w:t>edia Access Control (MAC)</w:t>
+      </w:r>
+      <w:r>
+        <w:t xml:space="preserve"> Adresse vorgesehen.</w:t>
+      </w:r>
+      <w:r>
+        <w:t xml:space="preserve"> </w:t>
+      </w:r>
+      <w:r>
+        <w:t xml:space="preserve">Zudem besteht nur eine sehr grobe Übersicht über alle Geräte. </w:t>
+      </w:r>
+      <w:r>
+        <w:t xml:space="preserve">Hinzu kommt, </w:t>
+      </w:r>
+      <w:r>
+        <w:t xml:space="preserve">dass </w:t>
+      </w:r>
+      <w:r>
+        <w:t>Schwachstellenanalysen und Netzscans nur punktuell und mit manueller Auswertung stattfinden.</w:t>
+      </w:r>
+      <w:r>
+        <w:t xml:space="preserve"> Die </w:t>
+      </w:r>
+      <w:r>
+        <w:t xml:space="preserve">eingebetteten </w:t>
+      </w:r>
+      <w:r>
+        <w:t xml:space="preserve">Sicherheitsfunktionen der Geräte sind </w:t>
+      </w:r>
+      <w:r>
+        <w:t xml:space="preserve">überwiegend Softwarebasiert und haben keine nennenswerte </w:t>
+      </w:r>
+      <w:r>
+        <w:t>V</w:t>
+      </w:r>
+      <w:r>
+        <w:t>ertrauensnachweis.</w:t>
+      </w:r>
+    </w:p>
+    <w:p>
+      <w:r>
+        <w:t>In der fortgeschrittenen Ausprägung</w:t>
+      </w:r>
+      <w:r>
+        <w:t xml:space="preserve"> </w:t>
+      </w:r>
+      <w:r>
+        <w:t>hat die Organisation eine</w:t>
+      </w:r>
+      <w:r>
+        <w:t xml:space="preserve"> </w:t>
+      </w:r>
+      <w:r>
+        <w:t xml:space="preserve">grundlegende Übersicht über </w:t>
+      </w:r>
+      <w:r>
+        <w:t>die meisten</w:t>
+      </w:r>
+      <w:r>
+        <w:t xml:space="preserve"> Geräte und deren Sicherheitsstatus.</w:t>
+      </w:r>
+      <w:r>
+        <w:t xml:space="preserve"> </w:t>
+      </w:r>
+      <w:r>
+        <w:t xml:space="preserve">Der Sicherheitsstatus wird jedoch von den </w:t>
+      </w:r>
+      <w:r>
+        <w:lastRenderedPageBreak/>
+        <w:t>Lösungen der externen Hersteller definiert</w:t>
+      </w:r>
+      <w:r>
+        <w:t>. Das k</w:t>
+      </w:r>
+      <w:r>
+        <w:t xml:space="preserve">ann zu Abweichungen </w:t>
+      </w:r>
+      <w:r>
+        <w:t>zwischen den Sicherheitsanforderungen der externen Hersteller und denen der Organisation führen.</w:t>
+      </w:r>
+      <w:r>
+        <w:t xml:space="preserve"> Neue Sicherheitsrichtlininen können weitestgehend automatisch auf den Geräten umgesetzt werden.</w:t>
+      </w:r>
+      <w:r>
+        <w:t xml:space="preserve"> Zudem setzt die Organisation den Gerätezustand aktiv </w:t>
+      </w:r>
+      <w:r>
+        <w:t>als weiteres Attribut</w:t>
+      </w:r>
+      <w:r>
+        <w:t xml:space="preserve"> ein</w:t>
+      </w:r>
+      <w:r>
+        <w:t xml:space="preserve"> für die dynamische</w:t>
+      </w:r>
+      <w:r>
+        <w:t xml:space="preserve"> Zugriffsentscheidung auf kritische Ressourcen.</w:t>
+      </w:r>
+      <w:r>
+        <w:t xml:space="preserve"> </w:t>
+      </w:r>
+      <w:r>
+        <w:t xml:space="preserve">Dem Gerät ist es </w:t>
+      </w:r>
+      <w:r>
+        <w:t xml:space="preserve">drüber hinaus </w:t>
+      </w:r>
+      <w:r>
+        <w:t>möglich</w:t>
+      </w:r>
+      <w:r>
+        <w:t xml:space="preserve">, </w:t>
+      </w:r>
+      <w:r>
+        <w:t xml:space="preserve">eine </w:t>
+      </w:r>
+      <w:r>
+        <w:t xml:space="preserve">Authentisierung </w:t>
+      </w:r>
+      <w:r>
+        <w:t xml:space="preserve">bei </w:t>
+      </w:r>
+      <w:r>
+        <w:t>Ressourcen</w:t>
+      </w:r>
+      <w:r>
+        <w:t xml:space="preserve"> anzustoßen. Die </w:t>
+      </w:r>
+      <w:r>
+        <w:t>Authentisierung</w:t>
+      </w:r>
+      <w:r>
+        <w:t xml:space="preserve"> kann </w:t>
+      </w:r>
+      <w:r>
+        <w:t>mittels Zertifikate</w:t>
+      </w:r>
+      <w:r>
+        <w:t xml:space="preserve"> erfolgen. </w:t>
+      </w:r>
+      <w:r>
+        <w:t>Die Organisation hat einen</w:t>
+      </w:r>
+      <w:r>
+        <w:t xml:space="preserve"> vollständigen Überblick über alle eigenen Geräte. Diese Übersicht wird automatisch aktualisiert.</w:t>
+      </w:r>
+      <w:r>
+        <w:t xml:space="preserve"> Die Automatisierung findet auch bei der Schwachstellenalalyse statt. Hier werden </w:t>
+      </w:r>
+      <w:r>
+        <w:t>automatische</w:t>
+      </w:r>
+      <w:r>
+        <w:t xml:space="preserve"> </w:t>
+      </w:r>
+      <w:r>
+        <w:t>Scans</w:t>
+      </w:r>
+      <w:r>
+        <w:t xml:space="preserve"> betrieben, die Gerät und Netzwerk auf Schwachstellen hin untersuchen</w:t>
+      </w:r>
+      <w:r>
+        <w:t>. Gefundene Schwachstellen haben eine automatische Folgeaktivität zur Folge.</w:t>
+      </w:r>
+      <w:r>
+        <w:t xml:space="preserve"> Die Geräte bieten auch </w:t>
+      </w:r>
+      <w:r>
+        <w:t>Hardware</w:t>
+      </w:r>
+      <w:r>
+        <w:t xml:space="preserve"> basierte Sicherheitsfunktionen an</w:t>
+      </w:r>
+      <w:r>
+        <w:t>.</w:t>
+      </w:r>
+    </w:p>
+    <w:p>
+      <w:r>
+        <w:t>In der idealen Ausprägung</w:t>
+      </w:r>
+      <w:r>
+        <w:t xml:space="preserve"> besitzt die Organisation eine vollständige Übersicht über alle </w:t>
+      </w:r>
+      <w:r>
+        <w:t xml:space="preserve">Geräte und deren Sicherheitsstatus. </w:t>
+      </w:r>
+      <w:r>
+        <w:t xml:space="preserve">Der Sicherheitsstatus entspricht dabei den Vorstellungen der Organisation und wird nicht durch </w:t>
+      </w:r>
+      <w:r>
+        <w:t>D</w:t>
+      </w:r>
+      <w:r>
+        <w:t xml:space="preserve">ritte interpretiert. </w:t>
+      </w:r>
+      <w:r>
+        <w:t>Sicherheitsrichtlininen werden vollautomatisch auf alle Geräte durchgesetzt</w:t>
+      </w:r>
+      <w:r>
+        <w:t xml:space="preserve">. </w:t>
+      </w:r>
+      <w:r>
+        <w:t>D</w:t>
+      </w:r>
+      <w:r>
+        <w:t>ie Berücksichtigung des</w:t>
+      </w:r>
+      <w:r>
+        <w:t xml:space="preserve"> Sicherheitszustand</w:t>
+      </w:r>
+      <w:r>
+        <w:t>es</w:t>
+      </w:r>
+      <w:r>
+        <w:t xml:space="preserve"> wird weiter ausgebaut. </w:t>
+      </w:r>
+      <w:r>
+        <w:t>Geräte müssen bei jedem Zugriff ihren aktuellen Sicherheitszustand offenlegen</w:t>
+      </w:r>
+      <w:r>
+        <w:t>, damit dieser als weiteres Attribut bei der Zugriffsentscheidung miteinfließen kann.</w:t>
+      </w:r>
+      <w:r>
+        <w:t xml:space="preserve"> </w:t>
+      </w:r>
+      <w:r>
+        <w:t>Zudem hat die</w:t>
+      </w:r>
+      <w:r>
+        <w:t xml:space="preserve"> Organisation eine vollautomatische Lösung, um das Geräteinventar zu pflegen und zu aktualisieren. </w:t>
+      </w:r>
+      <w:r>
+        <w:t>Schwachstellen werden kontinuierlich erkannt</w:t>
+      </w:r>
+      <w:r>
+        <w:t xml:space="preserve"> und </w:t>
+      </w:r>
+      <w:r>
+        <w:t>bewertet</w:t>
+      </w:r>
+      <w:r>
+        <w:t xml:space="preserve">. Die Bewertungen </w:t>
+      </w:r>
+      <w:r>
+        <w:t>lösen</w:t>
+      </w:r>
+      <w:r>
+        <w:t xml:space="preserve"> automatisch</w:t>
+      </w:r>
+      <w:r>
+        <w:t xml:space="preserve"> </w:t>
+      </w:r>
+      <w:r>
+        <w:t xml:space="preserve">eine </w:t>
+      </w:r>
+      <w:r>
+        <w:t>angemessene Folgeaktivitäten aus. Die Identifizierung von Schwachstellen betrifft dabei jedes Gerät, ob physisch oder virtuell.</w:t>
+      </w:r>
+      <w:r>
+        <w:t xml:space="preserve"> Alle Geräte bieten </w:t>
+      </w:r>
+      <w:r>
+        <w:t xml:space="preserve">abgesicherten Speicher und </w:t>
+      </w:r>
+      <w:r>
+        <w:t xml:space="preserve">Sicherheitsfunktionen auf Basis von Hardware an. Die Sicherheitsfunktionen sind </w:t>
+      </w:r>
+      <w:r>
+        <w:t xml:space="preserve">zudem </w:t>
+      </w:r>
+      <w:r>
+        <w:t>zertifiziert</w:t>
+      </w:r>
+      <w:r>
+        <w:t>.</w:t>
+      </w:r>
+    </w:p>
+    <w:p>
+      <w:r>
+        <w:t>Ein Netz</w:t>
+      </w:r>
+      <w:r>
+        <w:t xml:space="preserve"> im Sinne </w:t>
+      </w:r>
+      <w:r>
+        <w:t xml:space="preserve">des Integrationsmodell </w:t>
+      </w:r>
+      <w:r>
+        <w:t xml:space="preserve">ist </w:t>
+      </w:r>
+      <w:r>
+        <w:t>ein</w:t>
+      </w:r>
+      <w:r>
+        <w:t xml:space="preserve"> Übertragungsmedium, dass den Datenaustausch zwischen</w:t>
+      </w:r>
+      <w:r>
+        <w:t xml:space="preserve"> Geräten ermöglicht.</w:t>
+      </w:r>
+      <w:r>
+        <w:t xml:space="preserve"> </w:t>
+      </w:r>
+      <w:r>
+        <w:t xml:space="preserve">Eine Organisation nutzt </w:t>
+      </w:r>
+      <w:r>
+        <w:t>sowohl eigene als auch fremde Netzwerke</w:t>
+      </w:r>
+      <w:r>
+        <w:t>.</w:t>
+      </w:r>
+      <w:r>
+        <w:t xml:space="preserve"> Um vom eigenen Netzwerk zu einem anderen Netzwerk </w:t>
+      </w:r>
+      <w:r>
+        <w:t>gelangen zu können</w:t>
+      </w:r>
+      <w:r>
+        <w:t xml:space="preserve">, gibt es Übergangspunkte. Ein Netzperimeter besteht aus dem </w:t>
+      </w:r>
+      <w:r>
+        <w:t xml:space="preserve">gesamten eigenen Netzwerk </w:t>
+      </w:r>
+      <w:r>
+        <w:t>bis hin zu den</w:t>
+      </w:r>
+      <w:r>
+        <w:t xml:space="preserve"> Übergangspunkten als Grenze. Ein Netzwerkperimeter unterliegt den Sicherheitsanforderungen der </w:t>
+      </w:r>
+      <w:r>
+        <w:t>zugrundeliegenden Organisatio</w:t>
+      </w:r>
+      <w:r>
+        <w:t>n</w:t>
+      </w:r>
+      <w:r>
+        <w:t>.</w:t>
+      </w:r>
+      <w:r>
+        <w:t xml:space="preserve"> Sicherheitsanforderungen </w:t>
+      </w:r>
+      <w:r>
+        <w:t xml:space="preserve">können </w:t>
+      </w:r>
+      <w:r>
+        <w:t>mittels Firewalls umgesetzt</w:t>
+      </w:r>
+      <w:r>
+        <w:t xml:space="preserve"> werden</w:t>
+      </w:r>
+      <w:r>
+        <w:t>.</w:t>
+      </w:r>
+      <w:r>
+        <w:t xml:space="preserve"> </w:t>
+      </w:r>
+      <w:r>
+        <w:t>Nach dem Integrationsmodell gibt es vier Funktionen, die für eine Zero Trust Architektur zu implementieren sind. Zu den vier Funktionen zählen</w:t>
+      </w:r>
+      <w:r>
+        <w:t xml:space="preserve"> Netzwerksegmentierung, </w:t>
+      </w:r>
+      <w:r>
+        <w:t>Perimeter Schutz</w:t>
+      </w:r>
+      <w:r>
+        <w:t xml:space="preserve">, Intrusion Detection </w:t>
+      </w:r>
+      <w:r>
+        <w:t>und</w:t>
+      </w:r>
+      <w:r>
+        <w:t xml:space="preserve"> Prevention Systeme und Verschlüsselung</w:t>
+      </w:r>
+      <w:r>
+        <w:t>.</w:t>
+      </w:r>
+      <w:r>
+        <w:t xml:space="preserve"> Die Netzsegmentierung </w:t>
+      </w:r>
+      <w:r>
+        <w:t>beschreibt</w:t>
+      </w:r>
+      <w:r>
+        <w:t xml:space="preserve"> den Ansatz, dass das Netzwerk in viele kleinere Bereiche aufgeteilt wird. Diese Aufteilung kann in </w:t>
+      </w:r>
+      <w:r>
+        <w:t xml:space="preserve">weniger Großen bis hin zu sehr kleinen, nur an Anwendungen gekoppelte Netze </w:t>
+      </w:r>
+      <w:r>
+        <w:t xml:space="preserve">erfolgen. </w:t>
+      </w:r>
+      <w:r>
+        <w:t xml:space="preserve">Der </w:t>
+      </w:r>
+      <w:r>
+        <w:t xml:space="preserve">Perimeterschutz bezieht sich auf die Übergangspunkte </w:t>
+      </w:r>
+      <w:r>
+        <w:t>zwischen den einzelnen Netzwerken.</w:t>
+      </w:r>
+      <w:r>
+        <w:t xml:space="preserve"> Dabei spielt es keine Rolle, </w:t>
+      </w:r>
+      <w:r>
+        <w:t>ob d</w:t>
+      </w:r>
+      <w:r>
+        <w:t>ie</w:t>
+      </w:r>
+      <w:r>
+        <w:t xml:space="preserve"> Übergangspunkt</w:t>
+      </w:r>
+      <w:r>
+        <w:t>e</w:t>
+      </w:r>
+      <w:r>
+        <w:t xml:space="preserve"> zwischen </w:t>
+      </w:r>
+      <w:r>
+        <w:t xml:space="preserve">internen </w:t>
+      </w:r>
+      <w:r>
+        <w:t xml:space="preserve">Verbindungen </w:t>
+      </w:r>
+      <w:r>
+        <w:t xml:space="preserve">oder </w:t>
+      </w:r>
+      <w:r>
+        <w:t xml:space="preserve">zwischen </w:t>
+      </w:r>
+      <w:r>
+        <w:t>intern</w:t>
+      </w:r>
+      <w:r>
+        <w:t>en</w:t>
+      </w:r>
+      <w:r>
+        <w:t xml:space="preserve"> </w:t>
+      </w:r>
+      <w:r>
+        <w:t>und</w:t>
+      </w:r>
+      <w:r>
+        <w:t xml:space="preserve"> externen </w:t>
+      </w:r>
+      <w:r>
+        <w:t>Verbindungen liegen.</w:t>
+      </w:r>
+      <w:r>
+        <w:t xml:space="preserve"> </w:t>
+      </w:r>
+      <w:r>
+        <w:t xml:space="preserve">An </w:t>
+      </w:r>
+      <w:r>
+        <w:t>allen</w:t>
+      </w:r>
+      <w:r>
+        <w:t xml:space="preserve"> Übergangspunkten </w:t>
+      </w:r>
+      <w:r>
+        <w:t>werden sicherheitsrelevante Prüfungen durchgeführt. Diese Prüfungen können auf statische wie auch dynamische Filterregeln setzen.</w:t>
+      </w:r>
+      <w:r>
+        <w:t xml:space="preserve"> </w:t>
+      </w:r>
+      <w:r>
+        <w:t>Hinter der Intrusion Detection und Prevention Funktion steckt die Idee, dass</w:t>
+      </w:r>
+      <w:r>
+        <w:t xml:space="preserve"> </w:t>
+      </w:r>
+      <w:r>
+        <w:t>eines netzbasierten Angriffs</w:t>
+      </w:r>
+      <w:r>
+        <w:t xml:space="preserve"> und Anomalienerkennung</w:t>
+      </w:r>
+      <w:r>
+        <w:t xml:space="preserve"> </w:t>
+      </w:r>
+      <w:r>
+        <w:t xml:space="preserve">hinter den einzelnen Übergangspunkten </w:t>
+      </w:r>
+      <w:r>
+        <w:t>positioniert wird.</w:t>
+      </w:r>
+      <w:r>
+        <w:t xml:space="preserve"> Die </w:t>
+      </w:r>
+      <w:r>
+        <w:t>Verschlüsselung</w:t>
+      </w:r>
+      <w:r>
+        <w:t xml:space="preserve"> sagt aus, dass Netzverkehr</w:t>
+      </w:r>
+      <w:r>
+        <w:t xml:space="preserve"> von intern zu </w:t>
+      </w:r>
+      <w:r>
+        <w:t>extern,</w:t>
+      </w:r>
+      <w:r>
+        <w:t xml:space="preserve"> aber auch intern zu intern Verschlüsselt wird.</w:t>
+      </w:r>
+    </w:p>
+    <w:p>
+      <w:r>
+        <w:lastRenderedPageBreak/>
+        <w:t>In der klassischen Ausprägung</w:t>
+      </w:r>
+      <w:r>
+        <w:t xml:space="preserve"> </w:t>
+      </w:r>
+      <w:r>
+        <w:t xml:space="preserve">teilt die Organisation das Netzwerk in sehr </w:t>
+      </w:r>
+      <w:r>
+        <w:t>grobe Abschnitte auf.</w:t>
+      </w:r>
+      <w:r>
+        <w:t xml:space="preserve"> </w:t>
+      </w:r>
+      <w:r>
+        <w:t>Unterschieden wird meist nur</w:t>
+      </w:r>
+      <w:r>
+        <w:t xml:space="preserve"> in interne und externe Netze. </w:t>
+      </w:r>
+      <w:r>
+        <w:t xml:space="preserve">Zum Schutz der Netzwerke wird meistens nur ein Paketfilter verwendet. Dieser Filter findet nur an wichtigen Übergängen zu anderen Netzwerken Anwendung. </w:t>
+      </w:r>
+      <w:r>
+        <w:t>Zusätzlich</w:t>
+      </w:r>
+      <w:r>
+        <w:t xml:space="preserve"> werden an den wichtigen Übergangspunkte ID</w:t>
+      </w:r>
+      <w:r>
+        <w:t xml:space="preserve">S und IPS konfiguriert. Die Konfiguration dieser Systeme </w:t>
+      </w:r>
+      <w:r>
+        <w:t>basieren jedoch lediglich auf bereits</w:t>
+      </w:r>
+      <w:r>
+        <w:t xml:space="preserve"> </w:t>
+      </w:r>
+      <w:r>
+        <w:t xml:space="preserve">bekannte </w:t>
+      </w:r>
+      <w:r>
+        <w:t>Signaturen</w:t>
+      </w:r>
+      <w:r>
+        <w:t xml:space="preserve"> </w:t>
+      </w:r>
+      <w:r>
+        <w:t xml:space="preserve">und </w:t>
+      </w:r>
+      <w:r>
+        <w:t xml:space="preserve">ohne </w:t>
+      </w:r>
+      <w:r>
+        <w:t xml:space="preserve">Berücksichtigung </w:t>
+      </w:r>
+      <w:r>
+        <w:t>des Kontextes</w:t>
+      </w:r>
+      <w:r>
+        <w:t>.</w:t>
+      </w:r>
+      <w:r>
+        <w:t xml:space="preserve"> </w:t>
+      </w:r>
+      <w:r>
+        <w:t>Zudem wird nur ein Teil</w:t>
+      </w:r>
+      <w:r>
+        <w:t xml:space="preserve"> des Datenverkehrs verschlüsselt. Die meisten</w:t>
+      </w:r>
+      <w:r>
+        <w:t xml:space="preserve"> Verbindungen bleiben ungeschützt.</w:t>
+      </w:r>
+    </w:p>
+    <w:p>
+      <w:r>
+        <w:t>In der fortgeschrittenen Ausprägung</w:t>
+      </w:r>
+      <w:r>
+        <w:t xml:space="preserve"> wird ein größerer Fokus auf die </w:t>
+      </w:r>
+      <w:r>
+        <w:t>Segmentierung</w:t>
+      </w:r>
+      <w:r>
+        <w:t xml:space="preserve"> der Netzwerke gelegt. Es </w:t>
+      </w:r>
+      <w:r>
+        <w:t>entstehen eigene Zonen für Server und Clients.</w:t>
+      </w:r>
+      <w:r>
+        <w:t xml:space="preserve"> </w:t>
+      </w:r>
+      <w:r>
+        <w:t xml:space="preserve">Die Netzwerke werden weitergehend </w:t>
+      </w:r>
+      <w:r>
+        <w:t>mit zusätzlichen</w:t>
+      </w:r>
+      <w:r>
+        <w:t xml:space="preserve"> Maßnahmen gesichert. </w:t>
+      </w:r>
+      <w:r>
+        <w:t>Dynamische</w:t>
+      </w:r>
+      <w:r>
+        <w:t xml:space="preserve"> Filterregeln </w:t>
+      </w:r>
+      <w:r>
+        <w:t xml:space="preserve">werden </w:t>
+      </w:r>
+      <w:r>
+        <w:t>hoch bis</w:t>
+      </w:r>
+      <w:r>
+        <w:t xml:space="preserve"> in die Anwendungsschicht verwendet</w:t>
+      </w:r>
+      <w:r>
+        <w:t>.</w:t>
+      </w:r>
+      <w:r>
+        <w:t xml:space="preserve"> Die</w:t>
+      </w:r>
+      <w:r>
+        <w:t xml:space="preserve"> Anwendung dieser </w:t>
+      </w:r>
+      <w:r>
+        <w:t xml:space="preserve">Sicherheitsrichtlinien wird </w:t>
+      </w:r>
+      <w:r>
+        <w:t>bedarfsgerecht</w:t>
+      </w:r>
+      <w:r>
+        <w:t xml:space="preserve"> an den einzelnen Übergangspunkten gesteuert. </w:t>
+      </w:r>
+      <w:r>
+        <w:t>Zusätzlich</w:t>
+      </w:r>
+      <w:r>
+        <w:t xml:space="preserve"> werden die IDS und IPS Systeme an den Übergangspunkten </w:t>
+      </w:r>
+      <w:r>
+        <w:t xml:space="preserve">mit </w:t>
+      </w:r>
+      <w:r>
+        <w:t>weiteren</w:t>
+      </w:r>
+      <w:r>
+        <w:t xml:space="preserve"> Filterregeln konfiguriert</w:t>
+      </w:r>
+      <w:r>
+        <w:t>. Das ermöglicht ein Erkennen von komplexeren Angriffsmustern.</w:t>
+      </w:r>
+      <w:r>
+        <w:t xml:space="preserve"> </w:t>
+      </w:r>
+      <w:r>
+        <w:t xml:space="preserve">Die Organisation verschlüsselt jede externe Verbindung und einen </w:t>
+      </w:r>
+      <w:r>
+        <w:t>Großteil</w:t>
+      </w:r>
+      <w:r>
+        <w:t xml:space="preserve"> </w:t>
+      </w:r>
+      <w:r>
+        <w:t>der internen Verbindungen.</w:t>
+      </w:r>
+    </w:p>
+    <w:p>
+      <w:r>
+        <w:t>In der idealen Ausprägung</w:t>
+      </w:r>
+      <w:r>
+        <w:t xml:space="preserve"> </w:t>
+      </w:r>
+      <w:r>
+        <w:t xml:space="preserve">findet eine </w:t>
+      </w:r>
+      <w:r>
+        <w:t>Aufteilung des Netzwerkes</w:t>
+      </w:r>
+      <w:r>
+        <w:t xml:space="preserve"> </w:t>
+      </w:r>
+      <w:r>
+        <w:t>im Bereich der</w:t>
+      </w:r>
+      <w:r>
+        <w:t xml:space="preserve"> Mikrosegmenteriung statt. Die Segmente sind feingranular angelegt und anwendungsorientiert </w:t>
+      </w:r>
+      <w:r>
+        <w:t xml:space="preserve">gestaltet. </w:t>
+      </w:r>
+      <w:r>
+        <w:t>An allen Netzwerkübergangen</w:t>
+      </w:r>
+      <w:r>
+        <w:t xml:space="preserve"> und auch innerhalb der Mikrosegmente werden kontextbasierte </w:t>
+      </w:r>
+      <w:r>
+        <w:t xml:space="preserve">Filterregeln angewendet. </w:t>
+      </w:r>
+      <w:r>
+        <w:t xml:space="preserve">Auch die Anwendung der IDS und IPS Systeme findet in allen Mikrosegmenten </w:t>
+      </w:r>
+      <w:r>
+        <w:t>statt</w:t>
+      </w:r>
+      <w:r>
+        <w:t xml:space="preserve">. </w:t>
+      </w:r>
+      <w:r>
+        <w:t>D</w:t>
+      </w:r>
+      <w:r>
+        <w:t>ie Konfiguration diese Systeme kann Verhaltensmuster analysieren und Anomalien frühzeitig erkennen.</w:t>
+      </w:r>
+      <w:r>
+        <w:t xml:space="preserve"> </w:t>
+      </w:r>
+      <w:r>
+        <w:t>Zudem nimmt die Organisation eine vollständige Verschlüsselung aller ausgehenden und internen Verbindungen vor.</w:t>
+      </w:r>
+    </w:p>
+    <w:p>
       <w:commentRangeStart w:id="24"/>
       <w:r>
-        <w:t xml:space="preserve">starke </w:t>
+        <w:t xml:space="preserve">Um die Vollständigkeit der Säulen zu bewahren, </w:t>
+      </w:r>
+      <w:r>
+        <w:t>werden</w:t>
+      </w:r>
+      <w:r>
+        <w:t xml:space="preserve"> auch die Säule der Anwendung </w:t>
+      </w:r>
+      <w:r>
+        <w:t xml:space="preserve">und der Daten </w:t>
+      </w:r>
+      <w:r>
+        <w:t>ausgeführt</w:t>
+      </w:r>
+      <w:r>
+        <w:t>. Im Rahmen der Bachelorarbeit liegt der Fokus auf der Implementierung eines Netzwerkes nach Zero Trust Prinzipien</w:t>
+      </w:r>
+      <w:r>
+        <w:t>, dazu gehören nicht d</w:t>
+      </w:r>
+      <w:r>
+        <w:t xml:space="preserve">ie Säule der Anwendungen </w:t>
+      </w:r>
+      <w:r>
+        <w:t>und Daten</w:t>
+      </w:r>
+      <w:r>
+        <w:t>. Daher</w:t>
+      </w:r>
+      <w:r>
+        <w:t xml:space="preserve"> </w:t>
+      </w:r>
+      <w:r>
+        <w:t xml:space="preserve">finden </w:t>
+      </w:r>
+      <w:r>
+        <w:t xml:space="preserve">diese Säulen keine </w:t>
+      </w:r>
+      <w:r>
+        <w:t>ausführliche</w:t>
+      </w:r>
+      <w:r>
+        <w:t xml:space="preserve"> Betrachtung. </w:t>
       </w:r>
       <w:commentRangeEnd w:id="24"/>
       <w:r>
@@ -8599,859 +10871,6 @@
           <w:rStyle w:val="Kommentarzeichen"/>
         </w:rPr>
         <w:commentReference w:id="24"/>
-      </w:r>
-      <w:r>
-        <w:t>Multi Faktor Authentifizierung zu Grunde.</w:t>
-      </w:r>
-      <w:r>
-        <w:t xml:space="preserve"> Die Authentisierung wird ständig neu überprüft und es können weitere Faktoren hinzugezogen werden, sollte es zum Vertrauensverlust kommen. </w:t>
-      </w:r>
-      <w:r>
-        <w:t xml:space="preserve">Zudem findet ein </w:t>
-      </w:r>
-      <w:r>
-        <w:t>h</w:t>
-      </w:r>
-      <w:r>
-        <w:t xml:space="preserve">ybrider Ansatz von RBAC und ABAC statt. </w:t>
-      </w:r>
-      <w:r>
-        <w:t xml:space="preserve">Auf Grundlage der Identitätsmerkmale übernimmt </w:t>
-      </w:r>
-      <w:r>
-        <w:t xml:space="preserve">ABAC die erste </w:t>
-      </w:r>
-      <w:r>
-        <w:t>Zugriffsentscheidung</w:t>
-      </w:r>
-      <w:r>
-        <w:t>, während RBAC dafür verwendet wird, Zugriffe noch feiner steuern zu können.</w:t>
-      </w:r>
-      <w:r>
-        <w:t xml:space="preserve"> An allen Anwendungen der Organisation ist es möglich, sich mit den Identitätsprovider, der Zugriff auf die zentralen Identitäten hat, anmelden zu können</w:t>
-      </w:r>
-      <w:r>
-        <w:t xml:space="preserve">. </w:t>
-      </w:r>
-      <w:r>
-        <w:t xml:space="preserve">Die Organisation steuert Rechte anhand klarer </w:t>
-      </w:r>
-      <w:r>
-        <w:t>Sicherheitsrichtlinien,</w:t>
-      </w:r>
-      <w:r>
-        <w:t xml:space="preserve"> während das Prinzip der minimalen Rechtevergabe vollumfänglich durchgesetzt ist.</w:t>
-      </w:r>
-    </w:p>
-    <w:p>
-      <w:r>
-        <w:t>Unter</w:t>
-      </w:r>
-      <w:r>
-        <w:t xml:space="preserve"> einem Gerät versteht dieses Konzept eine physische oder virtualisierte Hardwareeinheit. </w:t>
-      </w:r>
-      <w:r>
-        <w:t>Diese Einheiten</w:t>
-      </w:r>
-      <w:r>
-        <w:t xml:space="preserve"> sind dazu fähig</w:t>
-      </w:r>
-      <w:r>
-        <w:t>, eine Verbindung zu einem Netzwerk herzustellen.</w:t>
-      </w:r>
-      <w:r>
-        <w:t xml:space="preserve"> Geräte umfassen eine Vielzahl von Systemen, darunter Internet of Things (IoT)</w:t>
-      </w:r>
-      <w:r>
-        <w:t xml:space="preserve"> </w:t>
-      </w:r>
-      <w:r>
-        <w:t>Geräte, Laptops, Handys, Server, Drucker</w:t>
-      </w:r>
-      <w:r>
-        <w:t xml:space="preserve"> und</w:t>
-      </w:r>
-      <w:r>
-        <w:t xml:space="preserve"> Telefone.</w:t>
-      </w:r>
-      <w:r>
-        <w:t xml:space="preserve"> Die Administration dieser Geräte kann durch die Organisation selbst oder durch einen Dritten erfolgen.</w:t>
-      </w:r>
-      <w:r>
-        <w:t xml:space="preserve"> </w:t>
-      </w:r>
-      <w:r>
-        <w:t xml:space="preserve">Geräte sollten stehts bekannt sein und von der verwaltenden Organisation </w:t>
-      </w:r>
-      <w:r>
-        <w:t xml:space="preserve">in einem Inventar erfasst und ausreichend geschützt sein. </w:t>
-      </w:r>
-      <w:r>
-        <w:t xml:space="preserve">Geräte können anhand von Sicherheitszuständen kategorisiert werden. Diese </w:t>
-      </w:r>
-      <w:r>
-        <w:t xml:space="preserve">Kategorisierung sollten bei der Zugriffsentscheidung eine Rolle spielen. </w:t>
-      </w:r>
-      <w:r>
-        <w:t xml:space="preserve">Das BSI nennt </w:t>
-      </w:r>
-      <w:r>
-        <w:t>sieben Funktionen, die zur Umsetzung der Zero Trust Prinzipien für d</w:t>
-      </w:r>
-      <w:r>
-        <w:t>iese</w:t>
-      </w:r>
-      <w:r>
-        <w:t xml:space="preserve"> Säule wichtig sind. </w:t>
-      </w:r>
-      <w:r>
-        <w:t xml:space="preserve">Zu den sieben Funktionen gehören </w:t>
-      </w:r>
-      <w:r>
-        <w:t>Compliance Monitoring, Compliance Durchsetzung, Ressourcenzugriff, Authentisierung, Assetmanagement, Schwachstellenmanagement und die Sicherheitsfunktionen</w:t>
-      </w:r>
-      <w:r>
-        <w:t xml:space="preserve">. Das Compliance Monitoring </w:t>
-      </w:r>
-      <w:r>
-        <w:t xml:space="preserve">beschreibt </w:t>
-      </w:r>
-      <w:r>
-        <w:t xml:space="preserve">eine Übersicht über Geräte, die den Compliance Status aller Geräte wiedergibt. Der Compliance </w:t>
-      </w:r>
-      <w:r>
-        <w:t xml:space="preserve">Status beruft sich auf den von der Organisation festgelegten Sicherheitsrichtlinien. </w:t>
-      </w:r>
-      <w:r>
-        <w:lastRenderedPageBreak/>
-        <w:t>Die Compliance Durchsetzung</w:t>
-      </w:r>
-      <w:r>
-        <w:t xml:space="preserve"> beschreibt den Vorgang, dass die Organisation die </w:t>
-      </w:r>
-      <w:r>
-        <w:t>Möglichkeit</w:t>
-      </w:r>
-      <w:r>
-        <w:t xml:space="preserve"> hat, neue Compliance </w:t>
-      </w:r>
-      <w:r>
-        <w:t>Bestimmungen</w:t>
-      </w:r>
-      <w:r>
-        <w:t xml:space="preserve"> auf Geräten durchsetzen zu können.</w:t>
-      </w:r>
-      <w:r>
-        <w:t xml:space="preserve"> Der Ressourcenzugriff sagt aus, dass </w:t>
-      </w:r>
-      <w:r>
-        <w:t xml:space="preserve">bei Zugriff auf Ressourcen der Gerätezustand </w:t>
-      </w:r>
-      <w:r>
-        <w:t>zu berücksichtigen ist</w:t>
-      </w:r>
-      <w:r>
-        <w:t xml:space="preserve">. </w:t>
-      </w:r>
-      <w:r>
-        <w:t xml:space="preserve">Die </w:t>
-      </w:r>
-      <w:r>
-        <w:t>Authentisierung</w:t>
-      </w:r>
-      <w:r>
-        <w:t xml:space="preserve"> bezieht sich auf das Gerät selbst. </w:t>
-      </w:r>
-      <w:r>
-        <w:t xml:space="preserve">Geräte erhalten </w:t>
-      </w:r>
-      <w:r>
-        <w:t>Merkmale,</w:t>
-      </w:r>
-      <w:r>
-        <w:t xml:space="preserve"> um eine </w:t>
-      </w:r>
-      <w:r>
-        <w:t>Authentisierung</w:t>
-      </w:r>
-      <w:r>
-        <w:t xml:space="preserve"> durchführen zu können. </w:t>
-      </w:r>
-      <w:r>
-        <w:t xml:space="preserve">Das Assetmanagement kümmert sich um die Inventarisierung aller Geräte. </w:t>
-      </w:r>
-      <w:r>
-        <w:t xml:space="preserve">Das Schwachstellenmanagement </w:t>
-      </w:r>
-      <w:r>
-        <w:t xml:space="preserve">beschäftigt sich mit der Analyse </w:t>
-      </w:r>
-      <w:r>
-        <w:t>von</w:t>
-      </w:r>
-      <w:r>
-        <w:t xml:space="preserve"> Schwachstellen auf Geräten und im Netzwerk. </w:t>
-      </w:r>
-      <w:r>
-        <w:t xml:space="preserve">Sicherheitsrelevante Vorfälle lösen eine Folgeaktivität aus. </w:t>
-      </w:r>
-      <w:r>
-        <w:t xml:space="preserve">Die Sicherheitsfunktion </w:t>
-      </w:r>
-      <w:r>
-        <w:t xml:space="preserve">sind im Gerät eingebettete Schutzmechanismen, die dessen eindeutige Identität, </w:t>
-      </w:r>
-      <w:r>
-        <w:t>abgesicherten Speicher</w:t>
-      </w:r>
-      <w:r>
-        <w:t xml:space="preserve"> und Integration </w:t>
-      </w:r>
-      <w:r>
-        <w:t>absichern.</w:t>
-      </w:r>
-    </w:p>
-    <w:p>
-      <w:r>
-        <w:t>In der klassischen Ausprägung</w:t>
-      </w:r>
-      <w:r>
-        <w:t xml:space="preserve"> hat die Organisation ein</w:t>
-      </w:r>
-      <w:r>
-        <w:t>e</w:t>
-      </w:r>
-      <w:r>
-        <w:t xml:space="preserve"> nur sehr eingeschränkte Gerätekontrolle</w:t>
-      </w:r>
-      <w:r>
-        <w:t xml:space="preserve">. </w:t>
-      </w:r>
-      <w:r>
-        <w:t xml:space="preserve">Der Compliance Status wird von wenigen Geräten erfasst und liefert nur Teilinformationen über das Gerät. </w:t>
-      </w:r>
-      <w:r>
-        <w:t>Durchsetzungen von neuen C</w:t>
-      </w:r>
-      <w:r>
-        <w:t>omplian</w:t>
-      </w:r>
-      <w:r>
-        <w:t xml:space="preserve">ce </w:t>
-      </w:r>
-      <w:r>
-        <w:t>Richtlinien</w:t>
-      </w:r>
-      <w:r>
-        <w:t xml:space="preserve"> auf Geräten</w:t>
-      </w:r>
-      <w:r>
-        <w:t xml:space="preserve"> findet nur gelegentlich </w:t>
-      </w:r>
-      <w:r>
-        <w:t>und manuell statt.</w:t>
-      </w:r>
-      <w:r>
-        <w:t xml:space="preserve"> </w:t>
-      </w:r>
-      <w:r>
-        <w:t>De</w:t>
-      </w:r>
-      <w:r>
-        <w:t xml:space="preserve">r Zustand der </w:t>
-      </w:r>
-      <w:r>
-        <w:t xml:space="preserve">einzelnen </w:t>
-      </w:r>
-      <w:r>
-        <w:t>Geräte wird bei</w:t>
-      </w:r>
-      <w:r>
-        <w:t>m</w:t>
-      </w:r>
-      <w:r>
-        <w:t xml:space="preserve"> Zugriff auf Ressourcen der Organisation nicht beachtet. </w:t>
-      </w:r>
-      <w:r>
-        <w:t xml:space="preserve">Für manche Geräte ist eine Authentisierung per </w:t>
-      </w:r>
-      <w:r>
-        <w:t>M</w:t>
-      </w:r>
-      <w:r>
-        <w:t>edia Access Control (MAC)</w:t>
-      </w:r>
-      <w:r>
-        <w:t xml:space="preserve"> Adresse vorgesehen.</w:t>
-      </w:r>
-      <w:r>
-        <w:t xml:space="preserve"> </w:t>
-      </w:r>
-      <w:r>
-        <w:t xml:space="preserve">Zudem besteht nur eine sehr grobe Übersicht über alle Geräte. </w:t>
-      </w:r>
-      <w:r>
-        <w:t xml:space="preserve">Hinzu kommt, </w:t>
-      </w:r>
-      <w:r>
-        <w:t xml:space="preserve">dass </w:t>
-      </w:r>
-      <w:r>
-        <w:t>Schwachstellenanalysen und Netzscans nur punktuell und mit manueller Auswertung stattfinden.</w:t>
-      </w:r>
-      <w:r>
-        <w:t xml:space="preserve"> Die </w:t>
-      </w:r>
-      <w:r>
-        <w:t xml:space="preserve">eingebetteten </w:t>
-      </w:r>
-      <w:r>
-        <w:t xml:space="preserve">Sicherheitsfunktionen der Geräte sind </w:t>
-      </w:r>
-      <w:r>
-        <w:t xml:space="preserve">überwiegend Softwarebasiert und haben keine nennenswerte </w:t>
-      </w:r>
-      <w:r>
-        <w:t>V</w:t>
-      </w:r>
-      <w:r>
-        <w:t>ertrauensnachweis.</w:t>
-      </w:r>
-    </w:p>
-    <w:p>
-      <w:r>
-        <w:t>In der fortgeschrittenen Ausprägung</w:t>
-      </w:r>
-      <w:r>
-        <w:t xml:space="preserve"> </w:t>
-      </w:r>
-      <w:r>
-        <w:t>hat die Organisation eine</w:t>
-      </w:r>
-      <w:r>
-        <w:t xml:space="preserve"> </w:t>
-      </w:r>
-      <w:r>
-        <w:t xml:space="preserve">grundlegende Übersicht über </w:t>
-      </w:r>
-      <w:r>
-        <w:t>die meisten</w:t>
-      </w:r>
-      <w:r>
-        <w:t xml:space="preserve"> Geräte und deren Sicherheitsstatus.</w:t>
-      </w:r>
-      <w:r>
-        <w:t xml:space="preserve"> </w:t>
-      </w:r>
-      <w:r>
-        <w:t>Der Sicherheitsstatus wird jedoch von den Lösungen der externen Hersteller definiert</w:t>
-      </w:r>
-      <w:r>
-        <w:t>. Das k</w:t>
-      </w:r>
-      <w:r>
-        <w:t xml:space="preserve">ann zu Abweichungen </w:t>
-      </w:r>
-      <w:r>
-        <w:t>zwischen den Sicherheitsanforderungen der externen Hersteller und denen der Organisation führen.</w:t>
-      </w:r>
-      <w:r>
-        <w:t xml:space="preserve"> Neue Sicherheitsrichtlininen können weitestgehend automatisch auf den Geräten umgesetzt werden.</w:t>
-      </w:r>
-      <w:r>
-        <w:t xml:space="preserve"> Zudem setzt die Organisation den Gerätezustand aktiv </w:t>
-      </w:r>
-      <w:r>
-        <w:t>als weiteres Attribut</w:t>
-      </w:r>
-      <w:r>
-        <w:t xml:space="preserve"> ein</w:t>
-      </w:r>
-      <w:r>
-        <w:t xml:space="preserve"> für die dynamische</w:t>
-      </w:r>
-      <w:r>
-        <w:t xml:space="preserve"> Zugriffsentscheidung auf kritische Ressourcen.</w:t>
-      </w:r>
-      <w:r>
-        <w:t xml:space="preserve"> </w:t>
-      </w:r>
-      <w:r>
-        <w:t xml:space="preserve">Dem Gerät ist es </w:t>
-      </w:r>
-      <w:r>
-        <w:t xml:space="preserve">drüber hinaus </w:t>
-      </w:r>
-      <w:r>
-        <w:t>möglich</w:t>
-      </w:r>
-      <w:r>
-        <w:t xml:space="preserve">, </w:t>
-      </w:r>
-      <w:r>
-        <w:t xml:space="preserve">eine </w:t>
-      </w:r>
-      <w:r>
-        <w:t xml:space="preserve">Authentisierung </w:t>
-      </w:r>
-      <w:r>
-        <w:t xml:space="preserve">bei </w:t>
-      </w:r>
-      <w:r>
-        <w:t>Ressourcen</w:t>
-      </w:r>
-      <w:r>
-        <w:t xml:space="preserve"> anzustoßen. Die </w:t>
-      </w:r>
-      <w:r>
-        <w:t>Authentisierung</w:t>
-      </w:r>
-      <w:r>
-        <w:t xml:space="preserve"> kann </w:t>
-      </w:r>
-      <w:r>
-        <w:t>mittels Zertifikate</w:t>
-      </w:r>
-      <w:r>
-        <w:t xml:space="preserve"> erfolgen. </w:t>
-      </w:r>
-      <w:r>
-        <w:t>Die Organisation hat einen</w:t>
-      </w:r>
-      <w:r>
-        <w:t xml:space="preserve"> vollständigen Überblick über alle eigenen Geräte. Diese Übersicht wird automatisch aktualisiert.</w:t>
-      </w:r>
-      <w:r>
-        <w:t xml:space="preserve"> Die Automatisierung findet auch bei der Schwachstellenalalyse statt. Hier werden </w:t>
-      </w:r>
-      <w:r>
-        <w:t>automatische</w:t>
-      </w:r>
-      <w:r>
-        <w:t xml:space="preserve"> </w:t>
-      </w:r>
-      <w:r>
-        <w:t>Scans</w:t>
-      </w:r>
-      <w:r>
-        <w:t xml:space="preserve"> betrieben, die Gerät und Netzwerk auf Schwachstellen hin untersuchen</w:t>
-      </w:r>
-      <w:r>
-        <w:t>. Gefundene Schwachstellen haben eine automatische Folgeaktivität zur Folge.</w:t>
-      </w:r>
-      <w:r>
-        <w:t xml:space="preserve"> Die Geräte bieten auch </w:t>
-      </w:r>
-      <w:r>
-        <w:t>Hardware</w:t>
-      </w:r>
-      <w:r>
-        <w:t xml:space="preserve"> basierte Sicherheitsfunktionen an</w:t>
-      </w:r>
-      <w:r>
-        <w:t>.</w:t>
-      </w:r>
-    </w:p>
-    <w:p>
-      <w:r>
-        <w:t>In der idealen Ausprägung</w:t>
-      </w:r>
-      <w:r>
-        <w:t xml:space="preserve"> besitzt die Organisation eine vollständige Übersicht über alle </w:t>
-      </w:r>
-      <w:r>
-        <w:t xml:space="preserve">Geräte und deren Sicherheitsstatus. </w:t>
-      </w:r>
-      <w:r>
-        <w:t xml:space="preserve">Der Sicherheitsstatus entspricht dabei den Vorstellungen der Organisation und wird nicht durch </w:t>
-      </w:r>
-      <w:r>
-        <w:t>D</w:t>
-      </w:r>
-      <w:r>
-        <w:t xml:space="preserve">ritte interpretiert. </w:t>
-      </w:r>
-      <w:r>
-        <w:t>Sicherheitsrichtlininen werden vollautomatisch auf alle Geräte durchgesetzt</w:t>
-      </w:r>
-      <w:r>
-        <w:t xml:space="preserve">. </w:t>
-      </w:r>
-      <w:r>
-        <w:t>D</w:t>
-      </w:r>
-      <w:r>
-        <w:t>ie Berücksichtigung des</w:t>
-      </w:r>
-      <w:r>
-        <w:t xml:space="preserve"> Sicherheitszustand</w:t>
-      </w:r>
-      <w:r>
-        <w:t>es</w:t>
-      </w:r>
-      <w:r>
-        <w:t xml:space="preserve"> wird weiter ausgebaut. </w:t>
-      </w:r>
-      <w:r>
-        <w:t>Geräte müssen bei jedem Zugriff ihren aktuellen Sicherheitszustand offenlegen</w:t>
-      </w:r>
-      <w:r>
-        <w:t>, damit dieser als weiteres Attribut bei der Zugriffsentscheidung miteinfließen kann.</w:t>
-      </w:r>
-      <w:r>
-        <w:t xml:space="preserve"> </w:t>
-      </w:r>
-      <w:r>
-        <w:t>Zudem hat die</w:t>
-      </w:r>
-      <w:r>
-        <w:t xml:space="preserve"> Organisation eine vollautomatische Lösung, um das Geräteinventar zu pflegen und zu aktualisieren. </w:t>
-      </w:r>
-      <w:r>
-        <w:t>Schwachstellen werden kontinuierlich erkannt</w:t>
-      </w:r>
-      <w:r>
-        <w:t xml:space="preserve"> und </w:t>
-      </w:r>
-      <w:r>
-        <w:t>bewertet</w:t>
-      </w:r>
-      <w:r>
-        <w:t xml:space="preserve">. Die Bewertungen </w:t>
-      </w:r>
-      <w:r>
-        <w:t>lösen</w:t>
-      </w:r>
-      <w:r>
-        <w:t xml:space="preserve"> automatisch</w:t>
-      </w:r>
-      <w:r>
-        <w:t xml:space="preserve"> </w:t>
-      </w:r>
-      <w:r>
-        <w:t xml:space="preserve">eine </w:t>
-      </w:r>
-      <w:r>
-        <w:t>angemessene Folgeaktivitäten aus. Die Identifizierung von Schwachstellen betrifft dabei jedes Gerät, ob physisch oder virtuell.</w:t>
-      </w:r>
-      <w:r>
-        <w:t xml:space="preserve"> Alle Geräte bieten </w:t>
-      </w:r>
-      <w:r>
-        <w:t xml:space="preserve">abgesicherten Speicher und </w:t>
-      </w:r>
-      <w:r>
-        <w:t xml:space="preserve">Sicherheitsfunktionen auf Basis von Hardware an. Die Sicherheitsfunktionen sind </w:t>
-      </w:r>
-      <w:r>
-        <w:t xml:space="preserve">zudem </w:t>
-      </w:r>
-      <w:r>
-        <w:t>zertifiziert</w:t>
-      </w:r>
-      <w:r>
-        <w:t>.</w:t>
-      </w:r>
-    </w:p>
-    <w:p>
-      <w:pPr>
-        <w:spacing w:before="480"/>
-      </w:pPr>
-      <w:r>
-        <w:lastRenderedPageBreak/>
-        <w:t>Ein Netz</w:t>
-      </w:r>
-      <w:r>
-        <w:t xml:space="preserve"> im Sinne </w:t>
-      </w:r>
-      <w:r>
-        <w:t xml:space="preserve">des Integrationsmodell </w:t>
-      </w:r>
-      <w:r>
-        <w:t xml:space="preserve">ist </w:t>
-      </w:r>
-      <w:r>
-        <w:t>ein</w:t>
-      </w:r>
-      <w:r>
-        <w:t xml:space="preserve"> Übertragungsmedium, dass den Datenaustausch zwischen</w:t>
-      </w:r>
-      <w:r>
-        <w:t xml:space="preserve"> Geräten ermöglicht.</w:t>
-      </w:r>
-      <w:r>
-        <w:t xml:space="preserve"> </w:t>
-      </w:r>
-      <w:r>
-        <w:t xml:space="preserve">Eine Organisation nutzt </w:t>
-      </w:r>
-      <w:r>
-        <w:t>sowohl eigene als auch fremde Netzwerke</w:t>
-      </w:r>
-      <w:r>
-        <w:t>.</w:t>
-      </w:r>
-      <w:r>
-        <w:t xml:space="preserve"> Um vom eigenen Netzwerk zu einem anderen Netzwerk </w:t>
-      </w:r>
-      <w:r>
-        <w:t>gelangen zu können</w:t>
-      </w:r>
-      <w:r>
-        <w:t xml:space="preserve">, gibt es Übergangspunkte. Ein Netzperimeter besteht aus dem </w:t>
-      </w:r>
-      <w:r>
-        <w:t xml:space="preserve">gesamten eigenen Netzwerk </w:t>
-      </w:r>
-      <w:r>
-        <w:t>bis hin zu den</w:t>
-      </w:r>
-      <w:r>
-        <w:t xml:space="preserve"> Übergangspunkten als Grenze. Ein Netzwerkperimeter unterliegt den Sicherheitsanforderungen der </w:t>
-      </w:r>
-      <w:r>
-        <w:t>zugrundeliegenden Organisatio</w:t>
-      </w:r>
-      <w:r>
-        <w:t>n</w:t>
-      </w:r>
-      <w:r>
-        <w:t>.</w:t>
-      </w:r>
-      <w:r>
-        <w:t xml:space="preserve"> Sicherheitsanforderungen </w:t>
-      </w:r>
-      <w:r>
-        <w:t xml:space="preserve">können </w:t>
-      </w:r>
-      <w:r>
-        <w:t>mittels Firewalls umgesetzt</w:t>
-      </w:r>
-      <w:r>
-        <w:t xml:space="preserve"> werden</w:t>
-      </w:r>
-      <w:r>
-        <w:t>.</w:t>
-      </w:r>
-      <w:r>
-        <w:t xml:space="preserve"> </w:t>
-      </w:r>
-      <w:r>
-        <w:t>Nach dem Integrationsmodell gibt es vier Funktionen, die für eine Zero Trust Architektur zu implementieren sind. Zu den vier Funktionen zählen</w:t>
-      </w:r>
-      <w:r>
-        <w:t xml:space="preserve"> Netzwerksegmentierung, </w:t>
-      </w:r>
-      <w:r>
-        <w:t>Perimeter Schutz</w:t>
-      </w:r>
-      <w:r>
-        <w:t xml:space="preserve">, Intrusion Detection </w:t>
-      </w:r>
-      <w:r>
-        <w:t>und</w:t>
-      </w:r>
-      <w:r>
-        <w:t xml:space="preserve"> Prevention Systeme und Verschlüsselung</w:t>
-      </w:r>
-      <w:r>
-        <w:t>.</w:t>
-      </w:r>
-      <w:r>
-        <w:t xml:space="preserve"> Die Netzsegmentierung </w:t>
-      </w:r>
-      <w:r>
-        <w:t>beschreibt</w:t>
-      </w:r>
-      <w:r>
-        <w:t xml:space="preserve"> den Ansatz, dass das Netzwerk in viele kleinere Bereiche aufgeteilt wird. Diese Aufteilung kann in </w:t>
-      </w:r>
-      <w:r>
-        <w:t xml:space="preserve">weniger Großen bis hin zu sehr kleinen, nur an Anwendungen gekoppelte Netze </w:t>
-      </w:r>
-      <w:r>
-        <w:t xml:space="preserve">erfolgen. </w:t>
-      </w:r>
-      <w:r>
-        <w:t xml:space="preserve">Der </w:t>
-      </w:r>
-      <w:r>
-        <w:t xml:space="preserve">Perimeterschutz bezieht sich auf die Übergangspunkte </w:t>
-      </w:r>
-      <w:r>
-        <w:t>zwischen den einzelnen Netzwerken.</w:t>
-      </w:r>
-      <w:r>
-        <w:t xml:space="preserve"> Dabei spielt es keine Rolle, </w:t>
-      </w:r>
-      <w:r>
-        <w:t>ob d</w:t>
-      </w:r>
-      <w:r>
-        <w:t>ie</w:t>
-      </w:r>
-      <w:r>
-        <w:t xml:space="preserve"> Übergangspunkt</w:t>
-      </w:r>
-      <w:r>
-        <w:t>e</w:t>
-      </w:r>
-      <w:r>
-        <w:t xml:space="preserve"> zwischen </w:t>
-      </w:r>
-      <w:r>
-        <w:t xml:space="preserve">internen </w:t>
-      </w:r>
-      <w:r>
-        <w:t xml:space="preserve">Verbindungen </w:t>
-      </w:r>
-      <w:r>
-        <w:t xml:space="preserve">oder </w:t>
-      </w:r>
-      <w:r>
-        <w:t xml:space="preserve">zwischen </w:t>
-      </w:r>
-      <w:r>
-        <w:t>intern</w:t>
-      </w:r>
-      <w:r>
-        <w:t>en</w:t>
-      </w:r>
-      <w:r>
-        <w:t xml:space="preserve"> </w:t>
-      </w:r>
-      <w:r>
-        <w:t>und</w:t>
-      </w:r>
-      <w:r>
-        <w:t xml:space="preserve"> externen </w:t>
-      </w:r>
-      <w:r>
-        <w:t>Verbindungen liegen.</w:t>
-      </w:r>
-      <w:r>
-        <w:t xml:space="preserve"> </w:t>
-      </w:r>
-      <w:r>
-        <w:t xml:space="preserve">An </w:t>
-      </w:r>
-      <w:r>
-        <w:t>allen</w:t>
-      </w:r>
-      <w:r>
-        <w:t xml:space="preserve"> Übergangspunkten </w:t>
-      </w:r>
-      <w:r>
-        <w:t>werden sicherheitsrelevante Prüfungen durchgeführt. Diese Prüfungen können auf statische wie auch dynamische Filterregeln setzen.</w:t>
-      </w:r>
-      <w:r>
-        <w:t xml:space="preserve"> </w:t>
-      </w:r>
-      <w:r>
-        <w:t>Hinter der Intrusion Detection und Prevention Funktion steckt die Idee, dass</w:t>
-      </w:r>
-      <w:r>
-        <w:t xml:space="preserve"> </w:t>
-      </w:r>
-      <w:r>
-        <w:t>eines netzbasierten Angriffs</w:t>
-      </w:r>
-      <w:r>
-        <w:t xml:space="preserve"> und Anomalienerkennung</w:t>
-      </w:r>
-      <w:r>
-        <w:t xml:space="preserve"> </w:t>
-      </w:r>
-      <w:r>
-        <w:t xml:space="preserve">hinter den einzelnen Übergangspunkten </w:t>
-      </w:r>
-      <w:r>
-        <w:t>positioniert wird.</w:t>
-      </w:r>
-      <w:r>
-        <w:t xml:space="preserve"> Die </w:t>
-      </w:r>
-      <w:r>
-        <w:t>Verschlüsselung</w:t>
-      </w:r>
-      <w:r>
-        <w:t xml:space="preserve"> sagt aus, dass Netzverkehr</w:t>
-      </w:r>
-      <w:r>
-        <w:t xml:space="preserve"> von intern zu </w:t>
-      </w:r>
-      <w:r>
-        <w:t>extern,</w:t>
-      </w:r>
-      <w:r>
-        <w:t xml:space="preserve"> aber auch intern zu intern Verschlüsselt wird.</w:t>
-      </w:r>
-    </w:p>
-    <w:p>
-      <w:r>
-        <w:t>In der klassischen Ausprägung</w:t>
-      </w:r>
-    </w:p>
-    <w:p>
-      <w:r>
-        <w:t>In der fortgeschrittenen Ausprägung</w:t>
-      </w:r>
-    </w:p>
-    <w:p>
-      <w:r>
-        <w:t>In der idealen Ausprägung</w:t>
-      </w:r>
-    </w:p>
-    <w:p>
-      <w:commentRangeStart w:id="25"/>
-      <w:r>
-        <w:t xml:space="preserve">Um die Vollständigkeit der Säulen zu bewahren, </w:t>
-      </w:r>
-      <w:r>
-        <w:t>werden</w:t>
-      </w:r>
-      <w:r>
-        <w:t xml:space="preserve"> auch die Säule der Anwendung </w:t>
-      </w:r>
-      <w:r>
-        <w:t xml:space="preserve">und der Daten </w:t>
-      </w:r>
-      <w:r>
-        <w:t>genannt. Im Rahmen der Bachelorarbeit liegt der Fokus auf der Implementierung eines Netzwerkes nach Zero Trust Prinzipien</w:t>
-      </w:r>
-      <w:r>
-        <w:t>, dazu gehören nicht d</w:t>
-      </w:r>
-      <w:r>
-        <w:t xml:space="preserve">ie Säule der Anwendungen </w:t>
-      </w:r>
-      <w:r>
-        <w:t>und Daten</w:t>
-      </w:r>
-      <w:r>
-        <w:t>. Daher</w:t>
-      </w:r>
-      <w:r>
-        <w:t xml:space="preserve"> </w:t>
-      </w:r>
-      <w:r>
-        <w:t xml:space="preserve">finden </w:t>
-      </w:r>
-      <w:r>
-        <w:t xml:space="preserve">diese Säulen keine </w:t>
-      </w:r>
-      <w:r>
-        <w:t>ausführliche</w:t>
-      </w:r>
-      <w:r>
-        <w:t xml:space="preserve"> Betrachtung. </w:t>
-      </w:r>
-      <w:commentRangeEnd w:id="25"/>
-      <w:r>
-        <w:rPr>
-          <w:rStyle w:val="Kommentarzeichen"/>
-        </w:rPr>
-        <w:commentReference w:id="25"/>
       </w:r>
     </w:p>
     <w:p>
@@ -9572,7 +10991,7 @@
         <w:pStyle w:val="Beschriftung"/>
         <w:jc w:val="center"/>
       </w:pPr>
-      <w:bookmarkStart w:id="26" w:name="_Ref204071509"/>
+      <w:bookmarkStart w:id="25" w:name="_Ref204071509"/>
       <w:r>
         <w:t xml:space="preserve">Abbildung </w:t>
       </w:r>
@@ -9581,19 +11000,19 @@
           <w:rPr>
             <w:noProof/>
           </w:rPr>
-          <w:t>3</w:t>
+          <w:t>4</w:t>
         </w:r>
       </w:fldSimple>
       <w:r>
         <w:t>: Visualisierung der fünf Säulen nach dem Integrationsmodell des BSI</w:t>
       </w:r>
-      <w:bookmarkEnd w:id="26"/>
+      <w:bookmarkEnd w:id="25"/>
     </w:p>
     <w:p>
       <w:pPr>
         <w:pStyle w:val="berschrift1"/>
       </w:pPr>
-      <w:bookmarkStart w:id="27" w:name="_Toc203992391"/>
+      <w:bookmarkStart w:id="26" w:name="_Toc203992391"/>
       <w:r>
         <w:lastRenderedPageBreak/>
         <w:t xml:space="preserve">Eigener Zero Trust </w:t>
@@ -9601,109 +11020,170 @@
       <w:r>
         <w:t>Ansatz</w:t>
       </w:r>
+      <w:bookmarkEnd w:id="26"/>
+    </w:p>
+    <w:p>
+      <w:pPr>
+        <w:pStyle w:val="berschrift2"/>
+      </w:pPr>
+      <w:bookmarkStart w:id="27" w:name="_Toc203992392"/>
+      <w:r>
+        <w:t>Zielsetzung und Rahmenbedingungen</w:t>
+      </w:r>
       <w:bookmarkEnd w:id="27"/>
     </w:p>
     <w:p>
+      <w:r>
+        <w:t>Warum wird Zero Trust eingeführt?</w:t>
+      </w:r>
+    </w:p>
+    <w:p>
+      <w:r>
+        <w:t>Was soll mit dem System erreicht werden? (z. B. Schutz vor lateralen Bewegungen, Zugriff nur nach Prüfung, etc.)</w:t>
+      </w:r>
+    </w:p>
+    <w:p>
+      <w:r>
+        <w:t>Gibt es Einschränkungen oder Prioritäten? (z. B. keine Überwachung via SIEM, Fokus auf Zugriffskontrolle, etc.)</w:t>
+      </w:r>
+    </w:p>
+    <w:p>
       <w:pPr>
         <w:pStyle w:val="berschrift2"/>
       </w:pPr>
-      <w:bookmarkStart w:id="28" w:name="_Toc203992392"/>
-      <w:r>
-        <w:t>Zielsetzung und Rahmenbedingungen</w:t>
+      <w:bookmarkStart w:id="28" w:name="_Toc203992393"/>
+      <w:r>
+        <w:t>Konzeptioneller Aufbau</w:t>
       </w:r>
       <w:bookmarkEnd w:id="28"/>
     </w:p>
     <w:p>
+      <w:r>
+        <w:t>Welche Produkte und Technologien werden genutzt? (z. B. FortiGate, FortiNAC, Zertifikate, etc.)</w:t>
+      </w:r>
+    </w:p>
+    <w:p>
+      <w:r>
+        <w:t>Warum hast du dich für diese entschieden?</w:t>
+      </w:r>
+      <w:r>
+        <w:t xml:space="preserve"> Bezug zu den Prinzipien / I</w:t>
+      </w:r>
+    </w:p>
+    <w:p>
+      <w:r>
+        <w:t>Wie orientieren sich diese Tools an NIST oder BSI?</w:t>
+      </w:r>
+      <w:r>
+        <w:t xml:space="preserve"> (Integrationsmodell)</w:t>
+      </w:r>
+    </w:p>
+    <w:p>
       <w:pPr>
         <w:pStyle w:val="berschrift2"/>
       </w:pPr>
-      <w:bookmarkStart w:id="29" w:name="_Toc203992393"/>
-      <w:r>
-        <w:t>Konzeptioneller Aufbau</w:t>
+      <w:bookmarkStart w:id="29" w:name="_Toc203992394"/>
+      <w:r>
+        <w:t>Besonderheiten und Abweichungen</w:t>
       </w:r>
       <w:bookmarkEnd w:id="29"/>
     </w:p>
     <w:p>
-      <w:pPr>
-        <w:pStyle w:val="berschrift2"/>
-      </w:pPr>
-      <w:bookmarkStart w:id="30" w:name="_Toc203992394"/>
-      <w:r>
-        <w:t>Besonderheiten und Abweichungen</w:t>
-      </w:r>
-      <w:bookmarkEnd w:id="30"/>
+      <w:r>
+        <w:t>Was wird als gegeben angenommen? (z. B. Zertifikatsstruktur, interne PKI, vorhandene Active Directory)</w:t>
+      </w:r>
+    </w:p>
+    <w:p>
+      <w:r>
+        <w:t>Wo siehst du Herausforderungen?</w:t>
+      </w:r>
+    </w:p>
+    <w:p>
+      <w:r>
+        <w:t>Welche Punkte werden nicht betrachtet?</w:t>
+      </w:r>
     </w:p>
     <w:p>
       <w:pPr>
         <w:pStyle w:val="berschrift1"/>
       </w:pPr>
-      <w:bookmarkStart w:id="31" w:name="_Toc203992395"/>
-      <w:bookmarkStart w:id="32" w:name="_Ref491749227"/>
+      <w:bookmarkStart w:id="30" w:name="_Toc203992395"/>
+      <w:bookmarkStart w:id="31" w:name="_Ref491749227"/>
       <w:r>
         <w:lastRenderedPageBreak/>
         <w:t>Technische Umsetzung</w:t>
       </w:r>
-      <w:bookmarkEnd w:id="31"/>
+      <w:bookmarkEnd w:id="30"/>
     </w:p>
     <w:p>
       <w:pPr>
         <w:pStyle w:val="berschrift2"/>
       </w:pPr>
-      <w:bookmarkStart w:id="33" w:name="_Toc203992396"/>
+      <w:bookmarkStart w:id="32" w:name="_Toc203992396"/>
       <w:r>
         <w:t>Architektur der Testumgebung</w:t>
       </w:r>
+      <w:bookmarkEnd w:id="32"/>
+    </w:p>
+    <w:p>
+      <w:pPr>
+        <w:pStyle w:val="berschrift2"/>
+      </w:pPr>
+      <w:bookmarkStart w:id="33" w:name="_Toc203992397"/>
+      <w:r>
+        <w:t>Konfiguration der Komponenten</w:t>
+      </w:r>
       <w:bookmarkEnd w:id="33"/>
     </w:p>
     <w:p>
       <w:pPr>
         <w:pStyle w:val="berschrift2"/>
       </w:pPr>
-      <w:bookmarkStart w:id="34" w:name="_Toc203992397"/>
-      <w:r>
-        <w:t>Konfiguration der Komponenten</w:t>
+      <w:bookmarkStart w:id="34" w:name="_Toc203992398"/>
+      <w:r>
+        <w:t>Herausforderungen und Lösungen</w:t>
       </w:r>
       <w:bookmarkEnd w:id="34"/>
     </w:p>
     <w:p>
       <w:pPr>
-        <w:pStyle w:val="berschrift2"/>
-      </w:pPr>
-      <w:bookmarkStart w:id="35" w:name="_Toc203992398"/>
-      <w:r>
-        <w:t>Herausforderungen und Lösungen</w:t>
-      </w:r>
-      <w:bookmarkEnd w:id="35"/>
-    </w:p>
-    <w:p>
-      <w:pPr>
         <w:pStyle w:val="berschrift1"/>
       </w:pPr>
-      <w:bookmarkStart w:id="36" w:name="_Toc203992399"/>
+      <w:bookmarkStart w:id="35" w:name="_Toc203992399"/>
       <w:r>
         <w:lastRenderedPageBreak/>
         <w:t>Ergebnisse</w:t>
       </w:r>
-      <w:bookmarkEnd w:id="36"/>
+      <w:bookmarkEnd w:id="35"/>
     </w:p>
     <w:p>
       <w:pPr>
         <w:pStyle w:val="berschrift1"/>
       </w:pPr>
-      <w:bookmarkStart w:id="37" w:name="_Toc203992400"/>
+      <w:bookmarkStart w:id="36" w:name="_Toc203992400"/>
       <w:r>
         <w:lastRenderedPageBreak/>
         <w:t>Diskussion</w:t>
       </w:r>
+      <w:bookmarkEnd w:id="36"/>
+    </w:p>
+    <w:p>
+      <w:pPr>
+        <w:pStyle w:val="berschrift2"/>
+      </w:pPr>
+      <w:bookmarkStart w:id="37" w:name="_Toc203992401"/>
+      <w:r>
+        <w:t>Bewertung des eigenen Ansatzes</w:t>
+      </w:r>
       <w:bookmarkEnd w:id="37"/>
     </w:p>
     <w:p>
       <w:pPr>
         <w:pStyle w:val="berschrift2"/>
       </w:pPr>
-      <w:bookmarkStart w:id="38" w:name="_Toc203992401"/>
-      <w:r>
-        <w:t>Bewertung des eigenen Ansatzes</w:t>
+      <w:bookmarkStart w:id="38" w:name="_Toc203992402"/>
+      <w:r>
+        <w:t>Abgleich mit Zielsetzung</w:t>
       </w:r>
       <w:bookmarkEnd w:id="38"/>
     </w:p>
@@ -9711,9 +11191,9 @@
       <w:pPr>
         <w:pStyle w:val="berschrift2"/>
       </w:pPr>
-      <w:bookmarkStart w:id="39" w:name="_Toc203992402"/>
-      <w:r>
-        <w:t>Abgleich mit Zielsetzung</w:t>
+      <w:bookmarkStart w:id="39" w:name="_Toc203992403"/>
+      <w:r>
+        <w:t>Stärken und Schwächen</w:t>
       </w:r>
       <w:bookmarkEnd w:id="39"/>
     </w:p>
@@ -9721,40 +11201,40 @@
       <w:pPr>
         <w:pStyle w:val="berschrift2"/>
       </w:pPr>
-      <w:bookmarkStart w:id="40" w:name="_Toc203992403"/>
-      <w:r>
-        <w:t>Stärken und Schwächen</w:t>
+      <w:bookmarkStart w:id="40" w:name="_Toc203992404"/>
+      <w:r>
+        <w:t>Verbesserungen</w:t>
       </w:r>
       <w:bookmarkEnd w:id="40"/>
     </w:p>
     <w:p>
       <w:pPr>
-        <w:pStyle w:val="berschrift2"/>
-      </w:pPr>
-      <w:bookmarkStart w:id="41" w:name="_Toc203992404"/>
-      <w:r>
-        <w:t>Verbesserungen</w:t>
-      </w:r>
-      <w:bookmarkEnd w:id="41"/>
-    </w:p>
-    <w:p>
-      <w:pPr>
         <w:pStyle w:val="berschrift1"/>
       </w:pPr>
-      <w:bookmarkStart w:id="42" w:name="_Toc203992405"/>
+      <w:bookmarkStart w:id="41" w:name="_Toc203992405"/>
       <w:r>
         <w:lastRenderedPageBreak/>
         <w:t>Fazit</w:t>
       </w:r>
+      <w:bookmarkEnd w:id="41"/>
+    </w:p>
+    <w:p>
+      <w:pPr>
+        <w:pStyle w:val="berschrift2"/>
+      </w:pPr>
+      <w:bookmarkStart w:id="42" w:name="_Toc203992406"/>
+      <w:r>
+        <w:t>Zusammenfassen der Ergebnisse</w:t>
+      </w:r>
       <w:bookmarkEnd w:id="42"/>
     </w:p>
     <w:p>
       <w:pPr>
         <w:pStyle w:val="berschrift2"/>
       </w:pPr>
-      <w:bookmarkStart w:id="43" w:name="_Toc203992406"/>
-      <w:r>
-        <w:t>Zusammenfassen der Ergebnisse</w:t>
+      <w:bookmarkStart w:id="43" w:name="_Toc203992407"/>
+      <w:r>
+        <w:t>Persönliche Bewertung</w:t>
       </w:r>
       <w:bookmarkEnd w:id="43"/>
     </w:p>
@@ -9762,21 +11242,11 @@
       <w:pPr>
         <w:pStyle w:val="berschrift2"/>
       </w:pPr>
-      <w:bookmarkStart w:id="44" w:name="_Toc203992407"/>
-      <w:r>
-        <w:t>Persönliche Bewertung</w:t>
+      <w:bookmarkStart w:id="44" w:name="_Toc203992408"/>
+      <w:r>
+        <w:t>Ausblick</w:t>
       </w:r>
       <w:bookmarkEnd w:id="44"/>
-    </w:p>
-    <w:p>
-      <w:pPr>
-        <w:pStyle w:val="berschrift2"/>
-      </w:pPr>
-      <w:bookmarkStart w:id="45" w:name="_Toc203992408"/>
-      <w:r>
-        <w:t>Ausblick</w:t>
-      </w:r>
-      <w:bookmarkEnd w:id="45"/>
     </w:p>
     <w:p>
       <w:pPr>
@@ -9795,50 +11265,146 @@
           <w:numId w:val="0"/>
         </w:numPr>
       </w:pPr>
-      <w:bookmarkStart w:id="46" w:name="_Toc203992409"/>
+      <w:bookmarkStart w:id="45" w:name="_Toc203992409"/>
       <w:r>
         <w:lastRenderedPageBreak/>
         <w:t>Eingeschlagener Realisierungsweg</w:t>
       </w:r>
-      <w:bookmarkEnd w:id="32"/>
+      <w:bookmarkEnd w:id="31"/>
+      <w:bookmarkEnd w:id="45"/>
+    </w:p>
+    <w:p>
+      <w:r>
+        <w:t>Die Dokumentvorlage wurde in zwei Varianten erstellt: zum einen als eine echte Word-Dokumentvorlage</w:t>
+      </w:r>
+      <w:r>
+        <w:fldChar w:fldCharType="begin"/>
+      </w:r>
+      <w:r>
+        <w:instrText xml:space="preserve"> XE "Word-Dokumentvorlage" </w:instrText>
+      </w:r>
+      <w:r>
+        <w:fldChar w:fldCharType="end"/>
+      </w:r>
+      <w:r>
+        <w:t xml:space="preserve"> mit dem Namen </w:t>
+      </w:r>
+      <w:r>
+        <w:rPr>
+          <w:rFonts w:ascii="Courier New" w:hAnsi="Courier New"/>
+        </w:rPr>
+        <w:t>thesis.dot</w:t>
+      </w:r>
+      <w:r>
+        <w:t xml:space="preserve"> und zum anderen als Word-Dokument</w:t>
+      </w:r>
+      <w:r>
+        <w:fldChar w:fldCharType="begin"/>
+      </w:r>
+      <w:r>
+        <w:instrText xml:space="preserve"> XE "Word-Dokument" </w:instrText>
+      </w:r>
+      <w:r>
+        <w:fldChar w:fldCharType="end"/>
+      </w:r>
+      <w:r>
+        <w:t xml:space="preserve"> mit dem Namen </w:t>
+      </w:r>
+      <w:r>
+        <w:rPr>
+          <w:rFonts w:ascii="Courier New" w:hAnsi="Courier New"/>
+        </w:rPr>
+        <w:t>thesis.doc</w:t>
+      </w:r>
+      <w:r>
+        <w:t>, das auf bequeme Weise als Kopiervorlage für die Erstellung von Diplomarbeiten und anderen wissenschaftlichen Arbeiten verwendet werden kann.</w:t>
+      </w:r>
+    </w:p>
+    <w:p>
+      <w:pPr>
+        <w:pStyle w:val="berschrift2"/>
+      </w:pPr>
+      <w:bookmarkStart w:id="46" w:name="_Toc203992410"/>
+      <w:r>
+        <w:t>Formatvorlagen für die Teile wissenschaftlicher Arbeiten</w:t>
+      </w:r>
       <w:bookmarkEnd w:id="46"/>
     </w:p>
     <w:p>
       <w:r>
-        <w:t>Die Dokumentvorlage wurde in zwei Varianten erstellt: zum einen als eine echte Word-Dokumentvorlage</w:t>
+        <w:t>Beide Dateien enthalten sogenannte Formatvorlagen</w:t>
       </w:r>
       <w:r>
         <w:fldChar w:fldCharType="begin"/>
       </w:r>
       <w:r>
-        <w:instrText xml:space="preserve"> XE "Word-Dokumentvorlage" </w:instrText>
+        <w:instrText xml:space="preserve"> XE "Formatvorlage" </w:instrText>
       </w:r>
       <w:r>
         <w:fldChar w:fldCharType="end"/>
       </w:r>
       <w:r>
-        <w:t xml:space="preserve"> mit dem Namen </w:t>
+        <w:t xml:space="preserve"> für verschiedene Teile einer wissenschaftlichen Arbeit wie z.B. Fließtext, Überschriften und Einträge in das Inhaltsverzeichnis. Diese Formatvorlagen garantieren, dass gleichartige Teile der Arbeit stets auch gleichartiges Aussehen besitzen. So braucht der Benutzer</w:t>
+      </w:r>
+      <w:r>
+        <w:rPr>
+          <w:rStyle w:val="Funotenzeichen"/>
+        </w:rPr>
+        <w:footnoteReference w:id="1"/>
+      </w:r>
+      <w:r>
+        <w:t xml:space="preserve"> nicht bei jeder Überschrift den Schrifttyp, die Schriftgröße und die Abstände zum vorangehenden bzw. nachfolgenden Text festzulegen. Es genügt vielmehr die Auswahl der für diese Art von Überschrift vorgesehenen Formatvorlage.</w:t>
+      </w:r>
+    </w:p>
+    <w:p>
+      <w:pPr>
+        <w:pStyle w:val="berschrift2"/>
+      </w:pPr>
+      <w:bookmarkStart w:id="47" w:name="_Toc203992411"/>
+      <w:r>
+        <w:t>Muster für die Gliederung wissenschaftlicher Arbeit</w:t>
+      </w:r>
+      <w:bookmarkEnd w:id="47"/>
+    </w:p>
+    <w:p>
+      <w:r>
+        <w:t xml:space="preserve">Die Word-Datei </w:t>
       </w:r>
       <w:r>
         <w:rPr>
           <w:rFonts w:ascii="Courier New" w:hAnsi="Courier New"/>
         </w:rPr>
-        <w:t>thesis.dot</w:t>
-      </w:r>
-      <w:r>
-        <w:t xml:space="preserve"> und zum anderen als Word-Dokument</w:t>
+        <w:t>thesis.doc</w:t>
+      </w:r>
+      <w:r>
+        <w:t xml:space="preserve"> enthält außer den Formatvorlagen bereits beispielhafte Textinhalte (nämlich den hier vorgelegten Text). Diese Textinhalte dienen als unverbindliches Muster</w:t>
       </w:r>
       <w:r>
         <w:fldChar w:fldCharType="begin"/>
       </w:r>
       <w:r>
-        <w:instrText xml:space="preserve"> XE "Word-Dokument" </w:instrText>
+        <w:instrText xml:space="preserve"> XE "Muster" </w:instrText>
       </w:r>
       <w:r>
         <w:fldChar w:fldCharType="end"/>
       </w:r>
       <w:r>
-        <w:t xml:space="preserve"> mit dem Namen </w:t>
+        <w:t xml:space="preserve"> für die Gliederung der zu schreibenden wissenschaftlichen Arbeit. Durch Löschen und Überschreiben dieser Inhalte kann das intendierte Ergebnis erzielt werden.</w:t>
+      </w:r>
+    </w:p>
+    <w:p>
+      <w:pPr>
+        <w:pStyle w:val="berschrift2"/>
+      </w:pPr>
+      <w:bookmarkStart w:id="48" w:name="_Toc203992412"/>
+      <w:r>
+        <w:t>Benutzungsfreundliche Bereitstellung als Word-Dokument</w:t>
+      </w:r>
+      <w:bookmarkEnd w:id="48"/>
+    </w:p>
+    <w:p>
+      <w:r>
+        <w:t xml:space="preserve">Für Benutzer, die sich nicht mit dem Konzept einer Word-Dokumentvorlage auseinandersetzen möchten, ist die Verwendung des Word-Dokuments </w:t>
       </w:r>
       <w:r>
         <w:rPr>
@@ -9847,58 +11413,31 @@
         <w:t>thesis.doc</w:t>
       </w:r>
       <w:r>
-        <w:t>, das auf bequeme Weise als Kopiervorlage für die Erstellung von Diplomarbeiten und anderen wissenschaftlichen Arbeiten verwendet werden kann.</w:t>
+        <w:t xml:space="preserve"> am einfachsten. Hierzu muss lediglich das Dokument </w:t>
+      </w:r>
+      <w:r>
+        <w:rPr>
+          <w:rFonts w:ascii="Courier New" w:hAnsi="Courier New"/>
+        </w:rPr>
+        <w:t>thesis.doc</w:t>
+      </w:r>
+      <w:r>
+        <w:t xml:space="preserve"> kopiert und umbenannt werden. Anschließend können alle Inhalte, die nicht benötigt werden, gelöscht bzw. mit den Inhalten der zu erstellenden Diplomarbeit überschrieben werden.</w:t>
       </w:r>
     </w:p>
     <w:p>
       <w:pPr>
         <w:pStyle w:val="berschrift2"/>
       </w:pPr>
-      <w:bookmarkStart w:id="47" w:name="_Toc203992410"/>
-      <w:r>
-        <w:t>Formatvorlagen für die Teile wissenschaftlicher Arbeiten</w:t>
-      </w:r>
-      <w:bookmarkEnd w:id="47"/>
-    </w:p>
-    <w:p>
-      <w:r>
-        <w:t>Beide Dateien enthalten sogenannte Formatvorlagen</w:t>
-      </w:r>
-      <w:r>
-        <w:fldChar w:fldCharType="begin"/>
-      </w:r>
-      <w:r>
-        <w:instrText xml:space="preserve"> XE "Formatvorlage" </w:instrText>
-      </w:r>
-      <w:r>
-        <w:fldChar w:fldCharType="end"/>
-      </w:r>
-      <w:r>
-        <w:t xml:space="preserve"> für verschiedene Teile einer wissenschaftlichen Arbeit wie z.B. Fließtext, Überschriften und Einträge in das Inhaltsverzeichnis. Diese Formatvorlagen garantieren, dass gleichartige Teile der Arbeit stets auch gleichartiges Aussehen besitzen. So braucht der Benutzer</w:t>
-      </w:r>
-      <w:r>
-        <w:rPr>
-          <w:rStyle w:val="Funotenzeichen"/>
-        </w:rPr>
-        <w:footnoteReference w:id="1"/>
-      </w:r>
-      <w:r>
-        <w:t xml:space="preserve"> nicht bei jeder Überschrift den Schrifttyp, die Schriftgröße und die Abstände zum vorangehenden bzw. nachfolgenden Text festzulegen. Es genügt vielmehr die Auswahl der für diese Art von Überschrift vorgesehenen Formatvorlage.</w:t>
-      </w:r>
-    </w:p>
-    <w:p>
-      <w:pPr>
-        <w:pStyle w:val="berschrift2"/>
-      </w:pPr>
-      <w:bookmarkStart w:id="48" w:name="_Toc203992411"/>
-      <w:r>
-        <w:t>Muster für die Gliederung wissenschaftlicher Arbeit</w:t>
-      </w:r>
-      <w:bookmarkEnd w:id="48"/>
-    </w:p>
-    <w:p>
-      <w:r>
-        <w:t xml:space="preserve">Die Word-Datei </w:t>
+      <w:bookmarkStart w:id="49" w:name="_Toc203992413"/>
+      <w:r>
+        <w:t>Bereitstellung einer Anleitung</w:t>
+      </w:r>
+      <w:bookmarkEnd w:id="49"/>
+    </w:p>
+    <w:p>
+      <w:r>
+        <w:t xml:space="preserve">Der Inhalt des (hier vorliegenden) Word-Dokuments </w:t>
       </w:r>
       <w:r>
         <w:rPr>
@@ -9907,75 +11446,6 @@
         <w:t>thesis.doc</w:t>
       </w:r>
       <w:r>
-        <w:t xml:space="preserve"> enthält außer den Formatvorlagen bereits beispielhafte Textinhalte (nämlich den hier vorgelegten Text). Diese Textinhalte dienen als unverbindliches Muster</w:t>
-      </w:r>
-      <w:r>
-        <w:fldChar w:fldCharType="begin"/>
-      </w:r>
-      <w:r>
-        <w:instrText xml:space="preserve"> XE "Muster" </w:instrText>
-      </w:r>
-      <w:r>
-        <w:fldChar w:fldCharType="end"/>
-      </w:r>
-      <w:r>
-        <w:t xml:space="preserve"> für die Gliederung der zu schreibenden wissenschaftlichen Arbeit. Durch Löschen und Überschreiben dieser Inhalte kann das intendierte Ergebnis erzielt werden.</w:t>
-      </w:r>
-    </w:p>
-    <w:p>
-      <w:pPr>
-        <w:pStyle w:val="berschrift2"/>
-      </w:pPr>
-      <w:bookmarkStart w:id="49" w:name="_Toc203992412"/>
-      <w:r>
-        <w:t>Benutzungsfreundliche Bereitstellung als Word-Dokument</w:t>
-      </w:r>
-      <w:bookmarkEnd w:id="49"/>
-    </w:p>
-    <w:p>
-      <w:r>
-        <w:t xml:space="preserve">Für Benutzer, die sich nicht mit dem Konzept einer Word-Dokumentvorlage auseinandersetzen möchten, ist die Verwendung des Word-Dokuments </w:t>
-      </w:r>
-      <w:r>
-        <w:rPr>
-          <w:rFonts w:ascii="Courier New" w:hAnsi="Courier New"/>
-        </w:rPr>
-        <w:t>thesis.doc</w:t>
-      </w:r>
-      <w:r>
-        <w:t xml:space="preserve"> am einfachsten. Hierzu muss lediglich das Dokument </w:t>
-      </w:r>
-      <w:r>
-        <w:rPr>
-          <w:rFonts w:ascii="Courier New" w:hAnsi="Courier New"/>
-        </w:rPr>
-        <w:t>thesis.doc</w:t>
-      </w:r>
-      <w:r>
-        <w:t xml:space="preserve"> kopiert und umbenannt werden. Anschließend können alle Inhalte, die nicht benötigt werden, gelöscht bzw. mit den Inhalten der zu erstellenden Diplomarbeit überschrieben werden.</w:t>
-      </w:r>
-    </w:p>
-    <w:p>
-      <w:pPr>
-        <w:pStyle w:val="berschrift2"/>
-      </w:pPr>
-      <w:bookmarkStart w:id="50" w:name="_Toc203992413"/>
-      <w:r>
-        <w:t>Bereitstellung einer Anleitung</w:t>
-      </w:r>
-      <w:bookmarkEnd w:id="50"/>
-    </w:p>
-    <w:p>
-      <w:r>
-        <w:t xml:space="preserve">Der Inhalt des (hier vorliegenden) Word-Dokuments </w:t>
-      </w:r>
-      <w:r>
-        <w:rPr>
-          <w:rFonts w:ascii="Courier New" w:hAnsi="Courier New"/>
-        </w:rPr>
-        <w:t>thesis.doc</w:t>
-      </w:r>
-      <w:r>
         <w:t xml:space="preserve"> besteht im wesentlichen aus einer Anleitung  zum Gebrauch der bereitstehenden Hilfsmittel, nämlich des Musters für die Gliederung, der bereitgestellten Formatvorlagen sowie allgemeiner Funktionalitäten des Textsystems Microsoft Word.</w:t>
       </w:r>
     </w:p>
@@ -9983,67 +11453,67 @@
       <w:pPr>
         <w:pStyle w:val="berschrift1"/>
       </w:pPr>
-      <w:bookmarkStart w:id="51" w:name="_Ref491749304"/>
-      <w:bookmarkStart w:id="52" w:name="_Toc203992414"/>
+      <w:bookmarkStart w:id="50" w:name="_Ref491749304"/>
+      <w:bookmarkStart w:id="51" w:name="_Toc203992414"/>
       <w:r>
         <w:lastRenderedPageBreak/>
         <w:t xml:space="preserve">Ein Muster für die Gliederung einer </w:t>
       </w:r>
+      <w:bookmarkEnd w:id="50"/>
+      <w:r>
+        <w:t>wissenschaftlichen Arbeit</w:t>
+      </w:r>
       <w:bookmarkEnd w:id="51"/>
-      <w:r>
-        <w:t>wissenschaftlichen Arbeit</w:t>
+    </w:p>
+    <w:p>
+      <w:r>
+        <w:t>In diesem Kapitel werden die Textinhalte der Dokumentvorlage beschrieben, die ein Muster</w:t>
+      </w:r>
+      <w:r>
+        <w:fldChar w:fldCharType="begin"/>
+      </w:r>
+      <w:r>
+        <w:instrText xml:space="preserve"> XE "Muster" </w:instrText>
+      </w:r>
+      <w:r>
+        <w:fldChar w:fldCharType="end"/>
+      </w:r>
+      <w:r>
+        <w:t xml:space="preserve"> für die Gliederung einer wissenschaftlichen Arbeit darstellen. Es wird erklärt, wie dieses Muster für die Erstellung der Textfassung einer wissenschaftlichen Arbeit genutzt werden kann.</w:t>
+      </w:r>
+    </w:p>
+    <w:p>
+      <w:r>
+        <w:t>Das Muster ist in der neuen deutschen Rechtschreibung</w:t>
+      </w:r>
+      <w:r>
+        <w:fldChar w:fldCharType="begin"/>
+      </w:r>
+      <w:r>
+        <w:instrText xml:space="preserve"> XE "Rechtschreibung" </w:instrText>
+      </w:r>
+      <w:r>
+        <w:fldChar w:fldCharType="end"/>
+      </w:r>
+      <w:r>
+        <w:t xml:space="preserve"> verfasst. Wenn Sie sich noch an die alte Rechtschreibung halten, sollten Sie die hier angewandten Schreibweisen (z.B. in der Erklärung) nicht ungeprüft übernehmen. Für Word 97 bietet Microsoft einen Software-Update an, mit dem sich die Rechtschreibprüfung zwischen der alten und der neuen Regelung hin- und her</w:t>
+      </w:r>
+      <w:r>
+        <w:t>schalten lassen kann [Mic00]</w:t>
+      </w:r>
+      <w:r>
+        <w:t>.</w:t>
+      </w:r>
+    </w:p>
+    <w:p>
+      <w:pPr>
+        <w:pStyle w:val="berschrift2"/>
+      </w:pPr>
+      <w:bookmarkStart w:id="52" w:name="_Toc203992415"/>
+      <w:r>
+        <w:t>Verwendung des bereitgestellten Musters für die Gliederung einer wissenschaftlichen Arbeit</w:t>
       </w:r>
       <w:bookmarkEnd w:id="52"/>
-    </w:p>
-    <w:p>
-      <w:r>
-        <w:t>In diesem Kapitel werden die Textinhalte der Dokumentvorlage beschrieben, die ein Muster</w:t>
-      </w:r>
-      <w:r>
-        <w:fldChar w:fldCharType="begin"/>
-      </w:r>
-      <w:r>
-        <w:instrText xml:space="preserve"> XE "Muster" </w:instrText>
-      </w:r>
-      <w:r>
-        <w:fldChar w:fldCharType="end"/>
-      </w:r>
-      <w:r>
-        <w:t xml:space="preserve"> für die Gliederung einer wissenschaftlichen Arbeit darstellen. Es wird erklärt, wie dieses Muster für die Erstellung der Textfassung einer wissenschaftlichen Arbeit genutzt werden kann.</w:t>
-      </w:r>
-    </w:p>
-    <w:p>
-      <w:r>
-        <w:t>Das Muster ist in der neuen deutschen Rechtschreibung</w:t>
-      </w:r>
-      <w:r>
-        <w:fldChar w:fldCharType="begin"/>
-      </w:r>
-      <w:r>
-        <w:instrText xml:space="preserve"> XE "Rechtschreibung" </w:instrText>
-      </w:r>
-      <w:r>
-        <w:fldChar w:fldCharType="end"/>
-      </w:r>
-      <w:r>
-        <w:t xml:space="preserve"> verfasst. Wenn Sie sich noch an die alte Rechtschreibung halten, sollten Sie die hier angewandten Schreibweisen (z.B. in der Erklärung) nicht ungeprüft übernehmen. Für Word 97 bietet Microsoft einen Software-Update an, mit dem sich die Rechtschreibprüfung zwischen der alten und der neuen Regelung hin- und her</w:t>
-      </w:r>
-      <w:r>
-        <w:t>schalten lassen kann [Mic00]</w:t>
-      </w:r>
-      <w:r>
-        <w:t>.</w:t>
-      </w:r>
-    </w:p>
-    <w:p>
-      <w:pPr>
-        <w:pStyle w:val="berschrift2"/>
-      </w:pPr>
-      <w:bookmarkStart w:id="53" w:name="_Toc203992415"/>
-      <w:r>
-        <w:t>Verwendung des bereitgestellten Musters für die Gliederung einer wissenschaftlichen Arbeit</w:t>
-      </w:r>
-      <w:bookmarkEnd w:id="53"/>
     </w:p>
     <w:p>
       <w:r>
@@ -10336,21 +11806,21 @@
       <w:pPr>
         <w:pStyle w:val="berschrift2"/>
       </w:pPr>
-      <w:bookmarkStart w:id="54" w:name="_Toc203992416"/>
+      <w:bookmarkStart w:id="53" w:name="_Toc203992416"/>
       <w:r>
         <w:t>Die unnummerierten Teile zu Beginn der Arbeit</w:t>
       </w:r>
+      <w:bookmarkEnd w:id="53"/>
+    </w:p>
+    <w:p>
+      <w:pPr>
+        <w:pStyle w:val="berschrift3"/>
+      </w:pPr>
+      <w:bookmarkStart w:id="54" w:name="_Toc203992417"/>
+      <w:r>
+        <w:t>Das Titelblatt</w:t>
+      </w:r>
       <w:bookmarkEnd w:id="54"/>
-    </w:p>
-    <w:p>
-      <w:pPr>
-        <w:pStyle w:val="berschrift3"/>
-      </w:pPr>
-      <w:bookmarkStart w:id="55" w:name="_Toc203992417"/>
-      <w:r>
-        <w:t>Das Titelblatt</w:t>
-      </w:r>
-      <w:bookmarkEnd w:id="55"/>
     </w:p>
     <w:p>
       <w:r>
@@ -10436,26 +11906,26 @@
             <v:path o:extrusionok="f" gradientshapeok="t" o:connecttype="rect"/>
             <o:lock v:ext="edit" aspectratio="t"/>
           </v:shapetype>
-          <v:shape id="_x0000_i1025" type="#_x0000_t75" style="width:40.95pt;height:15.2pt" o:ole="" fillcolor="window">
+          <v:shape id="_x0000_i1052" type="#_x0000_t75" style="width:40.95pt;height:15.2pt" o:ole="" fillcolor="window">
             <v:imagedata r:id="rId16" o:title=""/>
           </v:shape>
-          <o:OLEObject Type="Embed" ProgID="Word.Picture.8" ShapeID="_x0000_i1025" DrawAspect="Content" ObjectID="_1814733314" r:id="rId17"/>
+          <o:OLEObject Type="Embed" ProgID="Word.Picture.8" ShapeID="_x0000_i1052" DrawAspect="Content" ObjectID="_1815064197" r:id="rId17"/>
         </w:object>
       </w:r>
       <w:r>
         <w:t xml:space="preserve"> (Umsch – Entertaste) eingefügt werden. Silbentrennungen können durch sogenannte bedingte Trennstriche mit Hilfe der Tastenkombination </w:t>
       </w:r>
-      <w:bookmarkStart w:id="56" w:name="_MON_1029757413"/>
-      <w:bookmarkEnd w:id="56"/>
+      <w:bookmarkStart w:id="55" w:name="_MON_1029757413"/>
+      <w:bookmarkEnd w:id="55"/>
       <w:r>
         <w:rPr>
           <w:position w:val="-10"/>
         </w:rPr>
         <w:object w:dxaOrig="1936" w:dyaOrig="796" w14:anchorId="581D4386">
-          <v:shape id="_x0000_i1026" type="#_x0000_t75" style="width:40.95pt;height:15.2pt" o:ole="" fillcolor="window">
+          <v:shape id="_x0000_i1053" type="#_x0000_t75" style="width:40.95pt;height:15.2pt" o:ole="" fillcolor="window">
             <v:imagedata r:id="rId18" o:title=""/>
           </v:shape>
-          <o:OLEObject Type="Embed" ProgID="Word.Picture.8" ShapeID="_x0000_i1026" DrawAspect="Content" ObjectID="_1814733315" r:id="rId19"/>
+          <o:OLEObject Type="Embed" ProgID="Word.Picture.8" ShapeID="_x0000_i1053" DrawAspect="Content" ObjectID="_1815064198" r:id="rId19"/>
         </w:object>
       </w:r>
       <w:r>
@@ -10496,351 +11966,351 @@
       <w:pPr>
         <w:pStyle w:val="berschrift3"/>
       </w:pPr>
-      <w:bookmarkStart w:id="57" w:name="_Toc203992418"/>
+      <w:bookmarkStart w:id="56" w:name="_Toc203992418"/>
       <w:r>
         <w:t>Kurzfassung und Abstract</w:t>
       </w:r>
+      <w:bookmarkEnd w:id="56"/>
+    </w:p>
+    <w:p>
+      <w:r>
+        <w:t>Das folgende Blatt trägt die Seitenzahl 2 und enthält die deutsche Kurzfassung</w:t>
+      </w:r>
+      <w:r>
+        <w:fldChar w:fldCharType="begin"/>
+      </w:r>
+      <w:r>
+        <w:instrText xml:space="preserve"> XE "Kurzfassung" </w:instrText>
+      </w:r>
+      <w:r>
+        <w:fldChar w:fldCharType="end"/>
+      </w:r>
+      <w:r>
+        <w:t xml:space="preserve"> und das englische Abstract</w:t>
+      </w:r>
+      <w:r>
+        <w:fldChar w:fldCharType="begin"/>
+      </w:r>
+      <w:r>
+        <w:instrText xml:space="preserve"> XE "Abstract" </w:instrText>
+      </w:r>
+      <w:r>
+        <w:fldChar w:fldCharType="end"/>
+      </w:r>
+      <w:r>
+        <w:t>, jeweils gefolgt von Schlagwörtern</w:t>
+      </w:r>
+      <w:r>
+        <w:fldChar w:fldCharType="begin"/>
+      </w:r>
+      <w:r>
+        <w:instrText xml:space="preserve"> XE "Schlagwörter" </w:instrText>
+      </w:r>
+      <w:r>
+        <w:fldChar w:fldCharType="end"/>
+      </w:r>
+      <w:r>
+        <w:t xml:space="preserve"> bzw. Keywords</w:t>
+      </w:r>
+      <w:r>
+        <w:fldChar w:fldCharType="begin"/>
+      </w:r>
+      <w:r>
+        <w:instrText xml:space="preserve"> XE "Keywords" </w:instrText>
+      </w:r>
+      <w:r>
+        <w:fldChar w:fldCharType="end"/>
+      </w:r>
+      <w:r>
+        <w:t xml:space="preserve"> in der jeweiligen Sprache. Laut Merkblatt sind mindestens 5 Schlagwörter gefordert. </w:t>
+      </w:r>
+    </w:p>
+    <w:p>
+      <w:pPr>
+        <w:pStyle w:val="berschrift3"/>
+      </w:pPr>
+      <w:bookmarkStart w:id="57" w:name="_Toc203992419"/>
+      <w:r>
+        <w:t>Inhaltsverzeichnis</w:t>
+      </w:r>
       <w:bookmarkEnd w:id="57"/>
     </w:p>
     <w:p>
       <w:r>
-        <w:t>Das folgende Blatt trägt die Seitenzahl 2 und enthält die deutsche Kurzfassung</w:t>
+        <w:t>Auf der folgenden Seite 3 schließt sich das Inhaltsverzeichnis</w:t>
       </w:r>
       <w:r>
         <w:fldChar w:fldCharType="begin"/>
       </w:r>
       <w:r>
-        <w:instrText xml:space="preserve"> XE "Kurzfassung" </w:instrText>
+        <w:instrText xml:space="preserve"> XE "Inhaltsverzeichnis" </w:instrText>
       </w:r>
       <w:r>
         <w:fldChar w:fldCharType="end"/>
       </w:r>
       <w:r>
-        <w:t xml:space="preserve"> und das englische Abstract</w:t>
-      </w:r>
-      <w:r>
-        <w:fldChar w:fldCharType="begin"/>
-      </w:r>
-      <w:r>
-        <w:instrText xml:space="preserve"> XE "Abstract" </w:instrText>
-      </w:r>
-      <w:r>
-        <w:fldChar w:fldCharType="end"/>
-      </w:r>
-      <w:r>
-        <w:t>, jeweils gefolgt von Schlagwörtern</w:t>
-      </w:r>
-      <w:r>
-        <w:fldChar w:fldCharType="begin"/>
-      </w:r>
-      <w:r>
-        <w:instrText xml:space="preserve"> XE "Schlagwörter" </w:instrText>
-      </w:r>
-      <w:r>
-        <w:fldChar w:fldCharType="end"/>
-      </w:r>
-      <w:r>
-        <w:t xml:space="preserve"> bzw. Keywords</w:t>
-      </w:r>
-      <w:r>
-        <w:fldChar w:fldCharType="begin"/>
-      </w:r>
-      <w:r>
-        <w:instrText xml:space="preserve"> XE "Keywords" </w:instrText>
-      </w:r>
-      <w:r>
-        <w:fldChar w:fldCharType="end"/>
-      </w:r>
-      <w:r>
-        <w:t xml:space="preserve"> in der jeweiligen Sprache. Laut Merkblatt sind mindestens 5 Schlagwörter gefordert. </w:t>
+        <w:t xml:space="preserve"> an. Dieses sollte nicht bearbeitet werden, da es sich spätestens beim Drucken des Dokuments automatisch aufbaut. Sie können auch den Neuaufbau des Inhaltsverzeichnisses erzwingen, indem Sie den Cursor in das Inhaltsverzeichnis setzen und anschließend die Funktionstaste F9 betätigen.</w:t>
       </w:r>
     </w:p>
     <w:p>
       <w:pPr>
         <w:pStyle w:val="berschrift3"/>
       </w:pPr>
-      <w:bookmarkStart w:id="58" w:name="_Toc203992419"/>
-      <w:r>
-        <w:t>Inhaltsverzeichnis</w:t>
-      </w:r>
-      <w:bookmarkEnd w:id="58"/>
-    </w:p>
-    <w:p>
-      <w:r>
-        <w:t>Auf der folgenden Seite 3 schließt sich das Inhaltsverzeichnis</w:t>
-      </w:r>
-      <w:r>
-        <w:fldChar w:fldCharType="begin"/>
-      </w:r>
-      <w:r>
-        <w:instrText xml:space="preserve"> XE "Inhaltsverzeichnis" </w:instrText>
-      </w:r>
-      <w:r>
-        <w:fldChar w:fldCharType="end"/>
-      </w:r>
-      <w:r>
-        <w:t xml:space="preserve"> an. Dieses sollte nicht bearbeitet werden, da es sich spätestens beim Drucken des Dokuments automatisch aufbaut. Sie können auch den Neuaufbau des Inhaltsverzeichnisses erzwingen, indem Sie den Cursor in das Inhaltsverzeichnis setzen und anschließend die Funktionstaste F9 betätigen.</w:t>
-      </w:r>
-    </w:p>
-    <w:p>
-      <w:pPr>
-        <w:pStyle w:val="berschrift3"/>
-      </w:pPr>
-      <w:bookmarkStart w:id="59" w:name="_Toc203992420"/>
+      <w:bookmarkStart w:id="58" w:name="_Toc203992420"/>
       <w:r>
         <w:lastRenderedPageBreak/>
         <w:t>Abbildungsverzeichnis und Tabellenverzeichnis</w:t>
       </w:r>
+      <w:bookmarkEnd w:id="58"/>
+    </w:p>
+    <w:p>
+      <w:r>
+        <w:t>Nach dem Inhaltsverzeichnis sind ein Abbildungsverzeichnis</w:t>
+      </w:r>
+      <w:r>
+        <w:fldChar w:fldCharType="begin"/>
+      </w:r>
+      <w:r>
+        <w:instrText xml:space="preserve"> XE "Abbildungsverzeichnis" </w:instrText>
+      </w:r>
+      <w:r>
+        <w:fldChar w:fldCharType="end"/>
+      </w:r>
+      <w:r>
+        <w:t xml:space="preserve"> und ein Tabellenverzeichnis</w:t>
+      </w:r>
+      <w:r>
+        <w:fldChar w:fldCharType="begin"/>
+      </w:r>
+      <w:r>
+        <w:instrText xml:space="preserve"> XE "Tabellenverzeichnis" </w:instrText>
+      </w:r>
+      <w:r>
+        <w:fldChar w:fldCharType="end"/>
+      </w:r>
+      <w:r>
+        <w:t xml:space="preserve"> eingerichtet. Diese Verzeichnisse bauen sich wie das Inhaltsverzeichnis automatisch auf und sollten deshalb nicht bearbeitet werden. Wenn Sie keine solchen Verzeichnisse wünschen, können Sie diese Verzeichnisse samt Überschriften jedoch auch löschen.</w:t>
+      </w:r>
+    </w:p>
+    <w:p>
+      <w:pPr>
+        <w:pStyle w:val="berschrift3"/>
+      </w:pPr>
+      <w:bookmarkStart w:id="59" w:name="_Toc203992421"/>
+      <w:r>
+        <w:t>Abkürzungsverzeichnis</w:t>
+      </w:r>
       <w:bookmarkEnd w:id="59"/>
     </w:p>
     <w:p>
       <w:r>
-        <w:t>Nach dem Inhaltsverzeichnis sind ein Abbildungsverzeichnis</w:t>
+        <w:t>Wenn dies erforderlich ist, kann sich hier ein Abkürzungsverzeichnis</w:t>
       </w:r>
       <w:r>
         <w:fldChar w:fldCharType="begin"/>
       </w:r>
       <w:r>
-        <w:instrText xml:space="preserve"> XE "Abbildungsverzeichnis" </w:instrText>
+        <w:instrText xml:space="preserve"> XE "Abkürzungsverzeichnis" </w:instrText>
       </w:r>
       <w:r>
         <w:fldChar w:fldCharType="end"/>
       </w:r>
       <w:r>
-        <w:t xml:space="preserve"> und ein Tabellenverzeichnis</w:t>
+        <w:t xml:space="preserve"> anschließen. Das Abkürzungsverzeichnis enthebt Sie jedoch nicht von der Aufgabe, eine Abkürzung bei deren erstmaliger Verwendung zu erklären. Das Abkürzungsverzeichnis kann auch weggelassen werden.</w:t>
+      </w:r>
+    </w:p>
+    <w:p>
+      <w:pPr>
+        <w:pStyle w:val="berschrift3"/>
+      </w:pPr>
+      <w:bookmarkStart w:id="60" w:name="_Toc203992422"/>
+      <w:r>
+        <w:t>Vorwort</w:t>
+      </w:r>
+      <w:bookmarkEnd w:id="60"/>
+    </w:p>
+    <w:p>
+      <w:r>
+        <w:t>Auch das Vorwort</w:t>
       </w:r>
       <w:r>
         <w:fldChar w:fldCharType="begin"/>
       </w:r>
       <w:r>
-        <w:instrText xml:space="preserve"> XE "Tabellenverzeichnis" </w:instrText>
+        <w:instrText xml:space="preserve"> XE "Vorwort" </w:instrText>
       </w:r>
       <w:r>
         <w:fldChar w:fldCharType="end"/>
       </w:r>
       <w:r>
-        <w:t xml:space="preserve"> eingerichtet. Diese Verzeichnisse bauen sich wie das Inhaltsverzeichnis automatisch auf und sollten deshalb nicht bearbeitet werden. Wenn Sie keine solchen Verzeichnisse wünschen, können Sie diese Verzeichnisse samt Überschriften jedoch auch löschen.</w:t>
-      </w:r>
+        <w:t xml:space="preserve"> gehört nicht zum Pflichtteil</w:t>
+      </w:r>
+      <w:r>
+        <w:t xml:space="preserve"> einer wissenschaftlichen Arbeit und kann weggelassen werden. Es enthält Äußerungen, die nicht Bestandteil der eigentlichen Arbeit sind, sondern sich auf den Entstehungsprozess der Arbeit beziehen. Die Überschrift des Vorworts ist wie alle vorangegangenen Überschriften nicht nummeriert. Die Einrichtung von unnummerierten (und nummerierten) Überschriften wird im Abschnitt </w:t>
+      </w:r>
+      <w:r>
+        <w:fldChar w:fldCharType="begin"/>
+      </w:r>
+      <w:r>
+        <w:instrText xml:space="preserve"> REF _Ref491742372 \r \h </w:instrText>
+      </w:r>
+      <w:r>
+        <w:fldChar w:fldCharType="separate"/>
+      </w:r>
+      <w:r>
+        <w:t>9.10</w:t>
+      </w:r>
+      <w:r>
+        <w:fldChar w:fldCharType="end"/>
+      </w:r>
+      <w:r>
+        <w:t xml:space="preserve"> ab Seite </w:t>
+      </w:r>
+      <w:r>
+        <w:fldChar w:fldCharType="begin"/>
+      </w:r>
+      <w:r>
+        <w:instrText xml:space="preserve"> PAGEREF _Ref491742408 \h </w:instrText>
+      </w:r>
+      <w:r>
+        <w:fldChar w:fldCharType="separate"/>
+      </w:r>
+      <w:r>
+        <w:rPr>
+          <w:noProof/>
+        </w:rPr>
+        <w:t>37</w:t>
+      </w:r>
+      <w:r>
+        <w:fldChar w:fldCharType="end"/>
+      </w:r>
+      <w:r>
+        <w:t xml:space="preserve"> erklärt.</w:t>
+      </w:r>
+    </w:p>
+    <w:p>
+      <w:pPr>
+        <w:pStyle w:val="berschrift2"/>
+      </w:pPr>
+      <w:bookmarkStart w:id="61" w:name="_Toc203992423"/>
+      <w:r>
+        <w:t>Die nummerierten Teile in der Mitte der Arbeit</w:t>
+      </w:r>
+      <w:bookmarkEnd w:id="61"/>
+    </w:p>
+    <w:p>
+      <w:r>
+        <w:t>Der eigentliche Inhalt der Arbeit</w:t>
+      </w:r>
+      <w:r>
+        <w:fldChar w:fldCharType="begin"/>
+      </w:r>
+      <w:r>
+        <w:instrText xml:space="preserve"> XE "Inhalt der Arbeit" </w:instrText>
+      </w:r>
+      <w:r>
+        <w:fldChar w:fldCharType="end"/>
+      </w:r>
+      <w:r>
+        <w:t xml:space="preserve"> steht in Kapiteln und Kapiteln untergeordneten Gliederungseinheiten, die nummerierte Überschriften besitzen. Die Einrichtung von nummerierten (und unnummerierten) Überschriften wird im Abschnitt </w:t>
+      </w:r>
+      <w:r>
+        <w:fldChar w:fldCharType="begin"/>
+      </w:r>
+      <w:r>
+        <w:instrText xml:space="preserve"> REF _Ref491742372 \r \h </w:instrText>
+      </w:r>
+      <w:r>
+        <w:fldChar w:fldCharType="separate"/>
+      </w:r>
+      <w:r>
+        <w:t>9.10</w:t>
+      </w:r>
+      <w:r>
+        <w:fldChar w:fldCharType="end"/>
+      </w:r>
+      <w:r>
+        <w:t xml:space="preserve"> ab Seite </w:t>
+      </w:r>
+      <w:r>
+        <w:fldChar w:fldCharType="begin"/>
+      </w:r>
+      <w:r>
+        <w:instrText xml:space="preserve"> PAGEREF _Ref491742408 \h </w:instrText>
+      </w:r>
+      <w:r>
+        <w:fldChar w:fldCharType="separate"/>
+      </w:r>
+      <w:r>
+        <w:rPr>
+          <w:noProof/>
+        </w:rPr>
+        <w:t>37</w:t>
+      </w:r>
+      <w:r>
+        <w:fldChar w:fldCharType="end"/>
+      </w:r>
+      <w:r>
+        <w:t xml:space="preserve"> erklärt.</w:t>
+      </w:r>
+    </w:p>
+    <w:p>
+      <w:r>
+        <w:t>Eine Folienpräsentation zur Erstellung von wissenschaftlichen Arbeiten mit Hinweisen zur inhaltlichen Gliederung einer Diplomarbeit finden Sie auf der Web-Seite, auf der auch diese For</w:t>
+      </w:r>
+      <w:r>
+        <w:t>matvorlage bereitgestellt ist [</w:t>
+      </w:r>
+      <w:r>
+        <w:t>Rie</w:t>
+      </w:r>
+      <w:r>
+        <w:t>01]</w:t>
+      </w:r>
+      <w:r>
+        <w:t xml:space="preserve">, einige der dort enthaltenen Informationen sind auch im Anhang A ab Seite </w:t>
+      </w:r>
+      <w:r>
+        <w:fldChar w:fldCharType="begin"/>
+      </w:r>
+      <w:r>
+        <w:instrText xml:space="preserve"> PAGEREF _Ref491742277 \h </w:instrText>
+      </w:r>
+      <w:r>
+        <w:fldChar w:fldCharType="separate"/>
+      </w:r>
+      <w:r>
+        <w:rPr>
+          <w:noProof/>
+        </w:rPr>
+        <w:t>45</w:t>
+      </w:r>
+      <w:r>
+        <w:fldChar w:fldCharType="end"/>
+      </w:r>
+      <w:r>
+        <w:t xml:space="preserve"> wiedergegeben.</w:t>
+      </w:r>
+    </w:p>
+    <w:p>
+      <w:pPr>
+        <w:pStyle w:val="berschrift2"/>
+      </w:pPr>
+      <w:bookmarkStart w:id="62" w:name="_Toc203992424"/>
+      <w:r>
+        <w:t>Die Teile am Ende der Arbeit</w:t>
+      </w:r>
+      <w:bookmarkEnd w:id="62"/>
     </w:p>
     <w:p>
       <w:pPr>
         <w:pStyle w:val="berschrift3"/>
       </w:pPr>
-      <w:bookmarkStart w:id="60" w:name="_Toc203992421"/>
-      <w:r>
-        <w:t>Abkürzungsverzeichnis</w:t>
-      </w:r>
-      <w:bookmarkEnd w:id="60"/>
-    </w:p>
-    <w:p>
-      <w:r>
-        <w:t>Wenn dies erforderlich ist, kann sich hier ein Abkürzungsverzeichnis</w:t>
-      </w:r>
-      <w:r>
-        <w:fldChar w:fldCharType="begin"/>
-      </w:r>
-      <w:r>
-        <w:instrText xml:space="preserve"> XE "Abkürzungsverzeichnis" </w:instrText>
-      </w:r>
-      <w:r>
-        <w:fldChar w:fldCharType="end"/>
-      </w:r>
-      <w:r>
-        <w:t xml:space="preserve"> anschließen. Das Abkürzungsverzeichnis enthebt Sie jedoch nicht von der Aufgabe, eine Abkürzung bei deren erstmaliger Verwendung zu erklären. Das Abkürzungsverzeichnis kann auch weggelassen werden.</w:t>
-      </w:r>
-    </w:p>
-    <w:p>
-      <w:pPr>
-        <w:pStyle w:val="berschrift3"/>
-      </w:pPr>
-      <w:bookmarkStart w:id="61" w:name="_Toc203992422"/>
-      <w:r>
-        <w:t>Vorwort</w:t>
-      </w:r>
-      <w:bookmarkEnd w:id="61"/>
-    </w:p>
-    <w:p>
-      <w:r>
-        <w:t>Auch das Vorwort</w:t>
-      </w:r>
-      <w:r>
-        <w:fldChar w:fldCharType="begin"/>
-      </w:r>
-      <w:r>
-        <w:instrText xml:space="preserve"> XE "Vorwort" </w:instrText>
-      </w:r>
-      <w:r>
-        <w:fldChar w:fldCharType="end"/>
-      </w:r>
-      <w:r>
-        <w:t xml:space="preserve"> gehört nicht zum Pflichtteil</w:t>
-      </w:r>
-      <w:r>
-        <w:t xml:space="preserve"> einer wissenschaftlichen Arbeit und kann weggelassen werden. Es enthält Äußerungen, die nicht Bestandteil der eigentlichen Arbeit sind, sondern sich auf den Entstehungsprozess der Arbeit beziehen. Die Überschrift des Vorworts ist wie alle vorangegangenen Überschriften nicht nummeriert. Die Einrichtung von unnummerierten (und nummerierten) Überschriften wird im Abschnitt </w:t>
-      </w:r>
-      <w:r>
-        <w:fldChar w:fldCharType="begin"/>
-      </w:r>
-      <w:r>
-        <w:instrText xml:space="preserve"> REF _Ref491742372 \r \h </w:instrText>
-      </w:r>
-      <w:r>
-        <w:fldChar w:fldCharType="separate"/>
-      </w:r>
-      <w:r>
-        <w:t>9.10</w:t>
-      </w:r>
-      <w:r>
-        <w:fldChar w:fldCharType="end"/>
-      </w:r>
-      <w:r>
-        <w:t xml:space="preserve"> ab Seite </w:t>
-      </w:r>
-      <w:r>
-        <w:fldChar w:fldCharType="begin"/>
-      </w:r>
-      <w:r>
-        <w:instrText xml:space="preserve"> PAGEREF _Ref491742408 \h </w:instrText>
-      </w:r>
-      <w:r>
-        <w:fldChar w:fldCharType="separate"/>
-      </w:r>
-      <w:r>
-        <w:rPr>
-          <w:noProof/>
-        </w:rPr>
-        <w:t>37</w:t>
-      </w:r>
-      <w:r>
-        <w:fldChar w:fldCharType="end"/>
-      </w:r>
-      <w:r>
-        <w:t xml:space="preserve"> erklärt.</w:t>
-      </w:r>
-    </w:p>
-    <w:p>
-      <w:pPr>
-        <w:pStyle w:val="berschrift2"/>
-      </w:pPr>
-      <w:bookmarkStart w:id="62" w:name="_Toc203992423"/>
-      <w:r>
-        <w:t>Die nummerierten Teile in der Mitte der Arbeit</w:t>
-      </w:r>
-      <w:bookmarkEnd w:id="62"/>
-    </w:p>
-    <w:p>
-      <w:r>
-        <w:t>Der eigentliche Inhalt der Arbeit</w:t>
-      </w:r>
-      <w:r>
-        <w:fldChar w:fldCharType="begin"/>
-      </w:r>
-      <w:r>
-        <w:instrText xml:space="preserve"> XE "Inhalt der Arbeit" </w:instrText>
-      </w:r>
-      <w:r>
-        <w:fldChar w:fldCharType="end"/>
-      </w:r>
-      <w:r>
-        <w:t xml:space="preserve"> steht in Kapiteln und Kapiteln untergeordneten Gliederungseinheiten, die nummerierte Überschriften besitzen. Die Einrichtung von nummerierten (und unnummerierten) Überschriften wird im Abschnitt </w:t>
-      </w:r>
-      <w:r>
-        <w:fldChar w:fldCharType="begin"/>
-      </w:r>
-      <w:r>
-        <w:instrText xml:space="preserve"> REF _Ref491742372 \r \h </w:instrText>
-      </w:r>
-      <w:r>
-        <w:fldChar w:fldCharType="separate"/>
-      </w:r>
-      <w:r>
-        <w:t>9.10</w:t>
-      </w:r>
-      <w:r>
-        <w:fldChar w:fldCharType="end"/>
-      </w:r>
-      <w:r>
-        <w:t xml:space="preserve"> ab Seite </w:t>
-      </w:r>
-      <w:r>
-        <w:fldChar w:fldCharType="begin"/>
-      </w:r>
-      <w:r>
-        <w:instrText xml:space="preserve"> PAGEREF _Ref491742408 \h </w:instrText>
-      </w:r>
-      <w:r>
-        <w:fldChar w:fldCharType="separate"/>
-      </w:r>
-      <w:r>
-        <w:rPr>
-          <w:noProof/>
-        </w:rPr>
-        <w:t>37</w:t>
-      </w:r>
-      <w:r>
-        <w:fldChar w:fldCharType="end"/>
-      </w:r>
-      <w:r>
-        <w:t xml:space="preserve"> erklärt.</w:t>
-      </w:r>
-    </w:p>
-    <w:p>
-      <w:r>
-        <w:t>Eine Folienpräsentation zur Erstellung von wissenschaftlichen Arbeiten mit Hinweisen zur inhaltlichen Gliederung einer Diplomarbeit finden Sie auf der Web-Seite, auf der auch diese For</w:t>
-      </w:r>
-      <w:r>
-        <w:t>matvorlage bereitgestellt ist [</w:t>
-      </w:r>
-      <w:r>
-        <w:t>Rie</w:t>
-      </w:r>
-      <w:r>
-        <w:t>01]</w:t>
-      </w:r>
-      <w:r>
-        <w:t xml:space="preserve">, einige der dort enthaltenen Informationen sind auch im Anhang A ab Seite </w:t>
-      </w:r>
-      <w:r>
-        <w:fldChar w:fldCharType="begin"/>
-      </w:r>
-      <w:r>
-        <w:instrText xml:space="preserve"> PAGEREF _Ref491742277 \h </w:instrText>
-      </w:r>
-      <w:r>
-        <w:fldChar w:fldCharType="separate"/>
-      </w:r>
-      <w:r>
-        <w:rPr>
-          <w:noProof/>
-        </w:rPr>
-        <w:t>45</w:t>
-      </w:r>
-      <w:r>
-        <w:fldChar w:fldCharType="end"/>
-      </w:r>
-      <w:r>
-        <w:t xml:space="preserve"> wiedergegeben.</w:t>
-      </w:r>
-    </w:p>
-    <w:p>
-      <w:pPr>
-        <w:pStyle w:val="berschrift2"/>
-      </w:pPr>
-      <w:bookmarkStart w:id="63" w:name="_Toc203992424"/>
-      <w:r>
-        <w:t>Die Teile am Ende der Arbeit</w:t>
+      <w:bookmarkStart w:id="63" w:name="_Toc203992425"/>
+      <w:r>
+        <w:t>Anhänge</w:t>
       </w:r>
       <w:bookmarkEnd w:id="63"/>
-    </w:p>
-    <w:p>
-      <w:pPr>
-        <w:pStyle w:val="berschrift3"/>
-      </w:pPr>
-      <w:bookmarkStart w:id="64" w:name="_Toc203992425"/>
-      <w:r>
-        <w:t>Anhänge</w:t>
-      </w:r>
-      <w:bookmarkEnd w:id="64"/>
     </w:p>
     <w:p>
       <w:r>
@@ -11039,168 +12509,168 @@
       <w:pPr>
         <w:pStyle w:val="berschrift3"/>
       </w:pPr>
-      <w:bookmarkStart w:id="65" w:name="_Toc203992426"/>
+      <w:bookmarkStart w:id="64" w:name="_Toc203992426"/>
       <w:r>
         <w:t>Glossar</w:t>
       </w:r>
+      <w:bookmarkEnd w:id="64"/>
+    </w:p>
+    <w:p>
+      <w:r>
+        <w:t>Ihre Arbeit kann ein Glossar</w:t>
+      </w:r>
+      <w:r>
+        <w:fldChar w:fldCharType="begin"/>
+      </w:r>
+      <w:r>
+        <w:instrText xml:space="preserve"> XE "Glossar" </w:instrText>
+      </w:r>
+      <w:r>
+        <w:fldChar w:fldCharType="end"/>
+      </w:r>
+      <w:r>
+        <w:t xml:space="preserve"> enthalten, erforderlich ist das jedoch nicht. Die Überschrift des Glossars ist nicht nummeriert. Ein Glossar dient dazu, wichtige Begriffe aus der Arbeit zu definieren, und bildet so ein kleines Nachschlagewerk für solche Begriffe.</w:t>
+      </w:r>
+    </w:p>
+    <w:p>
+      <w:r>
+        <w:t>Wenn Sie kein Glossar wünschen, können Sie dieses Kapitel löschen.</w:t>
+      </w:r>
+    </w:p>
+    <w:p>
+      <w:pPr>
+        <w:pStyle w:val="berschrift3"/>
+      </w:pPr>
+      <w:bookmarkStart w:id="65" w:name="_Toc203992427"/>
+      <w:r>
+        <w:t>Das Literaturverzeichnis</w:t>
+      </w:r>
       <w:bookmarkEnd w:id="65"/>
     </w:p>
     <w:p>
       <w:r>
-        <w:t>Ihre Arbeit kann ein Glossar</w:t>
+        <w:t>Das Literaturverzeichnis</w:t>
       </w:r>
       <w:r>
         <w:fldChar w:fldCharType="begin"/>
       </w:r>
       <w:r>
-        <w:instrText xml:space="preserve"> XE "Glossar" </w:instrText>
+        <w:instrText xml:space="preserve"> XE "Literaturverzeichnis" </w:instrText>
       </w:r>
       <w:r>
         <w:fldChar w:fldCharType="end"/>
       </w:r>
       <w:r>
-        <w:t xml:space="preserve"> enthalten, erforderlich ist das jedoch nicht. Die Überschrift des Glossars ist nicht nummeriert. Ein Glossar dient dazu, wichtige Begriffe aus der Arbeit zu definieren, und bildet so ein kleines Nachschlagewerk für solche Begriffe.</w:t>
-      </w:r>
-    </w:p>
-    <w:p>
-      <w:r>
-        <w:t>Wenn Sie kein Glossar wünschen, können Sie dieses Kapitel löschen.</w:t>
+        <w:t xml:space="preserve"> besitzt keine nummerierte Überschrift. Es enthält nur die verwendeten Quellen. Soll auch nichtverwendete Literatur aufgeführt werden, so sollte dies unter einer eigenen (ebenfalls unnummerierten) Überschrift („Weiterführende Literatur“) geschehen.</w:t>
+      </w:r>
+    </w:p>
+    <w:p>
+      <w:r>
+        <w:t xml:space="preserve">Für die Eintragung der Literaturquellen gibt es eine eigene Formatvorlage </w:t>
+      </w:r>
+      <w:r>
+        <w:rPr>
+          <w:i/>
+        </w:rPr>
+        <w:t>Literaturverzeichnis</w:t>
+      </w:r>
+      <w:r>
+        <w:t xml:space="preserve">, die Abschnitt </w:t>
+      </w:r>
+      <w:r>
+        <w:fldChar w:fldCharType="begin"/>
+      </w:r>
+      <w:r>
+        <w:instrText xml:space="preserve"> REF _Ref491742548 \r \h </w:instrText>
+      </w:r>
+      <w:r>
+        <w:fldChar w:fldCharType="separate"/>
+      </w:r>
+      <w:r>
+        <w:t>9.11</w:t>
+      </w:r>
+      <w:r>
+        <w:fldChar w:fldCharType="end"/>
+      </w:r>
+      <w:r>
+        <w:t xml:space="preserve"> ab Seite </w:t>
+      </w:r>
+      <w:r>
+        <w:fldChar w:fldCharType="begin"/>
+      </w:r>
+      <w:r>
+        <w:instrText xml:space="preserve"> PAGEREF _Ref491742528 \h </w:instrText>
+      </w:r>
+      <w:r>
+        <w:fldChar w:fldCharType="separate"/>
+      </w:r>
+      <w:r>
+        <w:rPr>
+          <w:noProof/>
+        </w:rPr>
+        <w:t>38</w:t>
+      </w:r>
+      <w:r>
+        <w:fldChar w:fldCharType="end"/>
+      </w:r>
+      <w:r>
+        <w:t xml:space="preserve"> erklärt wird.</w:t>
+      </w:r>
+    </w:p>
+    <w:p>
+      <w:r>
+        <w:t>Man könnte das Literaturverzeichnis auch vor die Anhänge platzieren; dies hat aber den Nachteil, dass eventuelle Quellen, die für die Anhänge oder das Glossar verwendet wurden, nicht mehr aufgeführt werden können.</w:t>
       </w:r>
     </w:p>
     <w:p>
       <w:pPr>
         <w:pStyle w:val="berschrift3"/>
       </w:pPr>
-      <w:bookmarkStart w:id="66" w:name="_Toc203992427"/>
-      <w:r>
-        <w:t>Das Literaturverzeichnis</w:t>
+      <w:bookmarkStart w:id="66" w:name="_Toc203992428"/>
+      <w:r>
+        <w:t>Erklärung</w:t>
       </w:r>
       <w:bookmarkEnd w:id="66"/>
     </w:p>
     <w:p>
       <w:r>
-        <w:t>Das Literaturverzeichnis</w:t>
+        <w:t>Mit der Erklärung</w:t>
       </w:r>
       <w:r>
         <w:fldChar w:fldCharType="begin"/>
       </w:r>
       <w:r>
-        <w:instrText xml:space="preserve"> XE "Literaturverzeichnis" </w:instrText>
+        <w:instrText xml:space="preserve"> XE "Erklärung" </w:instrText>
       </w:r>
       <w:r>
         <w:fldChar w:fldCharType="end"/>
       </w:r>
       <w:r>
-        <w:t xml:space="preserve"> besitzt keine nummerierte Überschrift. Es enthält nur die verwendeten Quellen. Soll auch nichtverwendete Literatur aufgeführt werden, so sollte dies unter einer eigenen (ebenfalls unnummerierten) Überschrift („Weiterführende Literatur“) geschehen.</w:t>
-      </w:r>
-    </w:p>
-    <w:p>
-      <w:r>
-        <w:t xml:space="preserve">Für die Eintragung der Literaturquellen gibt es eine eigene Formatvorlage </w:t>
-      </w:r>
-      <w:r>
-        <w:rPr>
-          <w:i/>
-        </w:rPr>
-        <w:t>Literaturverzeichnis</w:t>
-      </w:r>
-      <w:r>
-        <w:t xml:space="preserve">, die Abschnitt </w:t>
-      </w:r>
-      <w:r>
-        <w:fldChar w:fldCharType="begin"/>
-      </w:r>
-      <w:r>
-        <w:instrText xml:space="preserve"> REF _Ref491742548 \r \h </w:instrText>
-      </w:r>
-      <w:r>
-        <w:fldChar w:fldCharType="separate"/>
-      </w:r>
-      <w:r>
-        <w:t>9.11</w:t>
-      </w:r>
-      <w:r>
-        <w:fldChar w:fldCharType="end"/>
-      </w:r>
-      <w:r>
-        <w:t xml:space="preserve"> ab Seite </w:t>
-      </w:r>
-      <w:r>
-        <w:fldChar w:fldCharType="begin"/>
-      </w:r>
-      <w:r>
-        <w:instrText xml:space="preserve"> PAGEREF _Ref491742528 \h </w:instrText>
-      </w:r>
-      <w:r>
-        <w:fldChar w:fldCharType="separate"/>
-      </w:r>
-      <w:r>
-        <w:rPr>
-          <w:noProof/>
-        </w:rPr>
-        <w:t>38</w:t>
-      </w:r>
-      <w:r>
-        <w:fldChar w:fldCharType="end"/>
-      </w:r>
-      <w:r>
-        <w:t xml:space="preserve"> erklärt wird.</w:t>
-      </w:r>
-    </w:p>
-    <w:p>
-      <w:r>
-        <w:t>Man könnte das Literaturverzeichnis auch vor die Anhänge platzieren; dies hat aber den Nachteil, dass eventuelle Quellen, die für die Anhänge oder das Glossar verwendet wurden, nicht mehr aufgeführt werden können.</w:t>
+        <w:t xml:space="preserve"> wird versichert, dass die vorliegende Diplomarbeit selbständig angefertigt wurde und nur die in der Arbeit ausdrücklich benannten Quellen und Hilfsmittel benutzt wurden. Die Erklärung soll unverändert belassen werden.</w:t>
+      </w:r>
+      <w:r>
+        <w:rPr>
+          <w:rStyle w:val="Funotenzeichen"/>
+        </w:rPr>
+        <w:footnoteReference w:id="3"/>
+      </w:r>
+    </w:p>
+    <w:p>
+      <w:r>
+        <w:t>Die Erklärung muss auf den abzuliefernden Exemplaren wahrheitsgemäß von Hand unterschrieben und mit dem Datum versehen werden.</w:t>
       </w:r>
     </w:p>
     <w:p>
       <w:pPr>
         <w:pStyle w:val="berschrift3"/>
       </w:pPr>
-      <w:bookmarkStart w:id="67" w:name="_Toc203992428"/>
-      <w:r>
-        <w:t>Erklärung</w:t>
+      <w:bookmarkStart w:id="67" w:name="_Ref492801866"/>
+      <w:bookmarkStart w:id="68" w:name="_Toc203992429"/>
+      <w:r>
+        <w:t>Stichwortverzeichnis</w:t>
       </w:r>
       <w:bookmarkEnd w:id="67"/>
-    </w:p>
-    <w:p>
-      <w:r>
-        <w:t>Mit der Erklärung</w:t>
-      </w:r>
-      <w:r>
-        <w:fldChar w:fldCharType="begin"/>
-      </w:r>
-      <w:r>
-        <w:instrText xml:space="preserve"> XE "Erklärung" </w:instrText>
-      </w:r>
-      <w:r>
-        <w:fldChar w:fldCharType="end"/>
-      </w:r>
-      <w:r>
-        <w:t xml:space="preserve"> wird versichert, dass die vorliegende Diplomarbeit selbständig angefertigt wurde und nur die in der Arbeit ausdrücklich benannten Quellen und Hilfsmittel benutzt wurden. Die Erklärung soll unverändert belassen werden.</w:t>
-      </w:r>
-      <w:r>
-        <w:rPr>
-          <w:rStyle w:val="Funotenzeichen"/>
-        </w:rPr>
-        <w:footnoteReference w:id="3"/>
-      </w:r>
-    </w:p>
-    <w:p>
-      <w:r>
-        <w:t>Die Erklärung muss auf den abzuliefernden Exemplaren wahrheitsgemäß von Hand unterschrieben und mit dem Datum versehen werden.</w:t>
-      </w:r>
-    </w:p>
-    <w:p>
-      <w:pPr>
-        <w:pStyle w:val="berschrift3"/>
-      </w:pPr>
-      <w:bookmarkStart w:id="68" w:name="_Ref492801866"/>
-      <w:bookmarkStart w:id="69" w:name="_Toc203992429"/>
-      <w:r>
-        <w:t>Stichwortverzeichnis</w:t>
-      </w:r>
       <w:bookmarkEnd w:id="68"/>
-      <w:bookmarkEnd w:id="69"/>
     </w:p>
     <w:p>
       <w:r>
@@ -11266,29 +12736,29 @@
       <w:r>
         <w:t xml:space="preserve"> Insbesondere werden die Steuerbefehle für Indexeinträge in geschweiften Klammern angezeigt; in dieser Form können Sie sogar noch geändert werden. Nach der Festlegung aller Indexeinträge sollte dieser Modus, in dem die nichtdruckbaren Zeichen angezeigt werden, verlassen werden. Das geschieht, indem man das Symbol </w:t>
       </w:r>
-      <w:bookmarkStart w:id="70" w:name="_MON_1029605663"/>
-      <w:bookmarkStart w:id="71" w:name="_MON_1029605919"/>
-      <w:bookmarkStart w:id="72" w:name="_MON_1029606007"/>
-      <w:bookmarkStart w:id="73" w:name="_MON_1029606128"/>
-      <w:bookmarkStart w:id="74" w:name="_MON_1029606211"/>
-      <w:bookmarkStart w:id="75" w:name="_MON_1029757414"/>
+      <w:bookmarkStart w:id="69" w:name="_MON_1029606007"/>
+      <w:bookmarkStart w:id="70" w:name="_MON_1029606128"/>
+      <w:bookmarkStart w:id="71" w:name="_MON_1029606211"/>
+      <w:bookmarkStart w:id="72" w:name="_MON_1029757414"/>
+      <w:bookmarkStart w:id="73" w:name="_MON_1029605235"/>
+      <w:bookmarkStart w:id="74" w:name="_MON_1029605663"/>
+      <w:bookmarkEnd w:id="69"/>
       <w:bookmarkEnd w:id="70"/>
       <w:bookmarkEnd w:id="71"/>
       <w:bookmarkEnd w:id="72"/>
       <w:bookmarkEnd w:id="73"/>
       <w:bookmarkEnd w:id="74"/>
+      <w:bookmarkStart w:id="75" w:name="_MON_1029605919"/>
       <w:bookmarkEnd w:id="75"/>
-      <w:bookmarkStart w:id="76" w:name="_MON_1029605235"/>
-      <w:bookmarkEnd w:id="76"/>
       <w:r>
         <w:rPr>
           <w:position w:val="-2"/>
         </w:rPr>
         <w:object w:dxaOrig="821" w:dyaOrig="837" w14:anchorId="180A41D7">
-          <v:shape id="_x0000_i1027" type="#_x0000_t75" style="width:9.9pt;height:9.9pt" o:ole="" fillcolor="window">
+          <v:shape id="_x0000_i1054" type="#_x0000_t75" style="width:9.9pt;height:9.9pt" o:ole="" fillcolor="window">
             <v:imagedata r:id="rId20" o:title="" cropbottom="22201f" cropright="22630f"/>
           </v:shape>
-          <o:OLEObject Type="Embed" ProgID="Word.Picture.8" ShapeID="_x0000_i1027" DrawAspect="Content" ObjectID="_1814733316" r:id="rId21"/>
+          <o:OLEObject Type="Embed" ProgID="Word.Picture.8" ShapeID="_x0000_i1054" DrawAspect="Content" ObjectID="_1815064199" r:id="rId21"/>
         </w:object>
       </w:r>
       <w:r>
@@ -11315,44 +12785,44 @@
       <w:pPr>
         <w:pStyle w:val="berschrift1"/>
       </w:pPr>
-      <w:bookmarkStart w:id="77" w:name="_Ref491350699"/>
-      <w:bookmarkStart w:id="78" w:name="_Toc203992430"/>
+      <w:bookmarkStart w:id="76" w:name="_Ref491350699"/>
+      <w:bookmarkStart w:id="77" w:name="_Toc203992430"/>
       <w:r>
         <w:lastRenderedPageBreak/>
         <w:t xml:space="preserve">Formatvorlagen für die Layout-Gestaltung </w:t>
       </w:r>
+      <w:bookmarkEnd w:id="76"/>
+      <w:r>
+        <w:t>wissenschaftlicher Arbeiten</w:t>
+      </w:r>
       <w:bookmarkEnd w:id="77"/>
-      <w:r>
-        <w:t>wissenschaftlicher Arbeiten</w:t>
+    </w:p>
+    <w:p>
+      <w:r>
+        <w:t>In diesem Kapitel werden die einzelnen Funktionalitäten</w:t>
+      </w:r>
+      <w:r>
+        <w:fldChar w:fldCharType="begin"/>
+      </w:r>
+      <w:r>
+        <w:instrText xml:space="preserve"> XE "Funktionalitäten" </w:instrText>
+      </w:r>
+      <w:r>
+        <w:fldChar w:fldCharType="end"/>
+      </w:r>
+      <w:r>
+        <w:t xml:space="preserve"> zur Formatierung einer wissenschaftlichen Arbeit aus Benutzersicht beschrieben. Diese sind im Wesentlichen gegeben durch die Formatvorlagen, die durch die Dokumentvorlage bereitgestellt sind. Es wird erklärt, wie diese Formatvorlagen für die Erstellung der verschiedenen Elemente einer wissenschaftlichen Arbeit genutzt werden können.</w:t>
+      </w:r>
+    </w:p>
+    <w:p>
+      <w:pPr>
+        <w:pStyle w:val="berschrift2"/>
+      </w:pPr>
+      <w:bookmarkStart w:id="78" w:name="_Toc203992431"/>
+      <w:r>
+        <w:t>Formatvorlagen</w:t>
       </w:r>
       <w:bookmarkEnd w:id="78"/>
-    </w:p>
-    <w:p>
-      <w:r>
-        <w:t>In diesem Kapitel werden die einzelnen Funktionalitäten</w:t>
-      </w:r>
-      <w:r>
-        <w:fldChar w:fldCharType="begin"/>
-      </w:r>
-      <w:r>
-        <w:instrText xml:space="preserve"> XE "Funktionalitäten" </w:instrText>
-      </w:r>
-      <w:r>
-        <w:fldChar w:fldCharType="end"/>
-      </w:r>
-      <w:r>
-        <w:t xml:space="preserve"> zur Formatierung einer wissenschaftlichen Arbeit aus Benutzersicht beschrieben. Diese sind im Wesentlichen gegeben durch die Formatvorlagen, die durch die Dokumentvorlage bereitgestellt sind. Es wird erklärt, wie diese Formatvorlagen für die Erstellung der verschiedenen Elemente einer wissenschaftlichen Arbeit genutzt werden können.</w:t>
-      </w:r>
-    </w:p>
-    <w:p>
-      <w:pPr>
-        <w:pStyle w:val="berschrift2"/>
-      </w:pPr>
-      <w:bookmarkStart w:id="79" w:name="_Toc203992431"/>
-      <w:r>
-        <w:t>Formatvorlagen</w:t>
-      </w:r>
-      <w:bookmarkEnd w:id="79"/>
     </w:p>
     <w:p>
       <w:r>
@@ -11553,12 +13023,12 @@
       <w:pPr>
         <w:pStyle w:val="berschrift2"/>
       </w:pPr>
-      <w:bookmarkStart w:id="80" w:name="_Toc203992432"/>
+      <w:bookmarkStart w:id="79" w:name="_Toc203992432"/>
       <w:r>
         <w:lastRenderedPageBreak/>
         <w:t>Allgemeine Einstellungen</w:t>
       </w:r>
-      <w:bookmarkEnd w:id="80"/>
+      <w:bookmarkEnd w:id="79"/>
     </w:p>
     <w:p>
       <w:r>
@@ -11627,9 +13097,9 @@
       <w:pPr>
         <w:pStyle w:val="Beschriftung"/>
       </w:pPr>
-      <w:bookmarkStart w:id="81" w:name="_Ref491662273"/>
-      <w:bookmarkStart w:id="82" w:name="_Ref491662218"/>
-      <w:bookmarkStart w:id="83" w:name="_Toc203850703"/>
+      <w:bookmarkStart w:id="80" w:name="_Ref491662218"/>
+      <w:bookmarkStart w:id="81" w:name="_Toc203850703"/>
+      <w:bookmarkStart w:id="82" w:name="_Ref491662273"/>
       <w:r>
         <w:t xml:space="preserve">Abbildung </w:t>
       </w:r>
@@ -11638,18 +13108,18 @@
           <w:rPr>
             <w:noProof/>
           </w:rPr>
-          <w:t>4</w:t>
+          <w:t>5</w:t>
         </w:r>
       </w:fldSimple>
+      <w:bookmarkEnd w:id="82"/>
+      <w:r>
+        <w:t>: Verbinden eines Textteils mit einer Formatvorlag</w:t>
+      </w:r>
+      <w:bookmarkEnd w:id="80"/>
+      <w:r>
+        <w:t>e</w:t>
+      </w:r>
       <w:bookmarkEnd w:id="81"/>
-      <w:r>
-        <w:t>: Verbinden eines Textteils mit einer Formatvorlag</w:t>
-      </w:r>
-      <w:bookmarkEnd w:id="82"/>
-      <w:r>
-        <w:t>e</w:t>
-      </w:r>
-      <w:bookmarkEnd w:id="83"/>
     </w:p>
     <w:p>
       <w:r>
@@ -11704,11 +13174,11 @@
       <w:pPr>
         <w:pStyle w:val="berschrift2"/>
       </w:pPr>
-      <w:bookmarkStart w:id="84" w:name="_Toc203992433"/>
+      <w:bookmarkStart w:id="83" w:name="_Toc203992433"/>
       <w:r>
         <w:t>Schreiben von normalem Fließtext</w:t>
       </w:r>
-      <w:bookmarkEnd w:id="84"/>
+      <w:bookmarkEnd w:id="83"/>
     </w:p>
     <w:p>
       <w:r>
@@ -11853,17 +13323,18 @@
         <w:t>, die wie alte Schreibmaschinen eine feste Zeichenbreite aufweist. Schriften mit fester Zeichenbreite werden in wissenschaftlichen Texten nur zur Wiedergabe von Computerprogrammen o.ä. verwendet.</w:t>
       </w:r>
     </w:p>
-    <w:bookmarkStart w:id="85" w:name="_MON_1028545969"/>
-    <w:bookmarkStart w:id="86" w:name="_MON_1029757416"/>
-    <w:bookmarkStart w:id="87" w:name="_MON_1028535929"/>
-    <w:bookmarkStart w:id="88" w:name="_MON_1028536373"/>
-    <w:bookmarkStart w:id="89" w:name="_MON_1028536428"/>
-    <w:bookmarkStart w:id="90" w:name="_MON_1028536434"/>
-    <w:bookmarkStart w:id="91" w:name="_MON_1028536485"/>
-    <w:bookmarkStart w:id="92" w:name="_MON_1028541386"/>
-    <w:bookmarkStart w:id="93" w:name="_MON_1028541415"/>
-    <w:bookmarkStart w:id="94" w:name="_MON_1028541441"/>
-    <w:bookmarkStart w:id="95" w:name="_MON_1028541767"/>
+    <w:bookmarkStart w:id="84" w:name="_MON_1028535929"/>
+    <w:bookmarkStart w:id="85" w:name="_MON_1028536373"/>
+    <w:bookmarkStart w:id="86" w:name="_MON_1028536428"/>
+    <w:bookmarkStart w:id="87" w:name="_MON_1028536434"/>
+    <w:bookmarkStart w:id="88" w:name="_MON_1028536485"/>
+    <w:bookmarkStart w:id="89" w:name="_MON_1028541386"/>
+    <w:bookmarkStart w:id="90" w:name="_MON_1028541415"/>
+    <w:bookmarkStart w:id="91" w:name="_MON_1028541441"/>
+    <w:bookmarkStart w:id="92" w:name="_MON_1028541767"/>
+    <w:bookmarkStart w:id="93" w:name="_MON_1028541797"/>
+    <w:bookmarkStart w:id="94" w:name="_MON_1028545969"/>
+    <w:bookmarkEnd w:id="84"/>
     <w:bookmarkEnd w:id="85"/>
     <w:bookmarkEnd w:id="86"/>
     <w:bookmarkEnd w:id="87"/>
@@ -11874,19 +13345,18 @@
     <w:bookmarkEnd w:id="92"/>
     <w:bookmarkEnd w:id="93"/>
     <w:bookmarkEnd w:id="94"/>
+    <w:bookmarkStart w:id="95" w:name="_MON_1029757416"/>
     <w:bookmarkEnd w:id="95"/>
-    <w:bookmarkStart w:id="96" w:name="_MON_1028541797"/>
-    <w:bookmarkEnd w:id="96"/>
     <w:p>
       <w:pPr>
         <w:pStyle w:val="Abbildung"/>
       </w:pPr>
       <w:r>
         <w:object w:dxaOrig="8479" w:dyaOrig="2582" w14:anchorId="6494B596">
-          <v:shape id="_x0000_i1028" type="#_x0000_t75" style="width:5in;height:108.35pt" o:ole="" fillcolor="window">
+          <v:shape id="_x0000_i1055" type="#_x0000_t75" style="width:5in;height:108.35pt" o:ole="" fillcolor="window">
             <v:imagedata r:id="rId23" o:title=""/>
           </v:shape>
-          <o:OLEObject Type="Embed" ProgID="Word.Picture.8" ShapeID="_x0000_i1028" DrawAspect="Content" ObjectID="_1814733317" r:id="rId24"/>
+          <o:OLEObject Type="Embed" ProgID="Word.Picture.8" ShapeID="_x0000_i1055" DrawAspect="Content" ObjectID="_1815064200" r:id="rId24"/>
         </w:object>
       </w:r>
     </w:p>
@@ -11894,8 +13364,8 @@
       <w:pPr>
         <w:pStyle w:val="Beschriftung"/>
       </w:pPr>
+      <w:bookmarkStart w:id="96" w:name="_Toc203850704"/>
       <w:bookmarkStart w:id="97" w:name="_Ref491665435"/>
-      <w:bookmarkStart w:id="98" w:name="_Toc203850704"/>
       <w:r>
         <w:t xml:space="preserve">Abbildung </w:t>
       </w:r>
@@ -11904,14 +13374,14 @@
           <w:rPr>
             <w:noProof/>
           </w:rPr>
-          <w:t>5</w:t>
+          <w:t>6</w:t>
         </w:r>
       </w:fldSimple>
       <w:bookmarkEnd w:id="97"/>
       <w:r>
         <w:t>: Verschiedene Schriftarten</w:t>
       </w:r>
-      <w:bookmarkEnd w:id="98"/>
+      <w:bookmarkEnd w:id="96"/>
     </w:p>
     <w:p>
       <w:r>
@@ -11971,56 +13441,56 @@
       <w:pPr>
         <w:pStyle w:val="berschrift2"/>
       </w:pPr>
-      <w:bookmarkStart w:id="100" w:name="_Toc203992434"/>
+      <w:bookmarkStart w:id="99" w:name="_Toc203992434"/>
       <w:r>
         <w:t>Fußnoten</w:t>
       </w:r>
+      <w:bookmarkEnd w:id="99"/>
+    </w:p>
+    <w:p>
+      <w:r>
+        <w:t>Fußnoten</w:t>
+      </w:r>
+      <w:r>
+        <w:fldChar w:fldCharType="begin"/>
+      </w:r>
+      <w:r>
+        <w:instrText xml:space="preserve"> XE "Fußnoten" </w:instrText>
+      </w:r>
+      <w:r>
+        <w:fldChar w:fldCharType="end"/>
+      </w:r>
+      <w:r>
+        <w:t xml:space="preserve"> werden mit der Menüfunktion </w:t>
+      </w:r>
+      <w:r>
+        <w:rPr>
+          <w:i/>
+        </w:rPr>
+        <w:t>Einfügen – Fußnote</w:t>
+      </w:r>
+      <w:r>
+        <w:t xml:space="preserve"> in den Text eingefügt. Die Formatvorlagen für Fußnoten und Fußnotenzeichen werden automatisch verwendet und sind bereits vordefiniert, so dass hierfür nichts Besonderes getan werden muss</w:t>
+      </w:r>
+      <w:r>
+        <w:rPr>
+          <w:rStyle w:val="Funotenzeichen"/>
+        </w:rPr>
+        <w:footnoteReference w:id="7"/>
+      </w:r>
+      <w:r>
+        <w:t>.</w:t>
+      </w:r>
+    </w:p>
+    <w:p>
+      <w:pPr>
+        <w:pStyle w:val="berschrift2"/>
+      </w:pPr>
+      <w:bookmarkStart w:id="100" w:name="_Toc203992435"/>
+      <w:r>
+        <w:t>Abbildungen</w:t>
+      </w:r>
       <w:bookmarkEnd w:id="100"/>
-    </w:p>
-    <w:p>
-      <w:r>
-        <w:t>Fußnoten</w:t>
-      </w:r>
-      <w:r>
-        <w:fldChar w:fldCharType="begin"/>
-      </w:r>
-      <w:r>
-        <w:instrText xml:space="preserve"> XE "Fußnoten" </w:instrText>
-      </w:r>
-      <w:r>
-        <w:fldChar w:fldCharType="end"/>
-      </w:r>
-      <w:r>
-        <w:t xml:space="preserve"> werden mit der Menüfunktion </w:t>
-      </w:r>
-      <w:r>
-        <w:rPr>
-          <w:i/>
-        </w:rPr>
-        <w:t>Einfügen – Fußnote</w:t>
-      </w:r>
-      <w:r>
-        <w:t xml:space="preserve"> in den Text eingefügt. Die Formatvorlagen für Fußnoten und Fußnotenzeichen werden automatisch verwendet und sind bereits vordefiniert, so dass hierfür nichts Besonderes getan werden muss</w:t>
-      </w:r>
-      <w:r>
-        <w:rPr>
-          <w:rStyle w:val="Funotenzeichen"/>
-        </w:rPr>
-        <w:footnoteReference w:id="7"/>
-      </w:r>
-      <w:r>
-        <w:t>.</w:t>
-      </w:r>
-    </w:p>
-    <w:p>
-      <w:pPr>
-        <w:pStyle w:val="berschrift2"/>
-      </w:pPr>
-      <w:bookmarkStart w:id="101" w:name="_Toc203992435"/>
-      <w:r>
-        <w:t>Abbildungen</w:t>
-      </w:r>
-      <w:bookmarkEnd w:id="101"/>
     </w:p>
     <w:p>
       <w:r>
@@ -12251,8 +13721,8 @@
       <w:pPr>
         <w:pStyle w:val="Beschriftung"/>
       </w:pPr>
+      <w:bookmarkStart w:id="101" w:name="_Toc203850705"/>
       <w:bookmarkStart w:id="102" w:name="_Ref491680009"/>
-      <w:bookmarkStart w:id="103" w:name="_Toc203850705"/>
       <w:r>
         <w:t xml:space="preserve">Abbildung </w:t>
       </w:r>
@@ -12261,14 +13731,14 @@
           <w:rPr>
             <w:noProof/>
           </w:rPr>
-          <w:t>6</w:t>
+          <w:t>7</w:t>
         </w:r>
       </w:fldSimple>
       <w:bookmarkEnd w:id="102"/>
       <w:r>
         <w:t>: Einfügen von Beschriftungen</w:t>
       </w:r>
-      <w:bookmarkEnd w:id="103"/>
+      <w:bookmarkEnd w:id="101"/>
     </w:p>
     <w:p>
       <w:r>
@@ -12282,8 +13752,8 @@
           <w:numId w:val="18"/>
         </w:numPr>
       </w:pPr>
-      <w:bookmarkStart w:id="104" w:name="Aufzaehlungsbeispiel"/>
-      <w:bookmarkEnd w:id="104"/>
+      <w:bookmarkStart w:id="103" w:name="Aufzaehlungsbeispiel"/>
+      <w:bookmarkEnd w:id="103"/>
       <w:r>
         <w:t>Abbildungen werden automatisch nummeriert. Wenn Abbildungen gelöscht, eingefügt oder umgeordnet werden, dann wird eine automatische Neunummerierung vorgenommen.</w:t>
       </w:r>
@@ -12405,8 +13875,8 @@
       <w:pPr>
         <w:pStyle w:val="Beschriftung"/>
       </w:pPr>
+      <w:bookmarkStart w:id="104" w:name="_Toc203850706"/>
       <w:bookmarkStart w:id="105" w:name="_Ref491680786"/>
-      <w:bookmarkStart w:id="106" w:name="_Toc203850706"/>
       <w:r>
         <w:t xml:space="preserve">Abbildung </w:t>
       </w:r>
@@ -12415,25 +13885,25 @@
           <w:rPr>
             <w:noProof/>
           </w:rPr>
-          <w:t>7</w:t>
+          <w:t>8</w:t>
         </w:r>
       </w:fldSimple>
       <w:bookmarkEnd w:id="105"/>
       <w:r>
         <w:t>: Einfügen eines Querverweises auf eine Abbildung</w:t>
       </w:r>
-      <w:bookmarkEnd w:id="106"/>
+      <w:bookmarkEnd w:id="104"/>
     </w:p>
     <w:p>
       <w:pPr>
         <w:pStyle w:val="berschrift2"/>
       </w:pPr>
-      <w:bookmarkStart w:id="107" w:name="_Toc203992436"/>
+      <w:bookmarkStart w:id="106" w:name="_Toc203992436"/>
       <w:r>
         <w:lastRenderedPageBreak/>
         <w:t>Tabellen</w:t>
       </w:r>
-      <w:bookmarkEnd w:id="107"/>
+      <w:bookmarkEnd w:id="106"/>
     </w:p>
     <w:p>
       <w:r>
@@ -12461,7 +13931,7 @@
       <w:pPr>
         <w:pStyle w:val="Tabellenberschrift"/>
       </w:pPr>
-      <w:bookmarkStart w:id="108" w:name="_Toc204074721"/>
+      <w:bookmarkStart w:id="107" w:name="_Toc204074721"/>
       <w:r>
         <w:t xml:space="preserve">Tabelle </w:t>
       </w:r>
@@ -12476,7 +13946,7 @@
       <w:r>
         <w:t>: Unterschiede zwischen Abbildungen und Tabellen</w:t>
       </w:r>
-      <w:bookmarkEnd w:id="108"/>
+      <w:bookmarkEnd w:id="107"/>
     </w:p>
     <w:tbl>
       <w:tblPr>
@@ -12677,7 +14147,7 @@
       <w:r>
         <w:t xml:space="preserve">Ein Problem bereitet die Festlegung eines größeren Abstands nach einer Tabelle (vergl. Abschnitt </w:t>
       </w:r>
-      <w:bookmarkStart w:id="109" w:name="_Hlt492884384"/>
+      <w:bookmarkStart w:id="108" w:name="_Hlt492884384"/>
       <w:r>
         <w:fldChar w:fldCharType="begin"/>
       </w:r>
@@ -12693,86 +14163,86 @@
       <w:r>
         <w:fldChar w:fldCharType="end"/>
       </w:r>
+      <w:bookmarkEnd w:id="108"/>
+      <w:r>
+        <w:t>). Das Vergrößern von „</w:t>
+      </w:r>
+      <w:r>
+        <w:rPr>
+          <w:i/>
+        </w:rPr>
+        <w:t>Abstand nach</w:t>
+      </w:r>
+      <w:r>
+        <w:t>“ einer Tabelle bewirkt nicht das Gewünschte, da der Abstand dann innerhalb des Tabellenrahmens erzeugt würde. Man kann jedoch den „</w:t>
+      </w:r>
+      <w:r>
+        <w:rPr>
+          <w:i/>
+        </w:rPr>
+        <w:t>Abstand vor</w:t>
+      </w:r>
+      <w:r>
+        <w:t xml:space="preserve">“ dem nachfolgenden Textabsatz mit der Menüfunktion </w:t>
+      </w:r>
+      <w:r>
+        <w:rPr>
+          <w:i/>
+        </w:rPr>
+        <w:t>Format – Absatz</w:t>
+      </w:r>
+      <w:r>
+        <w:t xml:space="preserve"> ausnahmsweise auf 24pt vergrößern. Bei dem diesen Textabsatz folgenden Absatz muss ggf. diese Einstellung wieder auf den Standardwert (6pt) zurückgesetzt werden.</w:t>
+      </w:r>
+    </w:p>
+    <w:p>
+      <w:pPr>
+        <w:pStyle w:val="berschrift2"/>
+      </w:pPr>
+      <w:bookmarkStart w:id="109" w:name="_Ref492740155"/>
+      <w:bookmarkStart w:id="110" w:name="_Ref492740172"/>
+      <w:bookmarkStart w:id="111" w:name="_Ref492740217"/>
+      <w:bookmarkStart w:id="112" w:name="_Toc203992437"/>
+      <w:r>
+        <w:t>Zitate</w:t>
+      </w:r>
       <w:bookmarkEnd w:id="109"/>
-      <w:r>
-        <w:t>). Das Vergrößern von „</w:t>
-      </w:r>
-      <w:r>
-        <w:rPr>
-          <w:i/>
-        </w:rPr>
-        <w:t>Abstand nach</w:t>
-      </w:r>
-      <w:r>
-        <w:t>“ einer Tabelle bewirkt nicht das Gewünschte, da der Abstand dann innerhalb des Tabellenrahmens erzeugt würde. Man kann jedoch den „</w:t>
-      </w:r>
-      <w:r>
-        <w:rPr>
-          <w:i/>
-        </w:rPr>
-        <w:t>Abstand vor</w:t>
-      </w:r>
-      <w:r>
-        <w:t xml:space="preserve">“ dem nachfolgenden Textabsatz mit der Menüfunktion </w:t>
-      </w:r>
-      <w:r>
-        <w:rPr>
-          <w:i/>
-        </w:rPr>
-        <w:t>Format – Absatz</w:t>
-      </w:r>
-      <w:r>
-        <w:t xml:space="preserve"> ausnahmsweise auf 24pt vergrößern. Bei dem diesen Textabsatz folgenden Absatz muss ggf. diese Einstellung wieder auf den Standardwert (6pt) zurückgesetzt werden.</w:t>
-      </w:r>
-    </w:p>
-    <w:p>
-      <w:pPr>
-        <w:pStyle w:val="berschrift2"/>
-      </w:pPr>
-      <w:bookmarkStart w:id="110" w:name="_Ref492740155"/>
-      <w:bookmarkStart w:id="111" w:name="_Ref492740172"/>
-      <w:bookmarkStart w:id="112" w:name="_Ref492740217"/>
-      <w:bookmarkStart w:id="113" w:name="_Toc203992437"/>
-      <w:r>
-        <w:t>Zitate</w:t>
-      </w:r>
       <w:bookmarkEnd w:id="110"/>
       <w:bookmarkEnd w:id="111"/>
       <w:bookmarkEnd w:id="112"/>
+    </w:p>
+    <w:p>
+      <w:r>
+        <w:t xml:space="preserve">Roos </w:t>
+      </w:r>
+      <w:r>
+        <w:t>[Roo97]</w:t>
+      </w:r>
+      <w:r>
+        <w:t xml:space="preserve"> definiert den Begriff Zitat</w:t>
+      </w:r>
+      <w:r>
+        <w:fldChar w:fldCharType="begin"/>
+      </w:r>
+      <w:r>
+        <w:instrText xml:space="preserve"> XE "Zitat" </w:instrText>
+      </w:r>
+      <w:r>
+        <w:fldChar w:fldCharType="end"/>
+      </w:r>
+      <w:r>
+        <w:t xml:space="preserve"> als die „wörtliche oder sinngemäße Übernahme oder Wiedergabe schriftlicher oder mündlicher Äußerungen anderer“. Man unterscheidet wörtliche und sinngemäße Zitate.</w:t>
+      </w:r>
+    </w:p>
+    <w:p>
+      <w:pPr>
+        <w:pStyle w:val="berschrift3"/>
+      </w:pPr>
+      <w:bookmarkStart w:id="113" w:name="_Toc203992438"/>
+      <w:r>
+        <w:t>Wörtliche Zitate</w:t>
+      </w:r>
       <w:bookmarkEnd w:id="113"/>
-    </w:p>
-    <w:p>
-      <w:r>
-        <w:t xml:space="preserve">Roos </w:t>
-      </w:r>
-      <w:r>
-        <w:t>[Roo97]</w:t>
-      </w:r>
-      <w:r>
-        <w:t xml:space="preserve"> definiert den Begriff Zitat</w:t>
-      </w:r>
-      <w:r>
-        <w:fldChar w:fldCharType="begin"/>
-      </w:r>
-      <w:r>
-        <w:instrText xml:space="preserve"> XE "Zitat" </w:instrText>
-      </w:r>
-      <w:r>
-        <w:fldChar w:fldCharType="end"/>
-      </w:r>
-      <w:r>
-        <w:t xml:space="preserve"> als die „wörtliche oder sinngemäße Übernahme oder Wiedergabe schriftlicher oder mündlicher Äußerungen anderer“. Man unterscheidet wörtliche und sinngemäße Zitate.</w:t>
-      </w:r>
-    </w:p>
-    <w:p>
-      <w:pPr>
-        <w:pStyle w:val="berschrift3"/>
-      </w:pPr>
-      <w:bookmarkStart w:id="114" w:name="_Toc203992438"/>
-      <w:r>
-        <w:t>Wörtliche Zitate</w:t>
-      </w:r>
-      <w:bookmarkEnd w:id="114"/>
     </w:p>
     <w:p>
       <w:r>
@@ -12863,11 +14333,11 @@
       <w:pPr>
         <w:pStyle w:val="berschrift3"/>
       </w:pPr>
-      <w:bookmarkStart w:id="115" w:name="_Toc203992439"/>
+      <w:bookmarkStart w:id="114" w:name="_Toc203992439"/>
       <w:r>
         <w:t>Sinngemäße Zitate</w:t>
       </w:r>
-      <w:bookmarkEnd w:id="115"/>
+      <w:bookmarkEnd w:id="114"/>
     </w:p>
     <w:p>
       <w:r>
@@ -12929,11 +14399,11 @@
       <w:pPr>
         <w:pStyle w:val="berschrift3"/>
       </w:pPr>
-      <w:bookmarkStart w:id="116" w:name="_Toc203992440"/>
+      <w:bookmarkStart w:id="115" w:name="_Toc203992440"/>
       <w:r>
         <w:t>Quellenangaben</w:t>
       </w:r>
-      <w:bookmarkEnd w:id="116"/>
+      <w:bookmarkEnd w:id="115"/>
     </w:p>
     <w:p>
       <w:r>
@@ -12984,11 +14454,11 @@
       <w:pPr>
         <w:pStyle w:val="berschrift2"/>
       </w:pPr>
-      <w:bookmarkStart w:id="117" w:name="_Toc203992441"/>
+      <w:bookmarkStart w:id="116" w:name="_Toc203992441"/>
       <w:r>
         <w:t>Computerprogramme</w:t>
       </w:r>
-      <w:bookmarkEnd w:id="117"/>
+      <w:bookmarkEnd w:id="116"/>
     </w:p>
     <w:p>
       <w:r>
@@ -13423,7 +14893,7 @@
       <w:pPr>
         <w:pStyle w:val="berschrift2"/>
       </w:pPr>
-      <w:bookmarkStart w:id="118" w:name="_Toc203992442"/>
+      <w:bookmarkStart w:id="117" w:name="_Toc203992442"/>
       <w:r>
         <w:t>Nummerierungen</w:t>
       </w:r>
@@ -13451,7 +14921,7 @@
       <w:r>
         <w:t xml:space="preserve"> und Einrückungen</w:t>
       </w:r>
-      <w:bookmarkEnd w:id="118"/>
+      <w:bookmarkEnd w:id="117"/>
       <w:r>
         <w:fldChar w:fldCharType="begin"/>
       </w:r>
@@ -13554,8 +15024,8 @@
       <w:pPr>
         <w:pStyle w:val="Beschriftung"/>
       </w:pPr>
+      <w:bookmarkStart w:id="118" w:name="_Toc203850707"/>
       <w:bookmarkStart w:id="119" w:name="_Ref491683807"/>
-      <w:bookmarkStart w:id="120" w:name="_Toc203850707"/>
       <w:r>
         <w:t xml:space="preserve">Abbildung </w:t>
       </w:r>
@@ -13564,14 +15034,14 @@
           <w:rPr>
             <w:noProof/>
           </w:rPr>
-          <w:t>8</w:t>
+          <w:t>9</w:t>
         </w:r>
       </w:fldSimple>
       <w:bookmarkEnd w:id="119"/>
       <w:r>
         <w:t>: Formatierung von Nummerierungen, Aufzählungen und Einrückungen</w:t>
       </w:r>
-      <w:bookmarkEnd w:id="120"/>
+      <w:bookmarkEnd w:id="118"/>
     </w:p>
     <w:p>
       <w:r>
@@ -13602,7 +15072,7 @@
       <w:r>
         <w:t xml:space="preserve">Das Selektieren des daneben stehenden Funktionssymbols („Aufzählungszeichen“) bewirkt, dass die markierten Absätze mit einem Aufzählungszeichen versehen werden, so wie in der Aufzählung auf Seite </w:t>
       </w:r>
-      <w:bookmarkStart w:id="121" w:name="_Hlt492745354"/>
+      <w:bookmarkStart w:id="120" w:name="_Hlt492745354"/>
       <w:r>
         <w:fldChar w:fldCharType="begin"/>
       </w:r>
@@ -13621,7 +15091,7 @@
       <w:r>
         <w:fldChar w:fldCharType="end"/>
       </w:r>
-      <w:bookmarkEnd w:id="121"/>
+      <w:bookmarkEnd w:id="120"/>
       <w:r>
         <w:t>.</w:t>
       </w:r>
@@ -13842,15 +15312,15 @@
       <w:pPr>
         <w:pStyle w:val="berschrift2"/>
       </w:pPr>
-      <w:bookmarkStart w:id="122" w:name="_Ref491742372"/>
-      <w:bookmarkStart w:id="123" w:name="_Ref491742408"/>
-      <w:bookmarkStart w:id="124" w:name="_Toc203992443"/>
+      <w:bookmarkStart w:id="121" w:name="_Ref491742372"/>
+      <w:bookmarkStart w:id="122" w:name="_Ref491742408"/>
+      <w:bookmarkStart w:id="123" w:name="_Toc203992443"/>
       <w:r>
         <w:t>Überschriften</w:t>
       </w:r>
+      <w:bookmarkEnd w:id="121"/>
       <w:bookmarkEnd w:id="122"/>
       <w:bookmarkEnd w:id="123"/>
-      <w:bookmarkEnd w:id="124"/>
       <w:r>
         <w:fldChar w:fldCharType="begin"/>
       </w:r>
@@ -13912,7 +15382,7 @@
       <w:pPr>
         <w:pStyle w:val="Tabellenberschrift"/>
       </w:pPr>
-      <w:bookmarkStart w:id="125" w:name="_Toc204074722"/>
+      <w:bookmarkStart w:id="124" w:name="_Toc204074722"/>
       <w:r>
         <w:t xml:space="preserve">Tabelle </w:t>
       </w:r>
@@ -13927,7 +15397,7 @@
       <w:r>
         <w:t>: Beispiele für Überschriftebenen</w:t>
       </w:r>
-      <w:bookmarkEnd w:id="125"/>
+      <w:bookmarkEnd w:id="124"/>
     </w:p>
     <w:tbl>
       <w:tblPr>
@@ -14657,8 +16127,8 @@
         <w:lastRenderedPageBreak/>
         <w:t xml:space="preserve">In Überschriften ist die automatische Silbentrennung ausgeschaltet, was in der Regel ebenfalls besser aussieht. Falls erforderlich, können mit </w:t>
       </w:r>
-      <w:bookmarkStart w:id="126" w:name="_MON_1029757417"/>
-      <w:bookmarkEnd w:id="126"/>
+      <w:bookmarkStart w:id="125" w:name="_MON_1029757417"/>
+      <w:bookmarkEnd w:id="125"/>
       <w:r>
         <w:rPr>
           <w:position w:val="-10"/>
@@ -14667,7 +16137,7 @@
           <v:shape id="_x0000_i1029" type="#_x0000_t75" style="width:40.95pt;height:15.2pt" o:ole="" fillcolor="window">
             <v:imagedata r:id="rId18" o:title=""/>
           </v:shape>
-          <o:OLEObject Type="Embed" ProgID="Word.Picture.8" ShapeID="_x0000_i1029" DrawAspect="Content" ObjectID="_1814733318" r:id="rId29"/>
+          <o:OLEObject Type="Embed" ProgID="Word.Picture.8" ShapeID="_x0000_i1029" DrawAspect="Content" ObjectID="_1815064201" r:id="rId29"/>
         </w:object>
       </w:r>
       <w:r>
@@ -14768,53 +16238,53 @@
       <w:pPr>
         <w:pStyle w:val="berschrift2"/>
       </w:pPr>
-      <w:bookmarkStart w:id="127" w:name="_Ref491742528"/>
-      <w:bookmarkStart w:id="128" w:name="_Ref491742548"/>
-      <w:bookmarkStart w:id="129" w:name="_Toc203992444"/>
+      <w:bookmarkStart w:id="126" w:name="_Ref491742528"/>
+      <w:bookmarkStart w:id="127" w:name="_Ref491742548"/>
+      <w:bookmarkStart w:id="128" w:name="_Toc203992444"/>
       <w:r>
         <w:t>Literaturverzeichnis</w:t>
       </w:r>
+      <w:bookmarkEnd w:id="126"/>
       <w:bookmarkEnd w:id="127"/>
       <w:bookmarkEnd w:id="128"/>
+      <w:r>
+        <w:fldChar w:fldCharType="begin"/>
+      </w:r>
+      <w:r>
+        <w:instrText xml:space="preserve"> XE "Literaturverzeichnis" </w:instrText>
+      </w:r>
+      <w:r>
+        <w:fldChar w:fldCharType="end"/>
+      </w:r>
+    </w:p>
+    <w:p>
+      <w:r>
+        <w:t xml:space="preserve">Für die Formatierung des Literaturverzeichnisses steht eine sehr einfache Formatvorlage mit dem Namen </w:t>
+      </w:r>
+      <w:r>
+        <w:rPr>
+          <w:i/>
+        </w:rPr>
+        <w:t>Literaturverzeichnis</w:t>
+      </w:r>
+      <w:r>
+        <w:t xml:space="preserve"> zur Verfügung. Diese bewirkt lediglich, dass das Literaturverzeichnis linksbündig und nicht im Blocksatz formatiert wird.</w:t>
+      </w:r>
+    </w:p>
+    <w:p>
+      <w:r>
+        <w:t>Bei sehr großen Literaturlisten kann es sinnvoll sein, die Schriftgröße um einen Punkt auf 11pt zu verringern, um etwas Platz zu sparen.</w:t>
+      </w:r>
+    </w:p>
+    <w:p>
+      <w:pPr>
+        <w:pStyle w:val="berschrift2"/>
+      </w:pPr>
+      <w:bookmarkStart w:id="129" w:name="_Toc203992445"/>
+      <w:r>
+        <w:t>Verwendung von echten Word-Dokumentvorlagen</w:t>
+      </w:r>
       <w:bookmarkEnd w:id="129"/>
-      <w:r>
-        <w:fldChar w:fldCharType="begin"/>
-      </w:r>
-      <w:r>
-        <w:instrText xml:space="preserve"> XE "Literaturverzeichnis" </w:instrText>
-      </w:r>
-      <w:r>
-        <w:fldChar w:fldCharType="end"/>
-      </w:r>
-    </w:p>
-    <w:p>
-      <w:r>
-        <w:t xml:space="preserve">Für die Formatierung des Literaturverzeichnisses steht eine sehr einfache Formatvorlage mit dem Namen </w:t>
-      </w:r>
-      <w:r>
-        <w:rPr>
-          <w:i/>
-        </w:rPr>
-        <w:t>Literaturverzeichnis</w:t>
-      </w:r>
-      <w:r>
-        <w:t xml:space="preserve"> zur Verfügung. Diese bewirkt lediglich, dass das Literaturverzeichnis linksbündig und nicht im Blocksatz formatiert wird.</w:t>
-      </w:r>
-    </w:p>
-    <w:p>
-      <w:r>
-        <w:t>Bei sehr großen Literaturlisten kann es sinnvoll sein, die Schriftgröße um einen Punkt auf 11pt zu verringern, um etwas Platz zu sparen.</w:t>
-      </w:r>
-    </w:p>
-    <w:p>
-      <w:pPr>
-        <w:pStyle w:val="berschrift2"/>
-      </w:pPr>
-      <w:bookmarkStart w:id="130" w:name="_Toc203992445"/>
-      <w:r>
-        <w:t>Verwendung von echten Word-Dokumentvorlagen</w:t>
-      </w:r>
-      <w:bookmarkEnd w:id="130"/>
     </w:p>
     <w:p>
       <w:r>
@@ -15027,127 +16497,127 @@
       <w:pPr>
         <w:pStyle w:val="berschrift1"/>
       </w:pPr>
-      <w:bookmarkStart w:id="131" w:name="_Ref492800471"/>
-      <w:bookmarkStart w:id="132" w:name="_Toc203992446"/>
+      <w:bookmarkStart w:id="130" w:name="_Ref492800471"/>
+      <w:bookmarkStart w:id="131" w:name="_Toc203992446"/>
       <w:r>
         <w:lastRenderedPageBreak/>
         <w:t>Allgemeine Hinweise zur Nutzung von Microsoft Word für die Erstellung wissenschaftlicher Arbeiten</w:t>
       </w:r>
+      <w:bookmarkEnd w:id="130"/>
       <w:bookmarkEnd w:id="131"/>
+    </w:p>
+    <w:p>
+      <w:r>
+        <w:t>In diesem Kapitel werden allgemeine Hinweise für die Nutzung des Textsystems Microsoft Word für das Schreiben von wissenschaftlichen Arbeiten gegeben.</w:t>
+      </w:r>
+    </w:p>
+    <w:p>
+      <w:pPr>
+        <w:pStyle w:val="berschrift2"/>
+      </w:pPr>
+      <w:bookmarkStart w:id="132" w:name="_Hlt492884388"/>
+      <w:bookmarkStart w:id="133" w:name="_Ref492884373"/>
+      <w:bookmarkStart w:id="134" w:name="_Ref492884380"/>
+      <w:bookmarkStart w:id="135" w:name="_Toc203992447"/>
       <w:bookmarkEnd w:id="132"/>
-    </w:p>
-    <w:p>
-      <w:r>
-        <w:t>In diesem Kapitel werden allgemeine Hinweise für die Nutzung des Textsystems Microsoft Word für das Schreiben von wissenschaftlichen Arbeiten gegeben.</w:t>
-      </w:r>
-    </w:p>
-    <w:p>
-      <w:pPr>
-        <w:pStyle w:val="berschrift2"/>
-      </w:pPr>
-      <w:bookmarkStart w:id="133" w:name="_Hlt492884388"/>
-      <w:bookmarkStart w:id="134" w:name="_Ref492884373"/>
-      <w:bookmarkStart w:id="135" w:name="_Ref492884380"/>
-      <w:bookmarkStart w:id="136" w:name="_Toc203992447"/>
+      <w:r>
+        <w:t>Formatierung von Absätzen</w:t>
+      </w:r>
       <w:bookmarkEnd w:id="133"/>
-      <w:r>
-        <w:t>Formatierung von Absätzen</w:t>
-      </w:r>
       <w:bookmarkEnd w:id="134"/>
       <w:bookmarkEnd w:id="135"/>
+    </w:p>
+    <w:p>
+      <w:r>
+        <w:t>In Word werden Absätze</w:t>
+      </w:r>
+      <w:r>
+        <w:fldChar w:fldCharType="begin"/>
+      </w:r>
+      <w:r>
+        <w:instrText xml:space="preserve"> XE "Absatz" </w:instrText>
+      </w:r>
+      <w:r>
+        <w:fldChar w:fldCharType="end"/>
+      </w:r>
+      <w:r>
+        <w:t xml:space="preserve"> als Endlostexte ohne Verwendung der Entertaste eingegeben. Der Zeilenumbruch wird von Word automatisch vorgenommen, und zwar je nach Wahl bzw. Formatvorlage linksbündig, zentriert, rechtsbündig oder mit beidseitigem Randausgleich (Blocksatz). Das Betätigen der Entertaste bewirkt das Setzen einer Absatzmarke und schließt dadurch den Absatz ab.</w:t>
+      </w:r>
+    </w:p>
+    <w:p>
+      <w:r>
+        <w:t>Die Formatvorlagen legen oft Abstände</w:t>
+      </w:r>
+      <w:r>
+        <w:fldChar w:fldCharType="begin"/>
+      </w:r>
+      <w:r>
+        <w:instrText xml:space="preserve"> XE "Abstand zwischen Absätzen" </w:instrText>
+      </w:r>
+      <w:r>
+        <w:fldChar w:fldCharType="end"/>
+      </w:r>
+      <w:r>
+        <w:t xml:space="preserve"> zu vorangegangenen bzw. nachfolgenden Absätzen fest. Diese Abstände sollten im Normalfall ausreichen und brauchen nicht verändert zu werden.</w:t>
+      </w:r>
+    </w:p>
+    <w:p>
+      <w:r>
+        <w:rPr>
+          <w:b/>
+        </w:rPr>
+        <w:t>Niemals sollten solche Abstände durch zweimaliges Einfügen einer Absatzmarke</w:t>
+      </w:r>
+      <w:r>
+        <w:t xml:space="preserve"> (</w:t>
+      </w:r>
+      <w:r>
+        <w:rPr>
+          <w:b/>
+        </w:rPr>
+        <w:t>d.h. zweimaliges Drücken der Enter-Taste) vergrößert werden</w:t>
+      </w:r>
+      <w:r>
+        <w:t xml:space="preserve">. Wenn es – in Ausnahmefällen, beispielsweise auf dem Titelblatt – je erforderlich sein sollte, den Abstand zwischen zwei Absätzen zu verändern, so sollte dies mit Hilfe der Menüfunktion </w:t>
+      </w:r>
+      <w:r>
+        <w:rPr>
+          <w:i/>
+        </w:rPr>
+        <w:t>Formatieren – Absatz – Einzüge und Abstände</w:t>
+      </w:r>
+      <w:r>
+        <w:t xml:space="preserve"> geschehen, indem der </w:t>
+      </w:r>
+      <w:r>
+        <w:rPr>
+          <w:i/>
+        </w:rPr>
+        <w:t>Abstand vor</w:t>
+      </w:r>
+      <w:r>
+        <w:t xml:space="preserve"> bzw. </w:t>
+      </w:r>
+      <w:r>
+        <w:rPr>
+          <w:i/>
+        </w:rPr>
+        <w:t>nach</w:t>
+      </w:r>
+      <w:r>
+        <w:t xml:space="preserve"> dem selektierten Absatz geändert  wird.</w:t>
+      </w:r>
+    </w:p>
+    <w:p>
+      <w:r>
+        <w:t xml:space="preserve">Falls Sie einen Zeilenwechsel innerhalb eines Absatzes erzwingen wollen, können Sie dies durch Eingabe des Tastenakkords </w:t>
+      </w:r>
+      <w:bookmarkStart w:id="136" w:name="_MON_1029757419"/>
+      <w:bookmarkStart w:id="137" w:name="_MON_1050931454"/>
       <w:bookmarkEnd w:id="136"/>
-    </w:p>
-    <w:p>
-      <w:r>
-        <w:t>In Word werden Absätze</w:t>
-      </w:r>
-      <w:r>
-        <w:fldChar w:fldCharType="begin"/>
-      </w:r>
-      <w:r>
-        <w:instrText xml:space="preserve"> XE "Absatz" </w:instrText>
-      </w:r>
-      <w:r>
-        <w:fldChar w:fldCharType="end"/>
-      </w:r>
-      <w:r>
-        <w:t xml:space="preserve"> als Endlostexte ohne Verwendung der Entertaste eingegeben. Der Zeilenumbruch wird von Word automatisch vorgenommen, und zwar je nach Wahl bzw. Formatvorlage linksbündig, zentriert, rechtsbündig oder mit beidseitigem Randausgleich (Blocksatz). Das Betätigen der Entertaste bewirkt das Setzen einer Absatzmarke und schließt dadurch den Absatz ab.</w:t>
-      </w:r>
-    </w:p>
-    <w:p>
-      <w:r>
-        <w:t>Die Formatvorlagen legen oft Abstände</w:t>
-      </w:r>
-      <w:r>
-        <w:fldChar w:fldCharType="begin"/>
-      </w:r>
-      <w:r>
-        <w:instrText xml:space="preserve"> XE "Abstand zwischen Absätzen" </w:instrText>
-      </w:r>
-      <w:r>
-        <w:fldChar w:fldCharType="end"/>
-      </w:r>
-      <w:r>
-        <w:t xml:space="preserve"> zu vorangegangenen bzw. nachfolgenden Absätzen fest. Diese Abstände sollten im Normalfall ausreichen und brauchen nicht verändert zu werden.</w:t>
-      </w:r>
-    </w:p>
-    <w:p>
-      <w:r>
-        <w:rPr>
-          <w:b/>
-        </w:rPr>
-        <w:t>Niemals sollten solche Abstände durch zweimaliges Einfügen einer Absatzmarke</w:t>
-      </w:r>
-      <w:r>
-        <w:t xml:space="preserve"> (</w:t>
-      </w:r>
-      <w:r>
-        <w:rPr>
-          <w:b/>
-        </w:rPr>
-        <w:t>d.h. zweimaliges Drücken der Enter-Taste) vergrößert werden</w:t>
-      </w:r>
-      <w:r>
-        <w:t xml:space="preserve">. Wenn es – in Ausnahmefällen, beispielsweise auf dem Titelblatt – je erforderlich sein sollte, den Abstand zwischen zwei Absätzen zu verändern, so sollte dies mit Hilfe der Menüfunktion </w:t>
-      </w:r>
-      <w:r>
-        <w:rPr>
-          <w:i/>
-        </w:rPr>
-        <w:t>Formatieren – Absatz – Einzüge und Abstände</w:t>
-      </w:r>
-      <w:r>
-        <w:t xml:space="preserve"> geschehen, indem der </w:t>
-      </w:r>
-      <w:r>
-        <w:rPr>
-          <w:i/>
-        </w:rPr>
-        <w:t>Abstand vor</w:t>
-      </w:r>
-      <w:r>
-        <w:t xml:space="preserve"> bzw. </w:t>
-      </w:r>
-      <w:r>
-        <w:rPr>
-          <w:i/>
-        </w:rPr>
-        <w:t>nach</w:t>
-      </w:r>
-      <w:r>
-        <w:t xml:space="preserve"> dem selektierten Absatz geändert  wird.</w:t>
-      </w:r>
-    </w:p>
-    <w:p>
-      <w:r>
-        <w:t xml:space="preserve">Falls Sie einen Zeilenwechsel innerhalb eines Absatzes erzwingen wollen, können Sie dies durch Eingabe des Tastenakkords </w:t>
-      </w:r>
-      <w:bookmarkStart w:id="137" w:name="_MON_1050931454"/>
+      <w:bookmarkEnd w:id="137"/>
       <w:bookmarkStart w:id="138" w:name="_MON_1050931601"/>
-      <w:bookmarkEnd w:id="137"/>
       <w:bookmarkEnd w:id="138"/>
-      <w:bookmarkStart w:id="139" w:name="_MON_1029757419"/>
-      <w:bookmarkEnd w:id="139"/>
       <w:r>
         <w:rPr>
           <w:position w:val="-10"/>
@@ -15156,7 +16626,7 @@
           <v:shape id="_x0000_i1030" type="#_x0000_t75" style="width:40.95pt;height:15.2pt" o:ole="" fillcolor="window">
             <v:imagedata r:id="rId16" o:title=""/>
           </v:shape>
-          <o:OLEObject Type="Embed" ProgID="Word.Picture.8" ShapeID="_x0000_i1030" DrawAspect="Content" ObjectID="_1814733319" r:id="rId30"/>
+          <o:OLEObject Type="Embed" ProgID="Word.Picture.8" ShapeID="_x0000_i1030" DrawAspect="Content" ObjectID="_1815064202" r:id="rId30"/>
         </w:object>
       </w:r>
       <w:r>
@@ -15170,7 +16640,7 @@
           <v:shape id="_x0000_i1031" type="#_x0000_t75" style="width:40.95pt;height:15.2pt" o:ole="" fillcolor="window">
             <v:imagedata r:id="rId16" o:title=""/>
           </v:shape>
-          <o:OLEObject Type="Embed" ProgID="Word.Picture.8" ShapeID="_x0000_i1031" DrawAspect="Content" ObjectID="_1814733320" r:id="rId31"/>
+          <o:OLEObject Type="Embed" ProgID="Word.Picture.8" ShapeID="_x0000_i1031" DrawAspect="Content" ObjectID="_1815064203" r:id="rId31"/>
         </w:object>
       </w:r>
       <w:r>
@@ -15181,13 +16651,13 @@
       <w:pPr>
         <w:pStyle w:val="berschrift2"/>
       </w:pPr>
-      <w:bookmarkStart w:id="140" w:name="_Ref492798956"/>
-      <w:bookmarkStart w:id="141" w:name="_Toc203992448"/>
+      <w:bookmarkStart w:id="139" w:name="_Ref492798956"/>
+      <w:bookmarkStart w:id="140" w:name="_Toc203992448"/>
       <w:r>
         <w:t>Rechtschreibprüfung</w:t>
       </w:r>
+      <w:bookmarkEnd w:id="139"/>
       <w:bookmarkEnd w:id="140"/>
-      <w:bookmarkEnd w:id="141"/>
     </w:p>
     <w:p>
       <w:r>
@@ -15226,13 +16696,13 @@
       <w:pPr>
         <w:pStyle w:val="berschrift2"/>
       </w:pPr>
-      <w:bookmarkStart w:id="142" w:name="_Ref492799020"/>
-      <w:bookmarkStart w:id="143" w:name="_Toc203992449"/>
+      <w:bookmarkStart w:id="141" w:name="_Ref492799020"/>
+      <w:bookmarkStart w:id="142" w:name="_Toc203992449"/>
       <w:r>
         <w:t>Silbentrennung</w:t>
       </w:r>
+      <w:bookmarkEnd w:id="141"/>
       <w:bookmarkEnd w:id="142"/>
-      <w:bookmarkEnd w:id="143"/>
     </w:p>
     <w:p>
       <w:r>
@@ -15277,12 +16747,12 @@
       <w:r>
         <w:t xml:space="preserve">“, die Sie mit der Tastenkombination </w:t>
       </w:r>
+      <w:bookmarkStart w:id="143" w:name="_MON_1028540450"/>
       <w:bookmarkStart w:id="144" w:name="_MON_1028540825"/>
+      <w:bookmarkEnd w:id="143"/>
+      <w:bookmarkEnd w:id="144"/>
       <w:bookmarkStart w:id="145" w:name="_MON_1029757422"/>
-      <w:bookmarkEnd w:id="144"/>
       <w:bookmarkEnd w:id="145"/>
-      <w:bookmarkStart w:id="146" w:name="_MON_1028540450"/>
-      <w:bookmarkEnd w:id="146"/>
       <w:r>
         <w:rPr>
           <w:position w:val="-10"/>
@@ -15291,7 +16761,7 @@
           <v:shape id="_x0000_i1032" type="#_x0000_t75" style="width:40.95pt;height:15.2pt" o:ole="" fillcolor="window">
             <v:imagedata r:id="rId18" o:title=""/>
           </v:shape>
-          <o:OLEObject Type="Embed" ProgID="Word.Picture.8" ShapeID="_x0000_i1032" DrawAspect="Content" ObjectID="_1814733321" r:id="rId32"/>
+          <o:OLEObject Type="Embed" ProgID="Word.Picture.8" ShapeID="_x0000_i1032" DrawAspect="Content" ObjectID="_1815064204" r:id="rId32"/>
         </w:object>
       </w:r>
       <w:r>
@@ -15350,58 +16820,58 @@
       <w:pPr>
         <w:pStyle w:val="berschrift2"/>
       </w:pPr>
-      <w:bookmarkStart w:id="147" w:name="_Ref492802951"/>
-      <w:bookmarkStart w:id="148" w:name="_Toc203992450"/>
+      <w:bookmarkStart w:id="146" w:name="_Ref492802951"/>
+      <w:bookmarkStart w:id="147" w:name="_Toc203992450"/>
       <w:r>
         <w:t>Nicht druckbare Zeichen eines Word-Dokuments</w:t>
       </w:r>
+      <w:bookmarkEnd w:id="146"/>
       <w:bookmarkEnd w:id="147"/>
+    </w:p>
+    <w:p>
+      <w:r>
+        <w:t>Word-Dokumente enthalten auch nicht druckbare Zeichen</w:t>
+      </w:r>
+      <w:r>
+        <w:fldChar w:fldCharType="begin"/>
+      </w:r>
+      <w:r>
+        <w:instrText xml:space="preserve"> XE "nicht druckbare Zeichen" </w:instrText>
+      </w:r>
+      <w:r>
+        <w:fldChar w:fldCharType="end"/>
+      </w:r>
+      <w:r>
+        <w:t xml:space="preserve"> (Leerzeichen, Tabulatorzeichen, Absatzmarken, diverse Steuerzeichen sowie auch Steuerbefehle für verschiedene Teilfunktionalitäten des Textsystems). Im Normalfall sind alle diese Zeichen unsichtbar. Manchmal möchte man jedoch bestimmte Texteigenschaften genauer untersuchen und möchte einige oder alle dieser Spezialzeichen sichtbar machen. Manchmal gerät man durch irgendeine Aktion in einen Modus, in dem solche Zeichen sichtbar werden.</w:t>
+      </w:r>
+      <w:r>
+        <w:rPr>
+          <w:rStyle w:val="Funotenzeichen"/>
+        </w:rPr>
+        <w:footnoteReference w:id="9"/>
+      </w:r>
+      <w:r>
+        <w:t xml:space="preserve"> Dann möchte man gerne diesen Modus wieder ausschalten. Deshalb soll hier kurz auf die Sichtbarkeit</w:t>
+      </w:r>
+      <w:r>
+        <w:fldChar w:fldCharType="begin"/>
+      </w:r>
+      <w:r>
+        <w:instrText xml:space="preserve"> XE "Sichtbarkeit" </w:instrText>
+      </w:r>
+      <w:r>
+        <w:fldChar w:fldCharType="end"/>
+      </w:r>
+      <w:r>
+        <w:t xml:space="preserve"> von Elementen eines Worddokuments eingegangen werden.</w:t>
+      </w:r>
+    </w:p>
+    <w:p>
+      <w:r>
+        <w:t xml:space="preserve">Die wichtigsten nichtdruckbaren Zeichen können durch Anklicken des Symbols </w:t>
+      </w:r>
+      <w:bookmarkStart w:id="148" w:name="_MON_1029757423"/>
       <w:bookmarkEnd w:id="148"/>
-    </w:p>
-    <w:p>
-      <w:r>
-        <w:t>Word-Dokumente enthalten auch nicht druckbare Zeichen</w:t>
-      </w:r>
-      <w:r>
-        <w:fldChar w:fldCharType="begin"/>
-      </w:r>
-      <w:r>
-        <w:instrText xml:space="preserve"> XE "nicht druckbare Zeichen" </w:instrText>
-      </w:r>
-      <w:r>
-        <w:fldChar w:fldCharType="end"/>
-      </w:r>
-      <w:r>
-        <w:t xml:space="preserve"> (Leerzeichen, Tabulatorzeichen, Absatzmarken, diverse Steuerzeichen sowie auch Steuerbefehle für verschiedene Teilfunktionalitäten des Textsystems). Im Normalfall sind alle diese Zeichen unsichtbar. Manchmal möchte man jedoch bestimmte Texteigenschaften genauer untersuchen und möchte einige oder alle dieser Spezialzeichen sichtbar machen. Manchmal gerät man durch irgendeine Aktion in einen Modus, in dem solche Zeichen sichtbar werden.</w:t>
-      </w:r>
-      <w:r>
-        <w:rPr>
-          <w:rStyle w:val="Funotenzeichen"/>
-        </w:rPr>
-        <w:footnoteReference w:id="9"/>
-      </w:r>
-      <w:r>
-        <w:t xml:space="preserve"> Dann möchte man gerne diesen Modus wieder ausschalten. Deshalb soll hier kurz auf die Sichtbarkeit</w:t>
-      </w:r>
-      <w:r>
-        <w:fldChar w:fldCharType="begin"/>
-      </w:r>
-      <w:r>
-        <w:instrText xml:space="preserve"> XE "Sichtbarkeit" </w:instrText>
-      </w:r>
-      <w:r>
-        <w:fldChar w:fldCharType="end"/>
-      </w:r>
-      <w:r>
-        <w:t xml:space="preserve"> von Elementen eines Worddokuments eingegangen werden.</w:t>
-      </w:r>
-    </w:p>
-    <w:p>
-      <w:r>
-        <w:t xml:space="preserve">Die wichtigsten nichtdruckbaren Zeichen können durch Anklicken des Symbols </w:t>
-      </w:r>
-      <w:bookmarkStart w:id="149" w:name="_MON_1029757423"/>
-      <w:bookmarkEnd w:id="149"/>
       <w:r>
         <w:rPr>
           <w:position w:val="-2"/>
@@ -15410,7 +16880,7 @@
           <v:shape id="_x0000_i1033" type="#_x0000_t75" style="width:9.9pt;height:9.9pt" o:ole="" fillcolor="window">
             <v:imagedata r:id="rId20" o:title="" cropbottom="22201f" cropright="22630f"/>
           </v:shape>
-          <o:OLEObject Type="Embed" ProgID="Word.Picture.8" ShapeID="_x0000_i1033" DrawAspect="Content" ObjectID="_1814733322" r:id="rId33"/>
+          <o:OLEObject Type="Embed" ProgID="Word.Picture.8" ShapeID="_x0000_i1033" DrawAspect="Content" ObjectID="_1815064205" r:id="rId33"/>
         </w:object>
       </w:r>
       <w:r>
@@ -15422,8 +16892,8 @@
       <w:r>
         <w:t xml:space="preserve">in der Symbolleiste am Fensterrand sichtbar gemacht werden. Es werden dann u.a. Leerzeichen als hochgestellte Punkte, Tabulatorzeichen als Pfeile und vor allem Grenzen zwischen Absätzen als Absatzmarken (¶) angezeigt. Außerdem werden die Steuerbefehle für Indexeinträge in geschweiften Klammern angezeigt; in dieser Form können Sie sogar noch geändert werden. Manche Benutzer arbeiten gerne grundsätzlich in diesem Modus, weil sie dann besser die Dokumentstruktur erkennen. Eigentlich ist das Symbol </w:t>
       </w:r>
-      <w:bookmarkStart w:id="150" w:name="_MON_1029757424"/>
-      <w:bookmarkEnd w:id="150"/>
+      <w:bookmarkStart w:id="149" w:name="_MON_1029757424"/>
+      <w:bookmarkEnd w:id="149"/>
       <w:r>
         <w:rPr>
           <w:position w:val="-2"/>
@@ -15432,7 +16902,7 @@
           <v:shape id="_x0000_i1034" type="#_x0000_t75" style="width:9.9pt;height:9.9pt" o:ole="" fillcolor="window">
             <v:imagedata r:id="rId20" o:title="" cropbottom="22201f" cropright="22630f"/>
           </v:shape>
-          <o:OLEObject Type="Embed" ProgID="Word.Picture.8" ShapeID="_x0000_i1034" DrawAspect="Content" ObjectID="_1814733323" r:id="rId34"/>
+          <o:OLEObject Type="Embed" ProgID="Word.Picture.8" ShapeID="_x0000_i1034" DrawAspect="Content" ObjectID="_1815064206" r:id="rId34"/>
         </w:object>
       </w:r>
       <w:r>
@@ -15454,75 +16924,75 @@
       <w:pPr>
         <w:pStyle w:val="berschrift2"/>
       </w:pPr>
-      <w:bookmarkStart w:id="151" w:name="_Toc203992451"/>
+      <w:bookmarkStart w:id="150" w:name="_Toc203992451"/>
       <w:r>
         <w:lastRenderedPageBreak/>
         <w:t>Keine Panik</w:t>
       </w:r>
+      <w:bookmarkEnd w:id="150"/>
+    </w:p>
+    <w:p>
+      <w:r>
+        <w:t>Häufig entstehen beim schnellen Arbeiten kleine Fehler</w:t>
+      </w:r>
+      <w:r>
+        <w:fldChar w:fldCharType="begin"/>
+      </w:r>
+      <w:r>
+        <w:instrText xml:space="preserve"> XE "Fehler" </w:instrText>
+      </w:r>
+      <w:r>
+        <w:fldChar w:fldCharType="end"/>
+      </w:r>
+      <w:r>
+        <w:t xml:space="preserve">. Zum Beispiel kann das unbedachte Löschen einer Absatzmarke bewirken, dass der vorangehende Absatz im nachfolgenden Absatz aufgeht und dadurch dessen Formatierung übernimmt (z.B. Überschrift 1). In solchen Fällen empfiehlt es sich, als „erste Hilfe“ die </w:t>
+      </w:r>
+      <w:r>
+        <w:rPr>
+          <w:i/>
+        </w:rPr>
+        <w:t>Rückgängig</w:t>
+      </w:r>
+      <w:r>
+        <w:t xml:space="preserve">-Funktion von Word zu nutzen, die man mit der Menüfunktion </w:t>
+      </w:r>
+      <w:r>
+        <w:rPr>
+          <w:i/>
+        </w:rPr>
+        <w:t>Bearbeiten – Rückgängig</w:t>
+      </w:r>
+      <w:r>
+        <w:t xml:space="preserve"> oder ein Symbolfeld am Fensterrand erreicht. Wenn aus Versehen zuviel rückgängig gemacht wurde, gibt es die Schwesterfunktion </w:t>
+      </w:r>
+      <w:r>
+        <w:rPr>
+          <w:i/>
+        </w:rPr>
+        <w:t>Wiederherstellen</w:t>
+      </w:r>
+      <w:r>
+        <w:t>.</w:t>
+      </w:r>
+    </w:p>
+    <w:p>
+      <w:r>
+        <w:t>Oft muss auch für bestimmte Formatieraufgaben die richtige Ansicht</w:t>
+      </w:r>
+      <w:r>
+        <w:fldChar w:fldCharType="begin"/>
+      </w:r>
+      <w:r>
+        <w:instrText xml:space="preserve"> XE "Ansicht" </w:instrText>
+      </w:r>
+      <w:r>
+        <w:fldChar w:fldCharType="end"/>
+      </w:r>
+      <w:r>
+        <w:t xml:space="preserve"> gewählt werden. Wenn wie im genannten Beispiel eine Absatzmarke gelöscht werden soll und dies Probleme bereitet, ist es sinnvoll, sich mit Hilfe des Funktionssymbols </w:t>
+      </w:r>
+      <w:bookmarkStart w:id="151" w:name="_MON_1029757426"/>
       <w:bookmarkEnd w:id="151"/>
-    </w:p>
-    <w:p>
-      <w:r>
-        <w:t>Häufig entstehen beim schnellen Arbeiten kleine Fehler</w:t>
-      </w:r>
-      <w:r>
-        <w:fldChar w:fldCharType="begin"/>
-      </w:r>
-      <w:r>
-        <w:instrText xml:space="preserve"> XE "Fehler" </w:instrText>
-      </w:r>
-      <w:r>
-        <w:fldChar w:fldCharType="end"/>
-      </w:r>
-      <w:r>
-        <w:t xml:space="preserve">. Zum Beispiel kann das unbedachte Löschen einer Absatzmarke bewirken, dass der vorangehende Absatz im nachfolgenden Absatz aufgeht und dadurch dessen Formatierung übernimmt (z.B. Überschrift 1). In solchen Fällen empfiehlt es sich, als „erste Hilfe“ die </w:t>
-      </w:r>
-      <w:r>
-        <w:rPr>
-          <w:i/>
-        </w:rPr>
-        <w:t>Rückgängig</w:t>
-      </w:r>
-      <w:r>
-        <w:t xml:space="preserve">-Funktion von Word zu nutzen, die man mit der Menüfunktion </w:t>
-      </w:r>
-      <w:r>
-        <w:rPr>
-          <w:i/>
-        </w:rPr>
-        <w:t>Bearbeiten – Rückgängig</w:t>
-      </w:r>
-      <w:r>
-        <w:t xml:space="preserve"> oder ein Symbolfeld am Fensterrand erreicht. Wenn aus Versehen zuviel rückgängig gemacht wurde, gibt es die Schwesterfunktion </w:t>
-      </w:r>
-      <w:r>
-        <w:rPr>
-          <w:i/>
-        </w:rPr>
-        <w:t>Wiederherstellen</w:t>
-      </w:r>
-      <w:r>
-        <w:t>.</w:t>
-      </w:r>
-    </w:p>
-    <w:p>
-      <w:r>
-        <w:t>Oft muss auch für bestimmte Formatieraufgaben die richtige Ansicht</w:t>
-      </w:r>
-      <w:r>
-        <w:fldChar w:fldCharType="begin"/>
-      </w:r>
-      <w:r>
-        <w:instrText xml:space="preserve"> XE "Ansicht" </w:instrText>
-      </w:r>
-      <w:r>
-        <w:fldChar w:fldCharType="end"/>
-      </w:r>
-      <w:r>
-        <w:t xml:space="preserve"> gewählt werden. Wenn wie im genannten Beispiel eine Absatzmarke gelöscht werden soll und dies Probleme bereitet, ist es sinnvoll, sich mit Hilfe des Funktionssymbols </w:t>
-      </w:r>
-      <w:bookmarkStart w:id="152" w:name="_MON_1029757426"/>
-      <w:bookmarkEnd w:id="152"/>
       <w:r>
         <w:rPr>
           <w:position w:val="-2"/>
@@ -15531,7 +17001,7 @@
           <v:shape id="_x0000_i1035" type="#_x0000_t75" style="width:9.9pt;height:9.9pt" o:ole="" fillcolor="window">
             <v:imagedata r:id="rId20" o:title="" cropbottom="22201f" cropright="22630f"/>
           </v:shape>
-          <o:OLEObject Type="Embed" ProgID="Word.Picture.8" ShapeID="_x0000_i1035" DrawAspect="Content" ObjectID="_1814733324" r:id="rId35"/>
+          <o:OLEObject Type="Embed" ProgID="Word.Picture.8" ShapeID="_x0000_i1035" DrawAspect="Content" ObjectID="_1815064207" r:id="rId35"/>
         </w:object>
       </w:r>
       <w:r>
@@ -15571,11 +17041,11 @@
       <w:pPr>
         <w:pStyle w:val="berschrift2"/>
       </w:pPr>
-      <w:bookmarkStart w:id="153" w:name="_Toc203992452"/>
+      <w:bookmarkStart w:id="152" w:name="_Toc203992452"/>
       <w:r>
         <w:t>Abspeichern der Arbeit</w:t>
       </w:r>
-      <w:bookmarkEnd w:id="153"/>
+      <w:bookmarkEnd w:id="152"/>
     </w:p>
     <w:p>
       <w:r>
@@ -15764,11 +17234,11 @@
       <w:pPr>
         <w:pStyle w:val="berschrift2"/>
       </w:pPr>
-      <w:bookmarkStart w:id="154" w:name="_Toc203992453"/>
+      <w:bookmarkStart w:id="153" w:name="_Toc203992453"/>
       <w:r>
         <w:t>Abschließende Arbeiten</w:t>
       </w:r>
-      <w:bookmarkEnd w:id="154"/>
+      <w:bookmarkEnd w:id="153"/>
     </w:p>
     <w:p>
       <w:r>
@@ -15931,12 +17401,12 @@
       <w:pPr>
         <w:pStyle w:val="berschrift1"/>
       </w:pPr>
-      <w:bookmarkStart w:id="155" w:name="_Toc203992454"/>
+      <w:bookmarkStart w:id="154" w:name="_Toc203992454"/>
       <w:r>
         <w:lastRenderedPageBreak/>
         <w:t>Zusammenfassung und Ausblick</w:t>
       </w:r>
-      <w:bookmarkEnd w:id="155"/>
+      <w:bookmarkEnd w:id="154"/>
     </w:p>
     <w:p>
       <w:r>
@@ -15984,16 +17454,16 @@
           <w:numId w:val="0"/>
         </w:numPr>
       </w:pPr>
-      <w:bookmarkStart w:id="156" w:name="_Ref491742270"/>
-      <w:bookmarkStart w:id="157" w:name="_Ref491742277"/>
-      <w:bookmarkStart w:id="158" w:name="_Toc203992455"/>
+      <w:bookmarkStart w:id="155" w:name="_Ref491742270"/>
+      <w:bookmarkStart w:id="156" w:name="_Ref491742277"/>
+      <w:bookmarkStart w:id="157" w:name="_Toc203992455"/>
       <w:r>
         <w:lastRenderedPageBreak/>
         <w:t>Anhang A: Beispiele für die Gliederung von Diplomarbeiten</w:t>
       </w:r>
+      <w:bookmarkEnd w:id="155"/>
       <w:bookmarkEnd w:id="156"/>
       <w:bookmarkEnd w:id="157"/>
-      <w:bookmarkEnd w:id="158"/>
     </w:p>
     <w:p>
       <w:r>
@@ -16008,11 +17478,11 @@
           <w:numId w:val="0"/>
         </w:numPr>
       </w:pPr>
-      <w:bookmarkStart w:id="159" w:name="_Toc203992456"/>
+      <w:bookmarkStart w:id="158" w:name="_Toc203992456"/>
       <w:r>
         <w:t>A.1 Literaturarbeiten</w:t>
       </w:r>
-      <w:bookmarkEnd w:id="159"/>
+      <w:bookmarkEnd w:id="158"/>
     </w:p>
     <w:p>
       <w:pPr>
@@ -16093,11 +17563,11 @@
           <w:numId w:val="0"/>
         </w:numPr>
       </w:pPr>
-      <w:bookmarkStart w:id="160" w:name="_Toc203992457"/>
+      <w:bookmarkStart w:id="159" w:name="_Toc203992457"/>
       <w:r>
         <w:t>A.2 Systementwicklungen</w:t>
       </w:r>
-      <w:bookmarkEnd w:id="160"/>
+      <w:bookmarkEnd w:id="159"/>
     </w:p>
     <w:p>
       <w:pPr>
@@ -16194,12 +17664,12 @@
           <w:numId w:val="0"/>
         </w:numPr>
       </w:pPr>
-      <w:bookmarkStart w:id="161" w:name="_Toc203992458"/>
+      <w:bookmarkStart w:id="160" w:name="_Toc203992458"/>
       <w:r>
         <w:lastRenderedPageBreak/>
         <w:t>Anhang B: Formatvorlagen</w:t>
       </w:r>
-      <w:bookmarkEnd w:id="161"/>
+      <w:bookmarkEnd w:id="160"/>
     </w:p>
     <w:p>
       <w:r>
@@ -16210,7 +17680,7 @@
       <w:pPr>
         <w:pStyle w:val="Tabellenberschrift"/>
       </w:pPr>
-      <w:bookmarkStart w:id="162" w:name="_Toc204074723"/>
+      <w:bookmarkStart w:id="161" w:name="_Toc204074723"/>
       <w:r>
         <w:t xml:space="preserve">Tabelle </w:t>
       </w:r>
@@ -16225,7 +17695,7 @@
       <w:r>
         <w:t>: Aufstellung der wichtigsten Formatvorlagen der Dokumentvorlage</w:t>
       </w:r>
-      <w:bookmarkEnd w:id="162"/>
+      <w:bookmarkEnd w:id="161"/>
     </w:p>
     <w:tbl>
       <w:tblPr>
@@ -17525,17 +18995,17 @@
           <w:numId w:val="0"/>
         </w:numPr>
       </w:pPr>
-      <w:bookmarkStart w:id="163" w:name="_Ref492657968"/>
-      <w:bookmarkStart w:id="164" w:name="_Toc203992459"/>
+      <w:bookmarkStart w:id="162" w:name="_Ref492657968"/>
+      <w:bookmarkStart w:id="163" w:name="_Toc203992459"/>
       <w:r>
         <w:lastRenderedPageBreak/>
         <w:t>Glossar</w:t>
       </w:r>
+      <w:bookmarkEnd w:id="162"/>
+      <w:r>
+        <w:t xml:space="preserve"> (optional)</w:t>
+      </w:r>
       <w:bookmarkEnd w:id="163"/>
-      <w:r>
-        <w:t xml:space="preserve"> (optional)</w:t>
-      </w:r>
-      <w:bookmarkEnd w:id="164"/>
     </w:p>
     <w:p>
       <w:r>
@@ -17654,12 +19124,12 @@
           <w:numId w:val="0"/>
         </w:numPr>
       </w:pPr>
-      <w:bookmarkStart w:id="165" w:name="_Toc203992460"/>
+      <w:bookmarkStart w:id="164" w:name="_Toc203992460"/>
       <w:r>
         <w:lastRenderedPageBreak/>
         <w:t>Literaturverzeichnis</w:t>
       </w:r>
-      <w:bookmarkEnd w:id="165"/>
+      <w:bookmarkEnd w:id="164"/>
     </w:p>
     <w:p>
       <w:pPr>
@@ -18029,7 +19499,7 @@
       <w:pPr>
         <w:pStyle w:val="Literaturverzeichnis"/>
       </w:pPr>
-      <w:bookmarkStart w:id="166" w:name="_Hlk491352497"/>
+      <w:bookmarkStart w:id="165" w:name="_Hlk491352497"/>
       <w:r>
         <w:t>[</w:t>
       </w:r>
@@ -18046,7 +19516,7 @@
       <w:r>
         <w:t>niversity of Alberta</w:t>
       </w:r>
-      <w:bookmarkEnd w:id="166"/>
+      <w:bookmarkEnd w:id="165"/>
       <w:r>
         <w:t>, “</w:t>
       </w:r>
@@ -18085,12 +19555,12 @@
           <w:numId w:val="0"/>
         </w:numPr>
       </w:pPr>
-      <w:bookmarkStart w:id="167" w:name="_Toc203992461"/>
+      <w:bookmarkStart w:id="166" w:name="_Toc203992461"/>
       <w:r>
         <w:lastRenderedPageBreak/>
         <w:t>Erklärung</w:t>
       </w:r>
-      <w:bookmarkEnd w:id="167"/>
+      <w:bookmarkEnd w:id="166"/>
     </w:p>
     <w:p>
       <w:pPr>
@@ -18203,7 +19673,7 @@
           <w:numId w:val="0"/>
         </w:numPr>
       </w:pPr>
-      <w:bookmarkStart w:id="168" w:name="_Toc203992462"/>
+      <w:bookmarkStart w:id="167" w:name="_Toc203992462"/>
       <w:r>
         <w:lastRenderedPageBreak/>
         <w:t>Stichwortverzeichnis</w:t>
@@ -18211,7 +19681,7 @@
       <w:r>
         <w:t xml:space="preserve"> (optional)</w:t>
       </w:r>
-      <w:bookmarkEnd w:id="168"/>
+      <w:bookmarkEnd w:id="167"/>
     </w:p>
     <w:p>
       <w:pPr>
@@ -19442,11 +20912,11 @@
           <w:r>
             <w:tab/>
           </w:r>
-          <w:bookmarkStart w:id="169" w:name="_CTVL001068014b3a8424dc29545bb5bd910c9f3"/>
+          <w:bookmarkStart w:id="168" w:name="_CTVL001068014b3a8424dc29545bb5bd910c9f3"/>
           <w:r>
             <w:t>S. Strobel, "Zero Trust: Technische Möglichkeiten und Grenzen,"</w:t>
           </w:r>
-          <w:bookmarkEnd w:id="169"/>
+          <w:bookmarkEnd w:id="168"/>
           <w:r>
             <w:t xml:space="preserve"> </w:t>
           </w:r>
@@ -19470,11 +20940,11 @@
           <w:r>
             <w:tab/>
           </w:r>
-          <w:bookmarkStart w:id="170" w:name="_CTVL00159074a72d0e84deb94dc8e1a5920cbe5"/>
+          <w:bookmarkStart w:id="169" w:name="_CTVL00159074a72d0e84deb94dc8e1a5920cbe5"/>
           <w:r>
             <w:t>D. Horne and S. Nair, "Introducing Zero Trust by Design: Principles and Practice Beyond the Zero Trust Hype.," in</w:t>
           </w:r>
-          <w:bookmarkEnd w:id="170"/>
+          <w:bookmarkEnd w:id="169"/>
           <w:r>
             <w:t xml:space="preserve"> </w:t>
           </w:r>
@@ -19498,11 +20968,11 @@
           <w:r>
             <w:tab/>
           </w:r>
-          <w:bookmarkStart w:id="171" w:name="_CTVL001f90aa792ff6b49aeb8c91e0e68448652"/>
+          <w:bookmarkStart w:id="170" w:name="_CTVL001f90aa792ff6b49aeb8c91e0e68448652"/>
           <w:r>
             <w:t>Bundesamt für Sicherheit in der Informationstechnik,</w:t>
           </w:r>
-          <w:bookmarkEnd w:id="171"/>
+          <w:bookmarkEnd w:id="170"/>
           <w:r>
             <w:t xml:space="preserve"> </w:t>
           </w:r>
@@ -19526,12 +20996,12 @@
           <w:r>
             <w:tab/>
           </w:r>
-          <w:bookmarkStart w:id="172" w:name="_CTVL001c6ea3a4a61ca4aa08d810f178272ce59"/>
+          <w:bookmarkStart w:id="171" w:name="_CTVL001c6ea3a4a61ca4aa08d810f178272ce59"/>
           <w:r>
             <w:t>S. P. Marsh, "Formalising trust as a computational concept," University of Stirling. [Online]. Available: http://​dspace.stir.ac.uk​/​handle/​1893/​2010</w:t>
           </w:r>
         </w:p>
-        <w:bookmarkEnd w:id="172"/>
+        <w:bookmarkEnd w:id="171"/>
         <w:p>
           <w:pPr>
             <w:pStyle w:val="CitaviBibliographyEntry"/>
@@ -19542,11 +21012,11 @@
           <w:r>
             <w:tab/>
           </w:r>
-          <w:bookmarkStart w:id="173" w:name="_CTVL00170fb36baeed341b28ad67b629f57a16c"/>
+          <w:bookmarkStart w:id="172" w:name="_CTVL00170fb36baeed341b28ad67b629f57a16c"/>
           <w:r>
             <w:t>A. Riepen, "Was ist Zero Trust?,"</w:t>
           </w:r>
-          <w:bookmarkEnd w:id="173"/>
+          <w:bookmarkEnd w:id="172"/>
           <w:r>
             <w:t xml:space="preserve"> </w:t>
           </w:r>
@@ -19570,11 +21040,11 @@
           <w:r>
             <w:tab/>
           </w:r>
-          <w:bookmarkStart w:id="174" w:name="_CTVL0013878fb52895e4c86b873f6df161fe230"/>
+          <w:bookmarkStart w:id="173" w:name="_CTVL0013878fb52895e4c86b873f6df161fe230"/>
           <w:r>
             <w:t>N. Pohlmann, "Die Notwendigkeit von neuen IT-Sicherheitskonzepten,"</w:t>
           </w:r>
-          <w:bookmarkEnd w:id="174"/>
+          <w:bookmarkEnd w:id="173"/>
           <w:r>
             <w:t xml:space="preserve"> </w:t>
           </w:r>
@@ -19598,11 +21068,11 @@
           <w:r>
             <w:tab/>
           </w:r>
-          <w:bookmarkStart w:id="175" w:name="_CTVL0015702ad5cce5f454cb452765941213eda"/>
+          <w:bookmarkStart w:id="174" w:name="_CTVL0015702ad5cce5f454cb452765941213eda"/>
           <w:r>
             <w:t>D. Fox, "Zero Trust,"</w:t>
           </w:r>
-          <w:bookmarkEnd w:id="175"/>
+          <w:bookmarkEnd w:id="174"/>
           <w:r>
             <w:t xml:space="preserve"> </w:t>
           </w:r>
@@ -19626,11 +21096,11 @@
           <w:r>
             <w:tab/>
           </w:r>
-          <w:bookmarkStart w:id="176" w:name="_CTVL001417b0c9270e74237a03d45e461529ef2"/>
+          <w:bookmarkStart w:id="175" w:name="_CTVL001417b0c9270e74237a03d45e461529ef2"/>
           <w:r>
             <w:t>S. Rose, O. Borchert, S. Mitchell, and S. Connelly,</w:t>
           </w:r>
-          <w:bookmarkEnd w:id="176"/>
+          <w:bookmarkEnd w:id="175"/>
           <w:r>
             <w:t xml:space="preserve"> </w:t>
           </w:r>
@@ -19654,11 +21124,11 @@
           <w:r>
             <w:tab/>
           </w:r>
-          <w:bookmarkStart w:id="177" w:name="_CTVL0013d254766a06c42e69da9d754d1268bf8"/>
+          <w:bookmarkStart w:id="176" w:name="_CTVL0013d254766a06c42e69da9d754d1268bf8"/>
           <w:r>
             <w:t>J. Garbis and J. W. Chapman,</w:t>
           </w:r>
-          <w:bookmarkEnd w:id="177"/>
+          <w:bookmarkEnd w:id="176"/>
           <w:r>
             <w:t xml:space="preserve"> </w:t>
           </w:r>
@@ -19682,11 +21152,11 @@
           <w:r>
             <w:tab/>
           </w:r>
-          <w:bookmarkStart w:id="178" w:name="_CTVL0019316cf80a8564bc7b4f5571b6bc310d4"/>
+          <w:bookmarkStart w:id="177" w:name="_CTVL0019316cf80a8564bc7b4f5571b6bc310d4"/>
           <w:r>
             <w:t>John Kindervag, Stephanie Balaouras, and Lindsey Coit, "No More Chewy Centers: Introducing The Zero Trust Model Of Information Security,"</w:t>
           </w:r>
-          <w:bookmarkEnd w:id="178"/>
+          <w:bookmarkEnd w:id="177"/>
           <w:r>
             <w:t xml:space="preserve"> </w:t>
           </w:r>
@@ -19710,11 +21180,11 @@
           <w:r>
             <w:tab/>
           </w:r>
-          <w:bookmarkStart w:id="179" w:name="_CTVL001884dc941bfb74e189831a7e2a57de73d"/>
-          <w:r>
-            <w:t>S. Knittl, "Zero Trust: Die letzte Bastion für die IT-Sicherheit deutscher Behörden,"</w:t>
-          </w:r>
-          <w:bookmarkEnd w:id="179"/>
+          <w:bookmarkStart w:id="178" w:name="_CTVL00157cb16d466c0441891fe6e029a260b56"/>
+          <w:r>
+            <w:t>A. Kudrati and B. A. Pillai,</w:t>
+          </w:r>
+          <w:bookmarkEnd w:id="178"/>
           <w:r>
             <w:t xml:space="preserve"> </w:t>
           </w:r>
@@ -19722,10 +21192,10 @@
             <w:rPr>
               <w:i/>
             </w:rPr>
-            <w:t>Datenschutz und Datensicherheit - DuD</w:t>
-          </w:r>
-          <w:r>
-            <w:t>, vol. 47, no. 10, pp. 617–622, 2023, doi: 10.1007/s11623-023-1831-8.</w:t>
+            <w:t>Zero Trust Journey Across the Digital Estate</w:t>
+          </w:r>
+          <w:r>
+            <w:t>. Boca Raton: CRC Press, 2022.</w:t>
           </w:r>
         </w:p>
         <w:p>
@@ -19734,6 +21204,34 @@
           </w:pPr>
           <w:r>
             <w:t>[12]</w:t>
+          </w:r>
+          <w:r>
+            <w:tab/>
+          </w:r>
+          <w:bookmarkStart w:id="179" w:name="_CTVL001884dc941bfb74e189831a7e2a57de73d"/>
+          <w:r>
+            <w:t>S. Knittl, "Zero Trust: Die letzte Bastion für die IT-Sicherheit deutscher Behörden,"</w:t>
+          </w:r>
+          <w:bookmarkEnd w:id="179"/>
+          <w:r>
+            <w:t xml:space="preserve"> </w:t>
+          </w:r>
+          <w:r>
+            <w:rPr>
+              <w:i/>
+            </w:rPr>
+            <w:t>Datenschutz und Datensicherheit - DuD</w:t>
+          </w:r>
+          <w:r>
+            <w:t>, vol. 47, no. 10, pp. 617–622, 2023, doi: 10.1007/s11623-023-1831-8.</w:t>
+          </w:r>
+        </w:p>
+        <w:p>
+          <w:pPr>
+            <w:pStyle w:val="CitaviBibliographyEntry"/>
+          </w:pPr>
+          <w:r>
+            <w:t>[13]</w:t>
           </w:r>
           <w:r>
             <w:tab/>
@@ -19797,7 +21295,7 @@
       </w:r>
     </w:p>
   </w:comment>
-  <w:comment w:id="15" w:author="Marc Reuschenberg" w:date="2025-07-21T12:15:00Z" w:initials="MR">
+  <w:comment w:id="15" w:author="Marc Reuschenberg" w:date="2025-07-24T16:58:00Z" w:initials="MR">
     <w:p>
       <w:pPr>
         <w:pStyle w:val="Kommentartext"/>
@@ -19810,11 +21308,11 @@
         <w:annotationRef/>
       </w:r>
       <w:r>
-        <w:t>Auch die anderen Meilensteine nennen?</w:t>
+        <w:t>GGfs weiter ausführen</w:t>
       </w:r>
     </w:p>
   </w:comment>
-  <w:comment w:id="23" w:author="Marc Reuschenberg" w:date="2025-07-21T12:46:00Z" w:initials="MR">
+  <w:comment w:id="16" w:author="Marc Reuschenberg" w:date="2025-07-21T12:15:00Z" w:initials="MR">
     <w:p>
       <w:pPr>
         <w:pStyle w:val="Kommentartext"/>
@@ -19827,11 +21325,11 @@
         <w:annotationRef/>
       </w:r>
       <w:r>
-        <w:t>Erklären wofür die stehen?</w:t>
+        <w:t>Auch die anderen Meilensteine nennen?</w:t>
       </w:r>
     </w:p>
   </w:comment>
-  <w:comment w:id="24" w:author="Marc Reuschenberg" w:date="2025-07-22T15:08:00Z" w:initials="MR">
+  <w:comment w:id="21" w:author="Marc Reuschenberg" w:date="2025-07-26T13:33:00Z" w:initials="MR">
     <w:p>
       <w:pPr>
         <w:pStyle w:val="Kommentartext"/>
@@ -19844,11 +21342,28 @@
         <w:annotationRef/>
       </w:r>
       <w:r>
+        <w:t>Dopplung?</w:t>
+      </w:r>
+    </w:p>
+  </w:comment>
+  <w:comment w:id="23" w:author="Marc Reuschenberg" w:date="2025-07-22T15:08:00Z" w:initials="MR">
+    <w:p>
+      <w:pPr>
+        <w:pStyle w:val="Kommentartext"/>
+        <w:jc w:val="left"/>
+      </w:pPr>
+      <w:r>
+        <w:rPr>
+          <w:rStyle w:val="Kommentarzeichen"/>
+        </w:rPr>
+        <w:annotationRef/>
+      </w:r>
+      <w:r>
         <w:t>Quelle zum erklären?</w:t>
       </w:r>
     </w:p>
   </w:comment>
-  <w:comment w:id="25" w:author="Marc Reuschenberg" w:date="2025-07-21T12:15:00Z" w:initials="MR">
+  <w:comment w:id="24" w:author="Marc Reuschenberg" w:date="2025-07-21T12:15:00Z" w:initials="MR">
     <w:p>
       <w:pPr>
         <w:pStyle w:val="Kommentartext"/>
@@ -19871,8 +21386,9 @@
 <file path=word/commentsExtended.xml><?xml version="1.0" encoding="utf-8"?>
 <w15:commentsEx xmlns:wpc="http://schemas.microsoft.com/office/word/2010/wordprocessingCanvas" xmlns:cx="http://schemas.microsoft.com/office/drawing/2014/chartex" xmlns:cx1="http://schemas.microsoft.com/office/drawing/2015/9/8/chartex" xmlns:cx2="http://schemas.microsoft.com/office/drawing/2015/10/21/chartex" xmlns:cx3="http://schemas.microsoft.com/office/drawing/2016/5/9/chartex" xmlns:cx4="http://schemas.microsoft.com/office/drawing/2016/5/10/chartex" xmlns:cx5="http://schemas.microsoft.com/office/drawing/2016/5/11/chartex" xmlns:cx6="http://schemas.microsoft.com/office/drawing/2016/5/12/chartex" xmlns:cx7="http://schemas.microsoft.com/office/drawing/2016/5/13/chartex" xmlns:cx8="http://schemas.microsoft.com/office/drawing/2016/5/14/chartex" xmlns:mc="http://schemas.openxmlformats.org/markup-compatibility/2006" xmlns:aink="http://schemas.microsoft.com/office/drawing/2016/ink" xmlns:am3d="http://schemas.microsoft.com/office/drawing/2017/model3d" xmlns:o="urn:schemas-microsoft-com:office:office" xmlns:oel="http://schemas.microsoft.com/office/2019/extlst" xmlns:r="http://schemas.openxmlformats.org/officeDocument/2006/relationships" xmlns:m="http://schemas.openxmlformats.org/officeDocument/2006/math" xmlns:v="urn:schemas-microsoft-com:vml" xmlns:wp14="http://schemas.microsoft.com/office/word/2010/wordprocessingDrawing" xmlns:wp="http://schemas.openxmlformats.org/drawingml/2006/wordprocessingDrawing" xmlns:w10="urn:schemas-microsoft-com:office:word" xmlns:w="http://schemas.openxmlformats.org/wordprocessingml/2006/main" xmlns:w14="http://schemas.microsoft.com/office/word/2010/wordml" xmlns:w15="http://schemas.microsoft.com/office/word/2012/wordml" xmlns:w16cex="http://schemas.microsoft.com/office/word/2018/wordml/cex" xmlns:w16cid="http://schemas.microsoft.com/office/word/2016/wordml/cid" xmlns:w16="http://schemas.microsoft.com/office/word/2018/wordml" xmlns:w16du="http://schemas.microsoft.com/office/word/2023/wordml/word16du" xmlns:w16sdtdh="http://schemas.microsoft.com/office/word/2020/wordml/sdtdatahash" xmlns:w16sdtfl="http://schemas.microsoft.com/office/word/2024/wordml/sdtformatlock" xmlns:w16se="http://schemas.microsoft.com/office/word/2015/wordml/symex" xmlns:wpg="http://schemas.microsoft.com/office/word/2010/wordprocessingGroup" xmlns:wpi="http://schemas.microsoft.com/office/word/2010/wordprocessingInk" xmlns:wne="http://schemas.microsoft.com/office/word/2006/wordml" xmlns:wps="http://schemas.microsoft.com/office/word/2010/wordprocessingShape" mc:Ignorable="w14 w15 w16se w16cid w16 w16cex w16sdtdh w16sdtfl w16du wp14">
   <w15:commentEx w15:paraId="6227BA8C" w15:done="0"/>
+  <w15:commentEx w15:paraId="5A3760D0" w15:done="0"/>
   <w15:commentEx w15:paraId="41ED4413" w15:done="0"/>
-  <w15:commentEx w15:paraId="1D460484" w15:done="0"/>
+  <w15:commentEx w15:paraId="5DC08ABD" w15:done="0"/>
   <w15:commentEx w15:paraId="05E4B388" w15:done="0"/>
   <w15:commentEx w15:paraId="7022B985" w15:done="0"/>
 </w15:commentsEx>
@@ -19881,8 +21397,9 @@
 <file path=word/commentsExtensible.xml><?xml version="1.0" encoding="utf-8"?>
 <w16cex:commentsExtensible xmlns:wpc="http://schemas.microsoft.com/office/word/2010/wordprocessingCanvas" xmlns:cx="http://schemas.microsoft.com/office/drawing/2014/chartex" xmlns:cx1="http://schemas.microsoft.com/office/drawing/2015/9/8/chartex" xmlns:cx2="http://schemas.microsoft.com/office/drawing/2015/10/21/chartex" xmlns:cx3="http://schemas.microsoft.com/office/drawing/2016/5/9/chartex" xmlns:cx4="http://schemas.microsoft.com/office/drawing/2016/5/10/chartex" xmlns:cx5="http://schemas.microsoft.com/office/drawing/2016/5/11/chartex" xmlns:cx6="http://schemas.microsoft.com/office/drawing/2016/5/12/chartex" xmlns:cx7="http://schemas.microsoft.com/office/drawing/2016/5/13/chartex" xmlns:cx8="http://schemas.microsoft.com/office/drawing/2016/5/14/chartex" xmlns:cr="http://schemas.microsoft.com/office/comments/2020/reactions" xmlns:mc="http://schemas.openxmlformats.org/markup-compatibility/2006" xmlns:aink="http://schemas.microsoft.com/office/drawing/2016/ink" xmlns:am3d="http://schemas.microsoft.com/office/drawing/2017/model3d" xmlns:o="urn:schemas-microsoft-com:office:office" xmlns:oel="http://schemas.microsoft.com/office/2019/extlst" xmlns:r="http://schemas.openxmlformats.org/officeDocument/2006/relationships" xmlns:m="http://schemas.openxmlformats.org/officeDocument/2006/math" xmlns:v="urn:schemas-microsoft-com:vml" xmlns:wp14="http://schemas.microsoft.com/office/word/2010/wordprocessingDrawing" xmlns:wp="http://schemas.openxmlformats.org/drawingml/2006/wordprocessingDrawing" xmlns:w10="urn:schemas-microsoft-com:office:word" xmlns:w="http://schemas.openxmlformats.org/wordprocessingml/2006/main" xmlns:w14="http://schemas.microsoft.com/office/word/2010/wordml" xmlns:w15="http://schemas.microsoft.com/office/word/2012/wordml" xmlns:w16cex="http://schemas.microsoft.com/office/word/2018/wordml/cex" xmlns:w16cid="http://schemas.microsoft.com/office/word/2016/wordml/cid" xmlns:w16="http://schemas.microsoft.com/office/word/2018/wordml" xmlns:w16du="http://schemas.microsoft.com/office/word/2023/wordml/word16du" xmlns:w16sdtdh="http://schemas.microsoft.com/office/word/2020/wordml/sdtdatahash" xmlns:w16sdtfl="http://schemas.microsoft.com/office/word/2024/wordml/sdtformatlock" xmlns:w16se="http://schemas.microsoft.com/office/word/2015/wordml/symex" xmlns:wpg="http://schemas.microsoft.com/office/word/2010/wordprocessingGroup" xmlns:wpi="http://schemas.microsoft.com/office/word/2010/wordprocessingInk" xmlns:wne="http://schemas.microsoft.com/office/word/2006/wordml" xmlns:wps="http://schemas.microsoft.com/office/word/2010/wordprocessingShape" mc:Ignorable="w14 w15 w16se w16cid w16 w16cex w16sdtdh w16sdtfl cr w16du wp14">
   <w16cex:commentExtensible w16cex:durableId="021583E1" w16cex:dateUtc="2025-07-21T10:15:00Z"/>
+  <w16cex:commentExtensible w16cex:durableId="44EDB969" w16cex:dateUtc="2025-07-24T14:58:00Z"/>
   <w16cex:commentExtensible w16cex:durableId="0F5B3CF2" w16cex:dateUtc="2025-07-21T10:15:00Z"/>
-  <w16cex:commentExtensible w16cex:durableId="07010AA7" w16cex:dateUtc="2025-07-21T10:46:00Z"/>
+  <w16cex:commentExtensible w16cex:durableId="7C1EBB07" w16cex:dateUtc="2025-07-26T11:33:00Z"/>
   <w16cex:commentExtensible w16cex:durableId="677ED2FD" w16cex:dateUtc="2025-07-22T13:08:00Z"/>
   <w16cex:commentExtensible w16cex:durableId="23D656D8" w16cex:dateUtc="2025-07-21T10:15:00Z"/>
 </w16cex:commentsExtensible>
@@ -19891,8 +21408,9 @@
 <file path=word/commentsIds.xml><?xml version="1.0" encoding="utf-8"?>
 <w16cid:commentsIds xmlns:wpc="http://schemas.microsoft.com/office/word/2010/wordprocessingCanvas" xmlns:cx="http://schemas.microsoft.com/office/drawing/2014/chartex" xmlns:cx1="http://schemas.microsoft.com/office/drawing/2015/9/8/chartex" xmlns:cx2="http://schemas.microsoft.com/office/drawing/2015/10/21/chartex" xmlns:cx3="http://schemas.microsoft.com/office/drawing/2016/5/9/chartex" xmlns:cx4="http://schemas.microsoft.com/office/drawing/2016/5/10/chartex" xmlns:cx5="http://schemas.microsoft.com/office/drawing/2016/5/11/chartex" xmlns:cx6="http://schemas.microsoft.com/office/drawing/2016/5/12/chartex" xmlns:cx7="http://schemas.microsoft.com/office/drawing/2016/5/13/chartex" xmlns:cx8="http://schemas.microsoft.com/office/drawing/2016/5/14/chartex" xmlns:mc="http://schemas.openxmlformats.org/markup-compatibility/2006" xmlns:aink="http://schemas.microsoft.com/office/drawing/2016/ink" xmlns:am3d="http://schemas.microsoft.com/office/drawing/2017/model3d" xmlns:o="urn:schemas-microsoft-com:office:office" xmlns:oel="http://schemas.microsoft.com/office/2019/extlst" xmlns:r="http://schemas.openxmlformats.org/officeDocument/2006/relationships" xmlns:m="http://schemas.openxmlformats.org/officeDocument/2006/math" xmlns:v="urn:schemas-microsoft-com:vml" xmlns:wp14="http://schemas.microsoft.com/office/word/2010/wordprocessingDrawing" xmlns:wp="http://schemas.openxmlformats.org/drawingml/2006/wordprocessingDrawing" xmlns:w10="urn:schemas-microsoft-com:office:word" xmlns:w="http://schemas.openxmlformats.org/wordprocessingml/2006/main" xmlns:w14="http://schemas.microsoft.com/office/word/2010/wordml" xmlns:w15="http://schemas.microsoft.com/office/word/2012/wordml" xmlns:w16cex="http://schemas.microsoft.com/office/word/2018/wordml/cex" xmlns:w16cid="http://schemas.microsoft.com/office/word/2016/wordml/cid" xmlns:w16="http://schemas.microsoft.com/office/word/2018/wordml" xmlns:w16du="http://schemas.microsoft.com/office/word/2023/wordml/word16du" xmlns:w16sdtdh="http://schemas.microsoft.com/office/word/2020/wordml/sdtdatahash" xmlns:w16sdtfl="http://schemas.microsoft.com/office/word/2024/wordml/sdtformatlock" xmlns:w16se="http://schemas.microsoft.com/office/word/2015/wordml/symex" xmlns:wpg="http://schemas.microsoft.com/office/word/2010/wordprocessingGroup" xmlns:wpi="http://schemas.microsoft.com/office/word/2010/wordprocessingInk" xmlns:wne="http://schemas.microsoft.com/office/word/2006/wordml" xmlns:wps="http://schemas.microsoft.com/office/word/2010/wordprocessingShape" mc:Ignorable="w14 w15 w16se w16cid w16 w16cex w16sdtdh w16sdtfl w16du wp14">
   <w16cid:commentId w16cid:paraId="6227BA8C" w16cid:durableId="021583E1"/>
+  <w16cid:commentId w16cid:paraId="5A3760D0" w16cid:durableId="44EDB969"/>
   <w16cid:commentId w16cid:paraId="41ED4413" w16cid:durableId="0F5B3CF2"/>
-  <w16cid:commentId w16cid:paraId="1D460484" w16cid:durableId="07010AA7"/>
+  <w16cid:commentId w16cid:paraId="5DC08ABD" w16cid:durableId="7C1EBB07"/>
   <w16cid:commentId w16cid:paraId="05E4B388" w16cid:durableId="677ED2FD"/>
   <w16cid:commentId w16cid:paraId="7022B985" w16cid:durableId="23D656D8"/>
 </w16cid:commentsIds>
@@ -20117,7 +21635,7 @@
         <w:tab/>
         <w:t xml:space="preserve">Siehe hierzu den Abschnitt </w:t>
       </w:r>
-      <w:bookmarkStart w:id="99" w:name="_Hlt492799103"/>
+      <w:bookmarkStart w:id="98" w:name="_Hlt492799103"/>
       <w:r>
         <w:fldChar w:fldCharType="begin"/>
       </w:r>
@@ -20133,7 +21651,7 @@
       <w:r>
         <w:fldChar w:fldCharType="end"/>
       </w:r>
-      <w:bookmarkEnd w:id="99"/>
+      <w:bookmarkEnd w:id="98"/>
     </w:p>
   </w:footnote>
   <w:footnote w:id="7">
@@ -21467,6 +22985,119 @@
     </w:lvl>
   </w:abstractNum>
   <w:abstractNum w:abstractNumId="28" w15:restartNumberingAfterBreak="0">
+    <w:nsid w:val="67242E7E"/>
+    <w:multiLevelType w:val="multilevel"/>
+    <w:tmpl w:val="CAF6B26A"/>
+    <w:lvl w:ilvl="0">
+      <w:start w:val="1"/>
+      <w:numFmt w:val="decimal"/>
+      <w:lvlText w:val="%1."/>
+      <w:lvlJc w:val="left"/>
+      <w:pPr>
+        <w:tabs>
+          <w:tab w:val="num" w:pos="720"/>
+        </w:tabs>
+        <w:ind w:left="720" w:hanging="360"/>
+      </w:pPr>
+    </w:lvl>
+    <w:lvl w:ilvl="1" w:tentative="1">
+      <w:start w:val="1"/>
+      <w:numFmt w:val="decimal"/>
+      <w:lvlText w:val="%2."/>
+      <w:lvlJc w:val="left"/>
+      <w:pPr>
+        <w:tabs>
+          <w:tab w:val="num" w:pos="1440"/>
+        </w:tabs>
+        <w:ind w:left="1440" w:hanging="360"/>
+      </w:pPr>
+    </w:lvl>
+    <w:lvl w:ilvl="2" w:tentative="1">
+      <w:start w:val="1"/>
+      <w:numFmt w:val="decimal"/>
+      <w:lvlText w:val="%3."/>
+      <w:lvlJc w:val="left"/>
+      <w:pPr>
+        <w:tabs>
+          <w:tab w:val="num" w:pos="2160"/>
+        </w:tabs>
+        <w:ind w:left="2160" w:hanging="360"/>
+      </w:pPr>
+    </w:lvl>
+    <w:lvl w:ilvl="3" w:tentative="1">
+      <w:start w:val="1"/>
+      <w:numFmt w:val="decimal"/>
+      <w:lvlText w:val="%4."/>
+      <w:lvlJc w:val="left"/>
+      <w:pPr>
+        <w:tabs>
+          <w:tab w:val="num" w:pos="2880"/>
+        </w:tabs>
+        <w:ind w:left="2880" w:hanging="360"/>
+      </w:pPr>
+    </w:lvl>
+    <w:lvl w:ilvl="4" w:tentative="1">
+      <w:start w:val="1"/>
+      <w:numFmt w:val="decimal"/>
+      <w:lvlText w:val="%5."/>
+      <w:lvlJc w:val="left"/>
+      <w:pPr>
+        <w:tabs>
+          <w:tab w:val="num" w:pos="3600"/>
+        </w:tabs>
+        <w:ind w:left="3600" w:hanging="360"/>
+      </w:pPr>
+    </w:lvl>
+    <w:lvl w:ilvl="5" w:tentative="1">
+      <w:start w:val="1"/>
+      <w:numFmt w:val="decimal"/>
+      <w:lvlText w:val="%6."/>
+      <w:lvlJc w:val="left"/>
+      <w:pPr>
+        <w:tabs>
+          <w:tab w:val="num" w:pos="4320"/>
+        </w:tabs>
+        <w:ind w:left="4320" w:hanging="360"/>
+      </w:pPr>
+    </w:lvl>
+    <w:lvl w:ilvl="6" w:tentative="1">
+      <w:start w:val="1"/>
+      <w:numFmt w:val="decimal"/>
+      <w:lvlText w:val="%7."/>
+      <w:lvlJc w:val="left"/>
+      <w:pPr>
+        <w:tabs>
+          <w:tab w:val="num" w:pos="5040"/>
+        </w:tabs>
+        <w:ind w:left="5040" w:hanging="360"/>
+      </w:pPr>
+    </w:lvl>
+    <w:lvl w:ilvl="7" w:tentative="1">
+      <w:start w:val="1"/>
+      <w:numFmt w:val="decimal"/>
+      <w:lvlText w:val="%8."/>
+      <w:lvlJc w:val="left"/>
+      <w:pPr>
+        <w:tabs>
+          <w:tab w:val="num" w:pos="5760"/>
+        </w:tabs>
+        <w:ind w:left="5760" w:hanging="360"/>
+      </w:pPr>
+    </w:lvl>
+    <w:lvl w:ilvl="8" w:tentative="1">
+      <w:start w:val="1"/>
+      <w:numFmt w:val="decimal"/>
+      <w:lvlText w:val="%9."/>
+      <w:lvlJc w:val="left"/>
+      <w:pPr>
+        <w:tabs>
+          <w:tab w:val="num" w:pos="6480"/>
+        </w:tabs>
+        <w:ind w:left="6480" w:hanging="360"/>
+      </w:pPr>
+    </w:lvl>
+  </w:abstractNum>
+  <w:abstractNum w:abstractNumId="29" w15:restartNumberingAfterBreak="0">
     <w:nsid w:val="6AA57A17"/>
     <w:multiLevelType w:val="singleLevel"/>
     <w:tmpl w:val="1AB4F454"/>
@@ -21488,10 +23119,10 @@
       </w:rPr>
     </w:lvl>
   </w:abstractNum>
-  <w:abstractNum w:abstractNumId="29" w15:restartNumberingAfterBreak="0">
+  <w:abstractNum w:abstractNumId="30" w15:restartNumberingAfterBreak="0">
     <w:nsid w:val="6C0B2EA2"/>
     <w:multiLevelType w:val="hybridMultilevel"/>
-    <w:tmpl w:val="5A74A6BC"/>
+    <w:tmpl w:val="30B60DCE"/>
     <w:lvl w:ilvl="0" w:tplc="04070001">
       <w:start w:val="1"/>
       <w:numFmt w:val="bullet"/>
@@ -21601,7 +23232,7 @@
       </w:rPr>
     </w:lvl>
   </w:abstractNum>
-  <w:abstractNum w:abstractNumId="30" w15:restartNumberingAfterBreak="0">
+  <w:abstractNum w:abstractNumId="31" w15:restartNumberingAfterBreak="0">
     <w:nsid w:val="6C362613"/>
     <w:multiLevelType w:val="singleLevel"/>
     <w:tmpl w:val="0407000F"/>
@@ -21618,7 +23249,7 @@
       </w:pPr>
     </w:lvl>
   </w:abstractNum>
-  <w:abstractNum w:abstractNumId="31" w15:restartNumberingAfterBreak="0">
+  <w:abstractNum w:abstractNumId="32" w15:restartNumberingAfterBreak="0">
     <w:nsid w:val="70DF772D"/>
     <w:multiLevelType w:val="singleLevel"/>
     <w:tmpl w:val="0407000F"/>
@@ -21635,7 +23266,7 @@
       </w:pPr>
     </w:lvl>
   </w:abstractNum>
-  <w:abstractNum w:abstractNumId="32" w15:restartNumberingAfterBreak="0">
+  <w:abstractNum w:abstractNumId="33" w15:restartNumberingAfterBreak="0">
     <w:nsid w:val="75411D43"/>
     <w:multiLevelType w:val="singleLevel"/>
     <w:tmpl w:val="1AB4F454"/>
@@ -21657,7 +23288,120 @@
       </w:rPr>
     </w:lvl>
   </w:abstractNum>
-  <w:abstractNum w:abstractNumId="33" w15:restartNumberingAfterBreak="0">
+  <w:abstractNum w:abstractNumId="34" w15:restartNumberingAfterBreak="0">
+    <w:nsid w:val="77E55CD5"/>
+    <w:multiLevelType w:val="hybridMultilevel"/>
+    <w:tmpl w:val="2D940D3A"/>
+    <w:lvl w:ilvl="0" w:tplc="04070001">
+      <w:start w:val="1"/>
+      <w:numFmt w:val="bullet"/>
+      <w:lvlText w:val=""/>
+      <w:lvlJc w:val="left"/>
+      <w:pPr>
+        <w:ind w:left="720" w:hanging="360"/>
+      </w:pPr>
+      <w:rPr>
+        <w:rFonts w:ascii="Symbol" w:hAnsi="Symbol" w:hint="default"/>
+      </w:rPr>
+    </w:lvl>
+    <w:lvl w:ilvl="1" w:tplc="04070003" w:tentative="1">
+      <w:start w:val="1"/>
+      <w:numFmt w:val="bullet"/>
+      <w:lvlText w:val="o"/>
+      <w:lvlJc w:val="left"/>
+      <w:pPr>
+        <w:ind w:left="1440" w:hanging="360"/>
+      </w:pPr>
+      <w:rPr>
+        <w:rFonts w:ascii="Courier New" w:hAnsi="Courier New" w:cs="Courier New" w:hint="default"/>
+      </w:rPr>
+    </w:lvl>
+    <w:lvl w:ilvl="2" w:tplc="04070005" w:tentative="1">
+      <w:start w:val="1"/>
+      <w:numFmt w:val="bullet"/>
+      <w:lvlText w:val=""/>
+      <w:lvlJc w:val="left"/>
+      <w:pPr>
+        <w:ind w:left="2160" w:hanging="360"/>
+      </w:pPr>
+      <w:rPr>
+        <w:rFonts w:ascii="Wingdings" w:hAnsi="Wingdings" w:hint="default"/>
+      </w:rPr>
+    </w:lvl>
+    <w:lvl w:ilvl="3" w:tplc="04070001" w:tentative="1">
+      <w:start w:val="1"/>
+      <w:numFmt w:val="bullet"/>
+      <w:lvlText w:val=""/>
+      <w:lvlJc w:val="left"/>
+      <w:pPr>
+        <w:ind w:left="2880" w:hanging="360"/>
+      </w:pPr>
+      <w:rPr>
+        <w:rFonts w:ascii="Symbol" w:hAnsi="Symbol" w:hint="default"/>
+      </w:rPr>
+    </w:lvl>
+    <w:lvl w:ilvl="4" w:tplc="04070003" w:tentative="1">
+      <w:start w:val="1"/>
+      <w:numFmt w:val="bullet"/>
+      <w:lvlText w:val="o"/>
+      <w:lvlJc w:val="left"/>
+      <w:pPr>
+        <w:ind w:left="3600" w:hanging="360"/>
+      </w:pPr>
+      <w:rPr>
+        <w:rFonts w:ascii="Courier New" w:hAnsi="Courier New" w:cs="Courier New" w:hint="default"/>
+      </w:rPr>
+    </w:lvl>
+    <w:lvl w:ilvl="5" w:tplc="04070005" w:tentative="1">
+      <w:start w:val="1"/>
+      <w:numFmt w:val="bullet"/>
+      <w:lvlText w:val=""/>
+      <w:lvlJc w:val="left"/>
+      <w:pPr>
+        <w:ind w:left="4320" w:hanging="360"/>
+      </w:pPr>
+      <w:rPr>
+        <w:rFonts w:ascii="Wingdings" w:hAnsi="Wingdings" w:hint="default"/>
+      </w:rPr>
+    </w:lvl>
+    <w:lvl w:ilvl="6" w:tplc="04070001" w:tentative="1">
+      <w:start w:val="1"/>
+      <w:numFmt w:val="bullet"/>
+      <w:lvlText w:val=""/>
+      <w:lvlJc w:val="left"/>
+      <w:pPr>
+        <w:ind w:left="5040" w:hanging="360"/>
+      </w:pPr>
+      <w:rPr>
+        <w:rFonts w:ascii="Symbol" w:hAnsi="Symbol" w:hint="default"/>
+      </w:rPr>
+    </w:lvl>
+    <w:lvl w:ilvl="7" w:tplc="04070003" w:tentative="1">
+      <w:start w:val="1"/>
+      <w:numFmt w:val="bullet"/>
+      <w:lvlText w:val="o"/>
+      <w:lvlJc w:val="left"/>
+      <w:pPr>
+        <w:ind w:left="5760" w:hanging="360"/>
+      </w:pPr>
+      <w:rPr>
+        <w:rFonts w:ascii="Courier New" w:hAnsi="Courier New" w:cs="Courier New" w:hint="default"/>
+      </w:rPr>
+    </w:lvl>
+    <w:lvl w:ilvl="8" w:tplc="04070005" w:tentative="1">
+      <w:start w:val="1"/>
+      <w:numFmt w:val="bullet"/>
+      <w:lvlText w:val=""/>
+      <w:lvlJc w:val="left"/>
+      <w:pPr>
+        <w:ind w:left="6480" w:hanging="360"/>
+      </w:pPr>
+      <w:rPr>
+        <w:rFonts w:ascii="Wingdings" w:hAnsi="Wingdings" w:hint="default"/>
+      </w:rPr>
+    </w:lvl>
+  </w:abstractNum>
+  <w:abstractNum w:abstractNumId="35" w15:restartNumberingAfterBreak="0">
     <w:nsid w:val="78B33B6C"/>
     <w:multiLevelType w:val="singleLevel"/>
     <w:tmpl w:val="1AB4F454"/>
@@ -21679,7 +23423,7 @@
       </w:rPr>
     </w:lvl>
   </w:abstractNum>
-  <w:abstractNum w:abstractNumId="34" w15:restartNumberingAfterBreak="0">
+  <w:abstractNum w:abstractNumId="36" w15:restartNumberingAfterBreak="0">
     <w:nsid w:val="7D8A6FE6"/>
     <w:multiLevelType w:val="multilevel"/>
     <w:tmpl w:val="F5123CA6"/>
@@ -21802,7 +23546,7 @@
     </w:lvl>
   </w:abstractNum>
   <w:num w:numId="1" w16cid:durableId="839465323">
-    <w:abstractNumId w:val="34"/>
+    <w:abstractNumId w:val="36"/>
   </w:num>
   <w:num w:numId="2" w16cid:durableId="1840467205">
     <w:abstractNumId w:val="6"/>
@@ -21835,10 +23579,10 @@
     <w:abstractNumId w:val="0"/>
   </w:num>
   <w:num w:numId="12" w16cid:durableId="1331565151">
-    <w:abstractNumId w:val="33"/>
+    <w:abstractNumId w:val="35"/>
   </w:num>
   <w:num w:numId="13" w16cid:durableId="2068801116">
-    <w:abstractNumId w:val="32"/>
+    <w:abstractNumId w:val="33"/>
   </w:num>
   <w:num w:numId="14" w16cid:durableId="542639460">
     <w:abstractNumId w:val="22"/>
@@ -21853,7 +23597,7 @@
     <w:abstractNumId w:val="12"/>
   </w:num>
   <w:num w:numId="18" w16cid:durableId="1172918449">
-    <w:abstractNumId w:val="28"/>
+    <w:abstractNumId w:val="29"/>
   </w:num>
   <w:num w:numId="19" w16cid:durableId="1622346907">
     <w:abstractNumId w:val="27"/>
@@ -21868,10 +23612,10 @@
     <w:abstractNumId w:val="24"/>
   </w:num>
   <w:num w:numId="23" w16cid:durableId="2088108340">
-    <w:abstractNumId w:val="31"/>
+    <w:abstractNumId w:val="32"/>
   </w:num>
   <w:num w:numId="24" w16cid:durableId="1479878377">
-    <w:abstractNumId w:val="30"/>
+    <w:abstractNumId w:val="31"/>
   </w:num>
   <w:num w:numId="25" w16cid:durableId="53041418">
     <w:abstractNumId w:val="18"/>
@@ -21892,7 +23636,7 @@
     <w:abstractNumId w:val="23"/>
   </w:num>
   <w:num w:numId="31" w16cid:durableId="2130396770">
-    <w:abstractNumId w:val="29"/>
+    <w:abstractNumId w:val="30"/>
   </w:num>
   <w:num w:numId="32" w16cid:durableId="1539732438">
     <w:abstractNumId w:val="14"/>
@@ -21905,6 +23649,12 @@
   </w:num>
   <w:num w:numId="35" w16cid:durableId="1352878343">
     <w:abstractNumId w:val="25"/>
+  </w:num>
+  <w:num w:numId="36" w16cid:durableId="392121615">
+    <w:abstractNumId w:val="28"/>
+  </w:num>
+  <w:num w:numId="37" w16cid:durableId="860125928">
+    <w:abstractNumId w:val="34"/>
   </w:num>
   <w:numIdMacAtCleanup w:val="30"/>
 </w:numbering>
@@ -23954,6 +25704,17 @@
       </w:tcPr>
     </w:tblStylePr>
   </w:style>
+  <w:style w:type="paragraph" w:styleId="berarbeitung">
+    <w:name w:val="Revision"/>
+    <w:hidden/>
+    <w:uiPriority w:val="99"/>
+    <w:semiHidden/>
+    <w:rsid w:val="00BD1706"/>
+    <w:rPr>
+      <w:rFonts w:ascii="Arial" w:hAnsi="Arial"/>
+      <w:sz w:val="22"/>
+    </w:rPr>
+  </w:style>
 </w:styles>
 </file>
 
@@ -24146,7 +25907,9 @@
     <w:rsid w:val="00287592"/>
     <w:rsid w:val="002A37C8"/>
     <w:rsid w:val="0033574E"/>
+    <w:rsid w:val="00361D4A"/>
     <w:rsid w:val="00375D96"/>
+    <w:rsid w:val="003F49EF"/>
     <w:rsid w:val="00421DE7"/>
     <w:rsid w:val="00445427"/>
     <w:rsid w:val="004B3AA6"/>
@@ -24158,6 +25921,7 @@
     <w:rsid w:val="005439FE"/>
     <w:rsid w:val="00630BBC"/>
     <w:rsid w:val="007B5A78"/>
+    <w:rsid w:val="0089780E"/>
     <w:rsid w:val="008B6A2F"/>
     <w:rsid w:val="008E20F6"/>
     <w:rsid w:val="008F04A4"/>
@@ -24176,6 +25940,7 @@
     <w:rsid w:val="00F245D7"/>
     <w:rsid w:val="00F86844"/>
     <w:rsid w:val="00FC67CA"/>
+    <w:rsid w:val="00FD5523"/>
     <w:rsid w:val="00FE7CDA"/>
   </w:rsids>
   <m:mathPr>
@@ -24637,10 +26402,6 @@
       <w:color w:val="666666"/>
     </w:rPr>
   </w:style>
-  <w:style w:type="paragraph" w:customStyle="1" w:styleId="DC629DE67AB04AA5B5DE1ED3EC7A093D">
-    <w:name w:val="DC629DE67AB04AA5B5DE1ED3EC7A093D"/>
-    <w:rsid w:val="00BE32AC"/>
-  </w:style>
   <w:style w:type="paragraph" w:customStyle="1" w:styleId="9FB4735D4FA84C90890A841AF8C7DFA2">
     <w:name w:val="9FB4735D4FA84C90890A841AF8C7DFA2"/>
     <w:rsid w:val="002A37C8"/>
